--- a/예비창업패키지/2026년 예비창업패키지 사업계획서_최종리뷰_수정.docx
+++ b/예비창업패키지/2026년 예비창업패키지 사업계획서_최종리뷰_수정.docx
@@ -118,14 +118,14 @@
           </mc:Choice>
           <mc:Fallback>
             <w:pict>
-              <v:rect id="shape1026" o:spid="_x0000_s1027" style="width:478.5pt;height:32.05pt;visibility:visible;mso-wrap-style:square;mso-left-percent:-10001;mso-top-percent:-10001;mso-position-horizontal:absolute;mso-position-horizontal-relative:char;mso-position-vertical:absolute;mso-position-vertical-relative:line;mso-left-percent:-10001;mso-top-percent:-10001;v-text-anchor:top" o:gfxdata="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" fillcolor="#ccc" strokeweight=".36pt">
+              <v:rect w14:anchorId="75FE3307" id="shape1026" o:spid="_x0000_s1026" style="width:478.5pt;height:32.05pt;visibility:visible;mso-wrap-style:square;mso-left-percent:-10001;mso-top-percent:-10001;mso-position-horizontal:absolute;mso-position-horizontal-relative:char;mso-position-vertical:absolute;mso-position-vertical-relative:line;mso-left-percent:-10001;mso-top-percent:-10001;v-text-anchor:top" o:gfxdata="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" fillcolor="#ccc" strokeweight=".36pt">
                 <v:path arrowok="t"/>
                 <v:textbox inset="0,0,0,0">
                   <w:txbxContent>
                     <w:p>
                       <w:pPr>
                         <w:spacing w:before="84"/>
-                        <w:ind w:left="177" w:right="1720" w:hangingChars="50" w:hanging="177"/>
+                        <w:ind w:left="180" w:right="1720" w:hangingChars="50" w:hanging="180"/>
                         <w:jc w:val="right"/>
                         <w:rPr>
                           <w:rFonts w:ascii="HY헤드라인M" w:eastAsia="HY헤드라인M"/>
@@ -160,25 +160,7 @@
                           <w:color w:val="000000"/>
                           <w:sz w:val="36"/>
                         </w:rPr>
-                        <w:t>예비창업자</w:t>
-                      </w:r>
-                      <w:r>
-                        <w:rPr>
-                          <w:rFonts w:ascii="HY헤드라인M" w:eastAsia="HY헤드라인M" w:hint="eastAsia"/>
-                          <w:b/>
-                          <w:color w:val="000000"/>
-                          <w:sz w:val="36"/>
-                        </w:rPr>
-                        <w:t xml:space="preserve"> </w:t>
-                      </w:r>
-                      <w:r>
-                        <w:rPr>
-                          <w:rFonts w:ascii="HY헤드라인M" w:eastAsia="HY헤드라인M" w:hint="eastAsia"/>
-                          <w:b/>
-                          <w:color w:val="000000"/>
-                          <w:sz w:val="36"/>
-                        </w:rPr>
-                        <w:t>사</w:t>
+                        <w:t>예비창업자 사</w:t>
                       </w:r>
                       <w:r>
                         <w:rPr>
@@ -1289,13 +1271,13 @@
                           <w:ind w:right="17"/>
                           <w:jc w:val="center"/>
                           <w:rPr>
-                            <w:rFonts w:ascii="Malgun Gothic" w:eastAsia="Malgun Gothic"/>
+                            <w:rFonts w:ascii="맑은 고딕" w:eastAsia="맑은 고딕"/>
                             <w:b/>
                           </w:rPr>
                         </w:pPr>
                         <w:r>
                           <w:rPr>
-                            <w:rFonts w:ascii="Malgun Gothic" w:eastAsia="Malgun Gothic"/>
+                            <w:rFonts w:ascii="맑은 고딕" w:eastAsia="맑은 고딕"/>
                             <w:b/>
                             <w:spacing w:val="-2"/>
                           </w:rPr>
@@ -1308,13 +1290,13 @@
                           <w:ind w:right="17"/>
                           <w:jc w:val="center"/>
                           <w:rPr>
-                            <w:rFonts w:ascii="Malgun Gothic" w:eastAsia="Malgun Gothic"/>
+                            <w:rFonts w:ascii="맑은 고딕" w:eastAsia="맑은 고딕"/>
                             <w:b/>
                           </w:rPr>
                         </w:pPr>
                         <w:r>
                           <w:rPr>
-                            <w:rFonts w:ascii="Malgun Gothic" w:eastAsia="Malgun Gothic"/>
+                            <w:rFonts w:ascii="맑은 고딕" w:eastAsia="맑은 고딕"/>
                             <w:b/>
                             <w:spacing w:val="-5"/>
                           </w:rPr>
@@ -1327,20 +1309,20 @@
                           <w:ind w:right="18"/>
                           <w:jc w:val="center"/>
                           <w:rPr>
-                            <w:rFonts w:ascii="Malgun Gothic" w:eastAsia="Malgun Gothic"/>
+                            <w:rFonts w:ascii="맑은 고딕" w:eastAsia="맑은 고딕"/>
                             <w:sz w:val="18"/>
                           </w:rPr>
                         </w:pPr>
                         <w:r>
                           <w:rPr>
-                            <w:rFonts w:ascii="Malgun Gothic" w:eastAsia="Malgun Gothic"/>
+                            <w:rFonts w:ascii="맑은 고딕" w:eastAsia="맑은 고딕"/>
                             <w:sz w:val="18"/>
                           </w:rPr>
                           <w:t>(협약기간</w:t>
                         </w:r>
                         <w:r>
                           <w:rPr>
-                            <w:rFonts w:ascii="Malgun Gothic" w:eastAsia="Malgun Gothic"/>
+                            <w:rFonts w:ascii="맑은 고딕" w:eastAsia="맑은 고딕"/>
                             <w:spacing w:val="25"/>
                             <w:sz w:val="18"/>
                           </w:rPr>
@@ -1348,14 +1330,14 @@
                         </w:r>
                         <w:r>
                           <w:rPr>
-                            <w:rFonts w:ascii="Malgun Gothic" w:eastAsia="Malgun Gothic"/>
+                            <w:rFonts w:ascii="맑은 고딕" w:eastAsia="맑은 고딕"/>
                             <w:sz w:val="18"/>
                           </w:rPr>
                           <w:t>내</w:t>
                         </w:r>
                         <w:r>
                           <w:rPr>
-                            <w:rFonts w:ascii="Malgun Gothic" w:eastAsia="Malgun Gothic"/>
+                            <w:rFonts w:ascii="맑은 고딕" w:eastAsia="맑은 고딕"/>
                             <w:spacing w:val="25"/>
                             <w:sz w:val="18"/>
                           </w:rPr>
@@ -1363,7 +1345,7 @@
                         </w:r>
                         <w:r>
                           <w:rPr>
-                            <w:rFonts w:ascii="Malgun Gothic" w:eastAsia="Malgun Gothic"/>
+                            <w:rFonts w:ascii="맑은 고딕" w:eastAsia="맑은 고딕"/>
                             <w:spacing w:val="-5"/>
                             <w:sz w:val="18"/>
                           </w:rPr>
@@ -1383,7 +1365,7 @@
                           <w:ind w:left="467" w:right="34"/>
                           <w:jc w:val="center"/>
                           <w:rPr>
-                            <w:rFonts w:ascii="Malgun Gothic" w:eastAsia="Malgun Gothic" w:hAnsi="Malgun Gothic"/>
+                            <w:rFonts w:ascii="맑은 고딕" w:eastAsia="맑은 고딕" w:hAnsi="맑은 고딕"/>
                             <w:iCs/>
                             <w:sz w:val="21"/>
                           </w:rPr>
@@ -1391,7 +1373,7 @@
                         <w:proofErr w:type="spellStart"/>
                         <w:r>
                           <w:rPr>
-                            <w:rFonts w:ascii="Malgun Gothic" w:eastAsia="Malgun Gothic" w:hAnsi="Malgun Gothic" w:hint="eastAsia"/>
+                            <w:rFonts w:ascii="맑은 고딕" w:eastAsia="맑은 고딕" w:hAnsi="맑은 고딕" w:hint="eastAsia"/>
                             <w:iCs/>
                             <w:color w:val="000000"/>
                             <w:w w:val="95"/>
@@ -1402,7 +1384,7 @@
                         <w:proofErr w:type="spellEnd"/>
                         <w:r>
                           <w:rPr>
-                            <w:rFonts w:ascii="Malgun Gothic" w:eastAsia="Malgun Gothic" w:hAnsi="Malgun Gothic" w:hint="eastAsia"/>
+                            <w:rFonts w:ascii="맑은 고딕" w:eastAsia="맑은 고딕" w:hAnsi="맑은 고딕" w:hint="eastAsia"/>
                             <w:iCs/>
                             <w:color w:val="000000"/>
                             <w:w w:val="95"/>
@@ -1417,7 +1399,7 @@
                           <w:ind w:left="467" w:right="33"/>
                           <w:jc w:val="center"/>
                           <w:rPr>
-                            <w:rFonts w:ascii="Malgun Gothic" w:eastAsia="Malgun Gothic"/>
+                            <w:rFonts w:ascii="맑은 고딕" w:eastAsia="맑은 고딕"/>
                             <w:iCs/>
                             <w:sz w:val="21"/>
                           </w:rPr>
@@ -1429,7 +1411,7 @@
                           <w:ind w:left="3" w:right="217"/>
                           <w:jc w:val="center"/>
                           <w:rPr>
-                            <w:rFonts w:ascii="Malgun Gothic" w:eastAsia="Malgun Gothic" w:hAnsi="Malgun Gothic"/>
+                            <w:rFonts w:ascii="맑은 고딕" w:eastAsia="맑은 고딕" w:hAnsi="맑은 고딕"/>
                             <w:iCs/>
                             <w:sz w:val="20"/>
                           </w:rPr>
@@ -1448,13 +1430,13 @@
                           <w:ind w:right="17"/>
                           <w:jc w:val="center"/>
                           <w:rPr>
-                            <w:rFonts w:ascii="Malgun Gothic" w:eastAsia="Malgun Gothic"/>
+                            <w:rFonts w:ascii="맑은 고딕" w:eastAsia="맑은 고딕"/>
                             <w:b/>
                           </w:rPr>
                         </w:pPr>
                         <w:r>
                           <w:rPr>
-                            <w:rFonts w:ascii="Malgun Gothic" w:eastAsia="Malgun Gothic"/>
+                            <w:rFonts w:ascii="맑은 고딕" w:eastAsia="맑은 고딕"/>
                             <w:b/>
                             <w:spacing w:val="-5"/>
                           </w:rPr>
@@ -1467,20 +1449,20 @@
                           <w:ind w:right="18"/>
                           <w:jc w:val="center"/>
                           <w:rPr>
-                            <w:rFonts w:ascii="Malgun Gothic" w:eastAsia="Malgun Gothic"/>
+                            <w:rFonts w:ascii="맑은 고딕" w:eastAsia="맑은 고딕"/>
                             <w:sz w:val="18"/>
                           </w:rPr>
                         </w:pPr>
                         <w:r>
                           <w:rPr>
-                            <w:rFonts w:ascii="Malgun Gothic" w:eastAsia="Malgun Gothic"/>
+                            <w:rFonts w:ascii="맑은 고딕" w:eastAsia="맑은 고딕"/>
                             <w:sz w:val="18"/>
                           </w:rPr>
                           <w:t>(직장명</w:t>
                         </w:r>
                         <w:r>
                           <w:rPr>
-                            <w:rFonts w:ascii="Malgun Gothic" w:eastAsia="Malgun Gothic"/>
+                            <w:rFonts w:ascii="맑은 고딕" w:eastAsia="맑은 고딕"/>
                             <w:spacing w:val="25"/>
                             <w:sz w:val="18"/>
                           </w:rPr>
@@ -1488,14 +1470,14 @@
                         </w:r>
                         <w:r>
                           <w:rPr>
-                            <w:rFonts w:ascii="Malgun Gothic" w:eastAsia="Malgun Gothic"/>
+                            <w:rFonts w:ascii="맑은 고딕" w:eastAsia="맑은 고딕"/>
                             <w:sz w:val="18"/>
                           </w:rPr>
                           <w:t>기재</w:t>
                         </w:r>
                         <w:r>
                           <w:rPr>
-                            <w:rFonts w:ascii="Malgun Gothic" w:eastAsia="Malgun Gothic"/>
+                            <w:rFonts w:ascii="맑은 고딕" w:eastAsia="맑은 고딕"/>
                             <w:spacing w:val="25"/>
                             <w:sz w:val="18"/>
                           </w:rPr>
@@ -1503,7 +1485,7 @@
                         </w:r>
                         <w:r>
                           <w:rPr>
-                            <w:rFonts w:ascii="Malgun Gothic" w:eastAsia="Malgun Gothic"/>
+                            <w:rFonts w:ascii="맑은 고딕" w:eastAsia="맑은 고딕"/>
                             <w:spacing w:val="-5"/>
                             <w:sz w:val="18"/>
                           </w:rPr>
@@ -1521,14 +1503,14 @@
                         <w:pPr>
                           <w:spacing w:before="36" w:line="163" w:lineRule="auto"/>
                           <w:rPr>
-                            <w:rFonts w:ascii="Malgun Gothic" w:eastAsia="Malgun Gothic"/>
+                            <w:rFonts w:ascii="맑은 고딕" w:eastAsia="맑은 고딕"/>
                             <w:iCs/>
                             <w:sz w:val="21"/>
                           </w:rPr>
                         </w:pPr>
                         <w:r>
                           <w:rPr>
-                            <w:rFonts w:ascii="Malgun Gothic" w:eastAsia="Malgun Gothic" w:hint="eastAsia"/>
+                            <w:rFonts w:ascii="맑은 고딕" w:eastAsia="맑은 고딕" w:hint="eastAsia"/>
                             <w:iCs/>
                             <w:color w:val="000000"/>
                             <w:sz w:val="21"/>
@@ -1547,13 +1529,13 @@
                         <w:pPr>
                           <w:spacing w:line="294" w:lineRule="exact"/>
                           <w:rPr>
-                            <w:rFonts w:ascii="Malgun Gothic" w:eastAsia="Malgun Gothic"/>
+                            <w:rFonts w:ascii="맑은 고딕" w:eastAsia="맑은 고딕"/>
                             <w:b/>
                           </w:rPr>
                         </w:pPr>
                         <w:r>
                           <w:rPr>
-                            <w:rFonts w:ascii="Malgun Gothic" w:eastAsia="Malgun Gothic"/>
+                            <w:rFonts w:ascii="맑은 고딕" w:eastAsia="맑은 고딕"/>
                             <w:b/>
                             <w:spacing w:val="-2"/>
                           </w:rPr>
@@ -1571,7 +1553,7 @@
                         <w:pPr>
                           <w:spacing w:line="279" w:lineRule="exact"/>
                           <w:rPr>
-                            <w:rFonts w:ascii="Malgun Gothic" w:hint="eastAsia"/>
+                            <w:rFonts w:ascii="맑은 고딕"/>
                             <w:iCs/>
                             <w:sz w:val="21"/>
                           </w:rPr>
@@ -1605,20 +1587,20 @@
                           <w:spacing w:line="294" w:lineRule="exact"/>
                           <w:ind w:firstLineChars="200" w:firstLine="440"/>
                           <w:rPr>
-                            <w:rFonts w:ascii="Malgun Gothic" w:eastAsia="Malgun Gothic"/>
+                            <w:rFonts w:ascii="맑은 고딕" w:eastAsia="맑은 고딕"/>
                             <w:sz w:val="18"/>
                           </w:rPr>
                         </w:pPr>
                         <w:r>
                           <w:rPr>
-                            <w:rFonts w:ascii="Malgun Gothic" w:eastAsia="Malgun Gothic"/>
+                            <w:rFonts w:ascii="맑은 고딕" w:eastAsia="맑은 고딕"/>
                             <w:b/>
                           </w:rPr>
                           <w:t>팀</w:t>
                         </w:r>
                         <w:r>
                           <w:rPr>
-                            <w:rFonts w:ascii="Malgun Gothic" w:eastAsia="Malgun Gothic"/>
+                            <w:rFonts w:ascii="맑은 고딕" w:eastAsia="맑은 고딕"/>
                             <w:b/>
                             <w:spacing w:val="17"/>
                           </w:rPr>
@@ -1626,14 +1608,14 @@
                         </w:r>
                         <w:r>
                           <w:rPr>
-                            <w:rFonts w:ascii="Malgun Gothic" w:eastAsia="Malgun Gothic"/>
+                            <w:rFonts w:ascii="맑은 고딕" w:eastAsia="맑은 고딕"/>
                             <w:b/>
                           </w:rPr>
                           <w:t>구성</w:t>
                         </w:r>
                         <w:r>
                           <w:rPr>
-                            <w:rFonts w:ascii="Malgun Gothic" w:eastAsia="Malgun Gothic"/>
+                            <w:rFonts w:ascii="맑은 고딕" w:eastAsia="맑은 고딕"/>
                             <w:b/>
                             <w:spacing w:val="25"/>
                           </w:rPr>
@@ -1641,14 +1623,14 @@
                         </w:r>
                         <w:r>
                           <w:rPr>
-                            <w:rFonts w:ascii="Malgun Gothic" w:eastAsia="Malgun Gothic"/>
+                            <w:rFonts w:ascii="맑은 고딕" w:eastAsia="맑은 고딕"/>
                             <w:b/>
                           </w:rPr>
                           <w:t>현황</w:t>
                         </w:r>
                         <w:r>
                           <w:rPr>
-                            <w:rFonts w:ascii="Malgun Gothic" w:eastAsia="Malgun Gothic"/>
+                            <w:rFonts w:ascii="맑은 고딕" w:eastAsia="맑은 고딕"/>
                             <w:b/>
                             <w:spacing w:val="-23"/>
                           </w:rPr>
@@ -1656,14 +1638,14 @@
                         </w:r>
                         <w:r>
                           <w:rPr>
-                            <w:rFonts w:ascii="Malgun Gothic" w:eastAsia="Malgun Gothic"/>
+                            <w:rFonts w:ascii="맑은 고딕" w:eastAsia="맑은 고딕"/>
                             <w:sz w:val="18"/>
                           </w:rPr>
                           <w:t>(대표자</w:t>
                         </w:r>
                         <w:r>
                           <w:rPr>
-                            <w:rFonts w:ascii="Malgun Gothic" w:eastAsia="Malgun Gothic"/>
+                            <w:rFonts w:ascii="맑은 고딕" w:eastAsia="맑은 고딕"/>
                             <w:spacing w:val="18"/>
                             <w:sz w:val="18"/>
                           </w:rPr>
@@ -1671,14 +1653,14 @@
                         </w:r>
                         <w:r>
                           <w:rPr>
-                            <w:rFonts w:ascii="Malgun Gothic" w:eastAsia="Malgun Gothic"/>
+                            <w:rFonts w:ascii="맑은 고딕" w:eastAsia="맑은 고딕"/>
                             <w:sz w:val="18"/>
                           </w:rPr>
                           <w:t>본인</w:t>
                         </w:r>
                         <w:r>
                           <w:rPr>
-                            <w:rFonts w:ascii="Malgun Gothic" w:eastAsia="Malgun Gothic"/>
+                            <w:rFonts w:ascii="맑은 고딕" w:eastAsia="맑은 고딕"/>
                             <w:spacing w:val="18"/>
                             <w:sz w:val="18"/>
                           </w:rPr>
@@ -1686,7 +1668,7 @@
                         </w:r>
                         <w:r>
                           <w:rPr>
-                            <w:rFonts w:ascii="Malgun Gothic" w:eastAsia="Malgun Gothic"/>
+                            <w:rFonts w:ascii="맑은 고딕" w:eastAsia="맑은 고딕"/>
                             <w:spacing w:val="-5"/>
                             <w:sz w:val="18"/>
                           </w:rPr>
@@ -1707,13 +1689,13 @@
                           </w:tabs>
                           <w:spacing w:line="347" w:lineRule="exact"/>
                           <w:rPr>
-                            <w:rFonts w:ascii="Malgun Gothic" w:eastAsia="Malgun Gothic" w:hint="eastAsia"/>
+                            <w:rFonts w:ascii="맑은 고딕" w:eastAsia="맑은 고딕"/>
                             <w:b/>
                           </w:rPr>
                         </w:pPr>
                         <w:r>
                           <w:rPr>
-                            <w:rFonts w:ascii="Malgun Gothic" w:eastAsia="Malgun Gothic"/>
+                            <w:rFonts w:ascii="맑은 고딕" w:eastAsia="맑은 고딕"/>
                             <w:b/>
                             <w:spacing w:val="-5"/>
                           </w:rPr>
@@ -1721,14 +1703,14 @@
                         </w:r>
                         <w:r>
                           <w:rPr>
-                            <w:rFonts w:ascii="Malgun Gothic" w:eastAsia="Malgun Gothic"/>
+                            <w:rFonts w:ascii="맑은 고딕" w:eastAsia="맑은 고딕"/>
                             <w:b/>
                           </w:rPr>
                           <w:tab/>
                         </w:r>
                         <w:r>
                           <w:rPr>
-                            <w:rFonts w:ascii="Malgun Gothic" w:eastAsia="Malgun Gothic"/>
+                            <w:rFonts w:ascii="맑은 고딕" w:eastAsia="맑은 고딕"/>
                             <w:b/>
                             <w:spacing w:val="-5"/>
                           </w:rPr>
@@ -1748,7 +1730,7 @@
                           <w:spacing w:before="47" w:line="330" w:lineRule="exact"/>
                           <w:ind w:left="1017" w:hanging="855"/>
                           <w:rPr>
-                            <w:rFonts w:ascii="Malgun Gothic" w:eastAsia="Malgun Gothic"/>
+                            <w:rFonts w:ascii="맑은 고딕" w:eastAsia="맑은 고딕"/>
                             <w:sz w:val="21"/>
                           </w:rPr>
                         </w:pPr>
@@ -1766,20 +1748,20 @@
                           <w:ind w:right="19"/>
                           <w:jc w:val="center"/>
                           <w:rPr>
-                            <w:rFonts w:ascii="Malgun Gothic" w:eastAsia="Malgun Gothic"/>
+                            <w:rFonts w:ascii="맑은 고딕" w:eastAsia="맑은 고딕"/>
                             <w:b/>
                           </w:rPr>
                         </w:pPr>
                         <w:r>
                           <w:rPr>
-                            <w:rFonts w:ascii="Malgun Gothic" w:eastAsia="Malgun Gothic"/>
+                            <w:rFonts w:ascii="맑은 고딕" w:eastAsia="맑은 고딕"/>
                             <w:b/>
                           </w:rPr>
                           <w:t>담당</w:t>
                         </w:r>
                         <w:r>
                           <w:rPr>
-                            <w:rFonts w:ascii="Malgun Gothic" w:eastAsia="Malgun Gothic"/>
+                            <w:rFonts w:ascii="맑은 고딕" w:eastAsia="맑은 고딕"/>
                             <w:b/>
                             <w:spacing w:val="30"/>
                           </w:rPr>
@@ -1787,7 +1769,7 @@
                         </w:r>
                         <w:r>
                           <w:rPr>
-                            <w:rFonts w:ascii="Malgun Gothic" w:eastAsia="Malgun Gothic"/>
+                            <w:rFonts w:ascii="맑은 고딕" w:eastAsia="맑은 고딕"/>
                             <w:b/>
                             <w:spacing w:val="-5"/>
                           </w:rPr>
@@ -1800,7 +1782,7 @@
                           <w:ind w:right="20"/>
                           <w:jc w:val="center"/>
                           <w:rPr>
-                            <w:rFonts w:ascii="Malgun Gothic" w:eastAsia="Malgun Gothic"/>
+                            <w:rFonts w:ascii="맑은 고딕" w:eastAsia="맑은 고딕"/>
                             <w:i/>
                             <w:sz w:val="21"/>
                           </w:rPr>
@@ -1812,7 +1794,7 @@
                           <w:ind w:right="18"/>
                           <w:jc w:val="center"/>
                           <w:rPr>
-                            <w:rFonts w:ascii="Malgun Gothic" w:eastAsia="Malgun Gothic"/>
+                            <w:rFonts w:ascii="맑은 고딕" w:eastAsia="맑은 고딕"/>
                             <w:i/>
                             <w:sz w:val="21"/>
                           </w:rPr>
@@ -1831,34 +1813,34 @@
                           <w:ind w:right="19"/>
                           <w:jc w:val="center"/>
                           <w:rPr>
-                            <w:rFonts w:ascii="Malgun Gothic" w:eastAsia="Malgun Gothic"/>
+                            <w:rFonts w:ascii="맑은 고딕" w:eastAsia="맑은 고딕"/>
                             <w:sz w:val="18"/>
                           </w:rPr>
                         </w:pPr>
                         <w:r>
                           <w:rPr>
-                            <w:rFonts w:ascii="Malgun Gothic" w:eastAsia="Malgun Gothic"/>
+                            <w:rFonts w:ascii="맑은 고딕" w:eastAsia="맑은 고딕"/>
                             <w:b/>
                           </w:rPr>
                           <w:t>보유</w:t>
                         </w:r>
                         <w:r>
                           <w:rPr>
-                            <w:rFonts w:ascii="Malgun Gothic" w:eastAsia="Malgun Gothic" w:hint="eastAsia"/>
+                            <w:rFonts w:ascii="맑은 고딕" w:eastAsia="맑은 고딕" w:hint="eastAsia"/>
                             <w:b/>
                           </w:rPr>
                           <w:t xml:space="preserve"> </w:t>
                         </w:r>
                         <w:r>
                           <w:rPr>
-                            <w:rFonts w:ascii="Malgun Gothic" w:eastAsia="Malgun Gothic"/>
+                            <w:rFonts w:ascii="맑은 고딕" w:eastAsia="맑은 고딕"/>
                             <w:b/>
                           </w:rPr>
                           <w:t>역량</w:t>
                         </w:r>
                         <w:r>
                           <w:rPr>
-                            <w:rFonts w:ascii="Malgun Gothic" w:eastAsia="Malgun Gothic"/>
+                            <w:rFonts w:ascii="맑은 고딕" w:eastAsia="맑은 고딕"/>
                             <w:b/>
                             <w:spacing w:val="-27"/>
                           </w:rPr>
@@ -1866,14 +1848,14 @@
                         </w:r>
                         <w:r>
                           <w:rPr>
-                            <w:rFonts w:ascii="Malgun Gothic" w:eastAsia="Malgun Gothic"/>
+                            <w:rFonts w:ascii="맑은 고딕" w:eastAsia="맑은 고딕"/>
                             <w:sz w:val="18"/>
                           </w:rPr>
                           <w:t>(경력</w:t>
                         </w:r>
                         <w:r>
                           <w:rPr>
-                            <w:rFonts w:ascii="Malgun Gothic" w:eastAsia="Malgun Gothic"/>
+                            <w:rFonts w:ascii="맑은 고딕" w:eastAsia="맑은 고딕"/>
                             <w:spacing w:val="25"/>
                             <w:sz w:val="18"/>
                           </w:rPr>
@@ -1881,14 +1863,14 @@
                         </w:r>
                         <w:r>
                           <w:rPr>
-                            <w:rFonts w:ascii="Malgun Gothic" w:eastAsia="Malgun Gothic"/>
+                            <w:rFonts w:ascii="맑은 고딕" w:eastAsia="맑은 고딕"/>
                             <w:sz w:val="18"/>
                           </w:rPr>
                           <w:t>및</w:t>
                         </w:r>
                         <w:r>
                           <w:rPr>
-                            <w:rFonts w:ascii="Malgun Gothic" w:eastAsia="Malgun Gothic"/>
+                            <w:rFonts w:ascii="맑은 고딕" w:eastAsia="맑은 고딕"/>
                             <w:spacing w:val="24"/>
                             <w:sz w:val="18"/>
                           </w:rPr>
@@ -1896,14 +1878,14 @@
                         </w:r>
                         <w:r>
                           <w:rPr>
-                            <w:rFonts w:ascii="Malgun Gothic" w:eastAsia="Malgun Gothic"/>
+                            <w:rFonts w:ascii="맑은 고딕" w:eastAsia="맑은 고딕"/>
                             <w:sz w:val="18"/>
                           </w:rPr>
                           <w:t>학력</w:t>
                         </w:r>
                         <w:r>
                           <w:rPr>
-                            <w:rFonts w:ascii="Malgun Gothic" w:eastAsia="Malgun Gothic"/>
+                            <w:rFonts w:ascii="맑은 고딕" w:eastAsia="맑은 고딕"/>
                             <w:spacing w:val="25"/>
                             <w:sz w:val="18"/>
                           </w:rPr>
@@ -1911,7 +1893,7 @@
                         </w:r>
                         <w:r>
                           <w:rPr>
-                            <w:rFonts w:ascii="Malgun Gothic" w:eastAsia="Malgun Gothic"/>
+                            <w:rFonts w:ascii="맑은 고딕" w:eastAsia="맑은 고딕"/>
                             <w:spacing w:val="-7"/>
                             <w:sz w:val="18"/>
                           </w:rPr>
@@ -1924,7 +1906,7 @@
                           <w:ind w:right="18"/>
                           <w:jc w:val="center"/>
                           <w:rPr>
-                            <w:rFonts w:ascii="Malgun Gothic" w:eastAsia="Malgun Gothic"/>
+                            <w:rFonts w:ascii="맑은 고딕" w:eastAsia="맑은 고딕"/>
                             <w:i/>
                             <w:sz w:val="21"/>
                           </w:rPr>
@@ -1943,20 +1925,20 @@
                           <w:ind w:right="18"/>
                           <w:jc w:val="center"/>
                           <w:rPr>
-                            <w:rFonts w:ascii="Malgun Gothic" w:eastAsia="Malgun Gothic"/>
+                            <w:rFonts w:ascii="맑은 고딕" w:eastAsia="맑은 고딕"/>
                             <w:b/>
                           </w:rPr>
                         </w:pPr>
                         <w:r>
                           <w:rPr>
-                            <w:rFonts w:ascii="Malgun Gothic" w:eastAsia="Malgun Gothic"/>
+                            <w:rFonts w:ascii="맑은 고딕" w:eastAsia="맑은 고딕"/>
                             <w:b/>
                           </w:rPr>
                           <w:t>구성</w:t>
                         </w:r>
                         <w:r>
                           <w:rPr>
-                            <w:rFonts w:ascii="Malgun Gothic" w:eastAsia="Malgun Gothic"/>
+                            <w:rFonts w:ascii="맑은 고딕" w:eastAsia="맑은 고딕"/>
                             <w:b/>
                             <w:spacing w:val="30"/>
                           </w:rPr>
@@ -1964,7 +1946,7 @@
                         </w:r>
                         <w:r>
                           <w:rPr>
-                            <w:rFonts w:ascii="Malgun Gothic" w:eastAsia="Malgun Gothic"/>
+                            <w:rFonts w:ascii="맑은 고딕" w:eastAsia="맑은 고딕"/>
                             <w:b/>
                             <w:spacing w:val="-5"/>
                           </w:rPr>
@@ -1977,7 +1959,7 @@
                           <w:ind w:right="20"/>
                           <w:jc w:val="center"/>
                           <w:rPr>
-                            <w:rFonts w:ascii="Malgun Gothic" w:eastAsia="Malgun Gothic"/>
+                            <w:rFonts w:ascii="맑은 고딕" w:eastAsia="맑은 고딕"/>
                             <w:i/>
                             <w:sz w:val="21"/>
                           </w:rPr>
@@ -1989,7 +1971,7 @@
                           <w:ind w:right="17"/>
                           <w:jc w:val="center"/>
                           <w:rPr>
-                            <w:rFonts w:ascii="Malgun Gothic" w:eastAsia="Malgun Gothic" w:hAnsi="Malgun Gothic"/>
+                            <w:rFonts w:ascii="맑은 고딕" w:eastAsia="맑은 고딕" w:hAnsi="맑은 고딕"/>
                             <w:i/>
                             <w:sz w:val="21"/>
                           </w:rPr>
@@ -2006,7 +1988,7 @@
                         <w:pPr>
                           <w:spacing w:line="279" w:lineRule="exact"/>
                           <w:rPr>
-                            <w:rFonts w:ascii="Malgun Gothic"/>
+                            <w:rFonts w:ascii="맑은 고딕"/>
                             <w:i/>
                             <w:sz w:val="21"/>
                           </w:rPr>
@@ -2105,14 +2087,14 @@
                         <w:ind w:left="3" w:right="217"/>
                         <w:jc w:val="center"/>
                         <w:rPr>
-                          <w:rFonts w:ascii="Malgun Gothic" w:eastAsia="Malgun Gothic" w:hAnsi="Malgun Gothic"/>
+                          <w:rFonts w:ascii="맑은 고딕" w:eastAsia="맑은 고딕" w:hAnsi="맑은 고딕"/>
                           <w:iCs/>
                           <w:sz w:val="20"/>
                         </w:rPr>
                       </w:pPr>
                       <w:r>
                         <w:rPr>
-                          <w:rFonts w:ascii="Malgun Gothic" w:eastAsia="Malgun Gothic" w:hAnsi="Malgun Gothic" w:hint="eastAsia"/>
+                          <w:rFonts w:ascii="맑은 고딕" w:eastAsia="맑은 고딕" w:hAnsi="맑은 고딕" w:hint="eastAsia"/>
                           <w:iCs/>
                           <w:color w:val="000000"/>
                           <w:w w:val="95"/>
@@ -2331,7 +2313,23 @@
                 <w:rFonts w:ascii="맑은 고딕" w:hAnsi="맑은 고딕"/>
                 <w:b/>
               </w:rPr>
-              <w:t xml:space="preserve"> (Maum-On)</w:t>
+              <w:t xml:space="preserve"> (</w:t>
+            </w:r>
+            <w:proofErr w:type="spellStart"/>
+            <w:r>
+              <w:rPr>
+                <w:rFonts w:ascii="맑은 고딕" w:hAnsi="맑은 고딕"/>
+                <w:b/>
+              </w:rPr>
+              <w:t>maumON</w:t>
+            </w:r>
+            <w:proofErr w:type="spellEnd"/>
+            <w:r>
+              <w:rPr>
+                <w:rFonts w:ascii="맑은 고딕" w:hAnsi="맑은 고딕"/>
+                <w:b/>
+              </w:rPr>
+              <w:t>)</w:t>
             </w:r>
           </w:p>
         </w:tc>
@@ -4528,21 +4526,35 @@
                 <w:rFonts w:ascii="맑은 고딕" w:hAnsi="맑은 고딕"/>
                 <w:sz w:val="20"/>
               </w:rPr>
-              <w:t>레퍼런스</w:t>
-            </w:r>
-            <w:r>
-              <w:rPr>
-                <w:rFonts w:ascii="맑은 고딕" w:hAnsi="맑은 고딕"/>
-                <w:sz w:val="20"/>
-              </w:rPr>
-              <w:t xml:space="preserve"> </w:t>
-            </w:r>
-            <w:r>
-              <w:rPr>
-                <w:rFonts w:ascii="맑은 고딕" w:hAnsi="맑은 고딕"/>
-                <w:sz w:val="20"/>
-              </w:rPr>
-              <w:t>확보</w:t>
+              <w:t>정부</w:t>
+            </w:r>
+            <w:r>
+              <w:rPr>
+                <w:rFonts w:ascii="맑은 고딕" w:hAnsi="맑은 고딕"/>
+                <w:sz w:val="20"/>
+              </w:rPr>
+              <w:t xml:space="preserve"> </w:t>
+            </w:r>
+            <w:r>
+              <w:rPr>
+                <w:rFonts w:ascii="맑은 고딕" w:hAnsi="맑은 고딕"/>
+                <w:sz w:val="20"/>
+              </w:rPr>
+              <w:t>사업</w:t>
+            </w:r>
+            <w:r>
+              <w:rPr>
+                <w:rFonts w:ascii="맑은 고딕" w:hAnsi="맑은 고딕"/>
+                <w:sz w:val="20"/>
+              </w:rPr>
+              <w:t xml:space="preserve"> </w:t>
+            </w:r>
+            <w:r>
+              <w:rPr>
+                <w:rFonts w:ascii="맑은 고딕" w:hAnsi="맑은 고딕"/>
+                <w:sz w:val="20"/>
+              </w:rPr>
+              <w:t>진입</w:t>
             </w:r>
             <w:r>
               <w:rPr>
@@ -4556,7 +4568,7 @@
                 <w:rFonts w:ascii="맑은 고딕" w:hAnsi="맑은 고딕"/>
                 <w:sz w:val="20"/>
               </w:rPr>
-              <w:t>대학병원</w:t>
+              <w:t>보건복지부</w:t>
             </w:r>
             <w:r>
               <w:rPr>
@@ -4570,21 +4582,35 @@
                 <w:rFonts w:ascii="맑은 고딕" w:hAnsi="맑은 고딕"/>
                 <w:sz w:val="20"/>
               </w:rPr>
-              <w:t>정신건강복지센터</w:t>
-            </w:r>
-            <w:r>
-              <w:rPr>
-                <w:rFonts w:ascii="맑은 고딕" w:hAnsi="맑은 고딕"/>
-                <w:sz w:val="20"/>
-              </w:rPr>
-              <w:t xml:space="preserve"> </w:t>
-            </w:r>
-            <w:r>
-              <w:rPr>
-                <w:rFonts w:ascii="맑은 고딕" w:hAnsi="맑은 고딕"/>
-                <w:sz w:val="20"/>
-              </w:rPr>
-              <w:t>파일럿</w:t>
+              <w:t>서울시</w:t>
+            </w:r>
+            <w:r>
+              <w:rPr>
+                <w:rFonts w:ascii="맑은 고딕" w:hAnsi="맑은 고딕"/>
+                <w:sz w:val="20"/>
+              </w:rPr>
+              <w:t xml:space="preserve"> </w:t>
+            </w:r>
+            <w:r>
+              <w:rPr>
+                <w:rFonts w:ascii="맑은 고딕" w:hAnsi="맑은 고딕"/>
+                <w:sz w:val="20"/>
+              </w:rPr>
+              <w:t>시범사업</w:t>
+            </w:r>
+            <w:r>
+              <w:rPr>
+                <w:rFonts w:ascii="맑은 고딕" w:hAnsi="맑은 고딕"/>
+                <w:sz w:val="20"/>
+              </w:rPr>
+              <w:t xml:space="preserve"> </w:t>
+            </w:r>
+            <w:r>
+              <w:rPr>
+                <w:rFonts w:ascii="맑은 고딕" w:hAnsi="맑은 고딕"/>
+                <w:sz w:val="20"/>
+              </w:rPr>
+              <w:t>공모</w:t>
             </w:r>
             <w:r>
               <w:rPr>
@@ -4598,21 +4624,35 @@
                 <w:rFonts w:ascii="맑은 고딕" w:hAnsi="맑은 고딕"/>
                 <w:sz w:val="20"/>
               </w:rPr>
-              <w:t>순응도</w:t>
-            </w:r>
-            <w:r>
-              <w:rPr>
-                <w:rFonts w:ascii="맑은 고딕" w:hAnsi="맑은 고딕"/>
-                <w:sz w:val="20"/>
-              </w:rPr>
-              <w:t xml:space="preserve"> 300% </w:t>
-            </w:r>
-            <w:r>
-              <w:rPr>
-                <w:rFonts w:ascii="맑은 고딕" w:hAnsi="맑은 고딕"/>
-                <w:sz w:val="20"/>
-              </w:rPr>
-              <w:t>향상</w:t>
+              <w:t>정부</w:t>
+            </w:r>
+            <w:r>
+              <w:rPr>
+                <w:rFonts w:ascii="맑은 고딕" w:hAnsi="맑은 고딕"/>
+                <w:sz w:val="20"/>
+              </w:rPr>
+              <w:t xml:space="preserve"> </w:t>
+            </w:r>
+            <w:r>
+              <w:rPr>
+                <w:rFonts w:ascii="맑은 고딕" w:hAnsi="맑은 고딕"/>
+                <w:sz w:val="20"/>
+              </w:rPr>
+              <w:t>주도</w:t>
+            </w:r>
+            <w:r>
+              <w:rPr>
+                <w:rFonts w:ascii="맑은 고딕" w:hAnsi="맑은 고딕"/>
+                <w:sz w:val="20"/>
+              </w:rPr>
+              <w:t xml:space="preserve"> </w:t>
+            </w:r>
+            <w:r>
+              <w:rPr>
+                <w:rFonts w:ascii="맑은 고딕" w:hAnsi="맑은 고딕"/>
+                <w:sz w:val="20"/>
+              </w:rPr>
+              <w:t>파일럿으로</w:t>
             </w:r>
             <w:r>
               <w:rPr>
@@ -4924,11 +4964,6 @@
             <w:vAlign w:val="center"/>
           </w:tcPr>
           <w:p>
-            <w:pPr>
-              <w:rPr>
-                <w:rFonts w:hint="eastAsia"/>
-              </w:rPr>
-            </w:pPr>
             <w:r>
               <w:rPr>
                 <w:rFonts w:ascii="맑은 고딕" w:hAnsi="맑은 고딕"/>
@@ -5465,7 +5500,395 @@
       </w:tr>
       <w:tr>
         <w:trPr>
-          <w:trHeight w:val="499"/>
+          <w:trHeight w:val="584"/>
+        </w:trPr>
+        <w:tc>
+          <w:tcPr>
+            <w:tcW w:w="1533" w:type="dxa"/>
+            <w:vMerge/>
+            <w:tcBorders>
+              <w:top w:val="single" w:sz="3" w:space="0" w:color="000000"/>
+              <w:left w:val="single" w:sz="3" w:space="0" w:color="000000"/>
+              <w:bottom w:val="single" w:sz="3" w:space="0" w:color="000000"/>
+              <w:right w:val="double" w:sz="5" w:space="0" w:color="000000"/>
+            </w:tcBorders>
+            <w:shd w:val="clear" w:color="auto" w:fill="D8D8D8"/>
+            <w:vAlign w:val="center"/>
+          </w:tcPr>
+          <w:p>
+            <w:pPr>
+              <w:pBdr>
+                <w:top w:val="none" w:sz="2" w:space="0" w:color="000000"/>
+                <w:left w:val="none" w:sz="2" w:space="0" w:color="000000"/>
+                <w:bottom w:val="none" w:sz="2" w:space="0" w:color="000000"/>
+                <w:right w:val="none" w:sz="2" w:space="0" w:color="000000"/>
+              </w:pBdr>
+              <w:spacing w:line="192" w:lineRule="auto"/>
+              <w:jc w:val="center"/>
+              <w:textAlignment w:val="baseline"/>
+              <w:rPr>
+                <w:rFonts w:ascii="함초롬바탕" w:eastAsia="맑은 고딕" w:hAnsi="Times New Roman" w:cs="Times New Roman"/>
+                <w:b/>
+                <w:color w:val="000000"/>
+                <w:szCs w:val="20"/>
+              </w:rPr>
+            </w:pPr>
+          </w:p>
+        </w:tc>
+        <w:tc>
+          <w:tcPr>
+            <w:tcW w:w="4041" w:type="dxa"/>
+            <w:gridSpan w:val="2"/>
+            <w:tcBorders>
+              <w:top w:val="single" w:sz="3" w:space="0" w:color="000000"/>
+              <w:left w:val="double" w:sz="5" w:space="0" w:color="000000"/>
+              <w:bottom w:val="single" w:sz="3" w:space="0" w:color="000000"/>
+              <w:right w:val="single" w:sz="3" w:space="0" w:color="000000"/>
+            </w:tcBorders>
+            <w:vAlign w:val="center"/>
+          </w:tcPr>
+          <w:p>
+            <w:pPr>
+              <w:pBdr>
+                <w:top w:val="none" w:sz="2" w:space="0" w:color="000000"/>
+                <w:left w:val="none" w:sz="2" w:space="0" w:color="000000"/>
+                <w:bottom w:val="none" w:sz="2" w:space="0" w:color="000000"/>
+                <w:right w:val="none" w:sz="2" w:space="0" w:color="000000"/>
+              </w:pBdr>
+              <w:spacing w:line="192" w:lineRule="auto"/>
+              <w:ind w:left="280" w:hanging="280"/>
+              <w:jc w:val="center"/>
+              <w:textAlignment w:val="baseline"/>
+              <w:rPr>
+                <w:rFonts w:ascii="함초롬바탕" w:eastAsia="함초롬바탕" w:hAnsi="Times New Roman" w:cs="Times New Roman"/>
+                <w:noProof/>
+                <w:color w:val="000000"/>
+                <w:sz w:val="20"/>
+                <w:szCs w:val="20"/>
+              </w:rPr>
+            </w:pPr>
+            <w:r>
+              <w:rPr>
+                <w:rFonts w:ascii="맑은 고딕" w:hAnsi="맑은 고딕"/>
+                <w:sz w:val="18"/>
+              </w:rPr>
+              <w:t xml:space="preserve">&lt; </w:t>
+            </w:r>
+            <w:r>
+              <w:rPr>
+                <w:rFonts w:ascii="맑은 고딕" w:hAnsi="맑은 고딕"/>
+                <w:sz w:val="18"/>
+              </w:rPr>
+              <w:t>의료진용</w:t>
+            </w:r>
+            <w:r>
+              <w:rPr>
+                <w:rFonts w:ascii="맑은 고딕" w:hAnsi="맑은 고딕"/>
+                <w:sz w:val="18"/>
+              </w:rPr>
+              <w:t xml:space="preserve"> </w:t>
+            </w:r>
+            <w:r>
+              <w:rPr>
+                <w:rFonts w:ascii="맑은 고딕" w:hAnsi="맑은 고딕"/>
+                <w:sz w:val="18"/>
+              </w:rPr>
+              <w:t>임상</w:t>
+            </w:r>
+            <w:r>
+              <w:rPr>
+                <w:rFonts w:ascii="맑은 고딕" w:hAnsi="맑은 고딕"/>
+                <w:sz w:val="18"/>
+              </w:rPr>
+              <w:t xml:space="preserve"> </w:t>
+            </w:r>
+            <w:r>
+              <w:rPr>
+                <w:rFonts w:ascii="맑은 고딕" w:hAnsi="맑은 고딕"/>
+                <w:sz w:val="18"/>
+              </w:rPr>
+              <w:t>대시보드</w:t>
+            </w:r>
+            <w:r>
+              <w:rPr>
+                <w:rFonts w:ascii="맑은 고딕" w:hAnsi="맑은 고딕"/>
+                <w:sz w:val="18"/>
+              </w:rPr>
+              <w:t xml:space="preserve"> &gt;</w:t>
+            </w:r>
+          </w:p>
+        </w:tc>
+        <w:tc>
+          <w:tcPr>
+            <w:tcW w:w="4056" w:type="dxa"/>
+            <w:gridSpan w:val="2"/>
+            <w:tcBorders>
+              <w:top w:val="single" w:sz="3" w:space="0" w:color="000000"/>
+              <w:left w:val="single" w:sz="3" w:space="0" w:color="000000"/>
+              <w:bottom w:val="single" w:sz="3" w:space="0" w:color="000000"/>
+              <w:right w:val="single" w:sz="3" w:space="0" w:color="000000"/>
+            </w:tcBorders>
+            <w:vAlign w:val="center"/>
+          </w:tcPr>
+          <w:p>
+            <w:pPr>
+              <w:pBdr>
+                <w:top w:val="none" w:sz="2" w:space="0" w:color="000000"/>
+                <w:left w:val="none" w:sz="2" w:space="0" w:color="000000"/>
+                <w:bottom w:val="none" w:sz="2" w:space="0" w:color="000000"/>
+                <w:right w:val="none" w:sz="2" w:space="0" w:color="000000"/>
+              </w:pBdr>
+              <w:spacing w:line="192" w:lineRule="auto"/>
+              <w:jc w:val="center"/>
+              <w:textAlignment w:val="baseline"/>
+              <w:rPr>
+                <w:rFonts w:ascii="함초롬바탕" w:eastAsia="함초롬바탕" w:hAnsi="Times New Roman" w:cs="Times New Roman"/>
+                <w:noProof/>
+                <w:color w:val="000000"/>
+                <w:sz w:val="20"/>
+                <w:szCs w:val="20"/>
+              </w:rPr>
+            </w:pPr>
+            <w:r>
+              <w:rPr>
+                <w:rFonts w:ascii="맑은 고딕" w:hAnsi="맑은 고딕"/>
+                <w:sz w:val="18"/>
+              </w:rPr>
+              <w:t xml:space="preserve">&lt; On-Device AI </w:t>
+            </w:r>
+            <w:r>
+              <w:rPr>
+                <w:rFonts w:ascii="맑은 고딕" w:hAnsi="맑은 고딕"/>
+                <w:sz w:val="18"/>
+              </w:rPr>
+              <w:t>분석</w:t>
+            </w:r>
+            <w:r>
+              <w:rPr>
+                <w:rFonts w:ascii="맑은 고딕" w:hAnsi="맑은 고딕"/>
+                <w:sz w:val="18"/>
+              </w:rPr>
+              <w:t xml:space="preserve"> </w:t>
+            </w:r>
+            <w:r>
+              <w:rPr>
+                <w:rFonts w:ascii="맑은 고딕" w:hAnsi="맑은 고딕"/>
+                <w:sz w:val="18"/>
+              </w:rPr>
+              <w:t>흐름도</w:t>
+            </w:r>
+            <w:r>
+              <w:rPr>
+                <w:rFonts w:ascii="맑은 고딕" w:hAnsi="맑은 고딕"/>
+                <w:sz w:val="18"/>
+              </w:rPr>
+              <w:t xml:space="preserve"> &gt;</w:t>
+            </w:r>
+          </w:p>
+        </w:tc>
+      </w:tr>
+      <w:tr>
+        <w:trPr>
+          <w:trHeight w:val="2904"/>
+        </w:trPr>
+        <w:tc>
+          <w:tcPr>
+            <w:tcW w:w="1533" w:type="dxa"/>
+            <w:vMerge/>
+            <w:tcBorders>
+              <w:top w:val="single" w:sz="3" w:space="0" w:color="000000"/>
+              <w:left w:val="single" w:sz="3" w:space="0" w:color="000000"/>
+              <w:bottom w:val="single" w:sz="3" w:space="0" w:color="000000"/>
+              <w:right w:val="double" w:sz="5" w:space="0" w:color="000000"/>
+            </w:tcBorders>
+            <w:shd w:val="clear" w:color="auto" w:fill="D8D8D8"/>
+            <w:vAlign w:val="center"/>
+          </w:tcPr>
+          <w:p>
+            <w:pPr>
+              <w:pBdr>
+                <w:top w:val="none" w:sz="2" w:space="0" w:color="000000"/>
+                <w:left w:val="none" w:sz="2" w:space="0" w:color="000000"/>
+                <w:bottom w:val="none" w:sz="2" w:space="0" w:color="000000"/>
+                <w:right w:val="none" w:sz="2" w:space="0" w:color="000000"/>
+              </w:pBdr>
+              <w:spacing w:line="192" w:lineRule="auto"/>
+              <w:jc w:val="center"/>
+              <w:textAlignment w:val="baseline"/>
+              <w:rPr>
+                <w:rFonts w:ascii="함초롬바탕" w:eastAsia="맑은 고딕" w:hAnsi="Times New Roman" w:cs="Times New Roman"/>
+                <w:b/>
+                <w:color w:val="000000"/>
+                <w:szCs w:val="20"/>
+              </w:rPr>
+            </w:pPr>
+          </w:p>
+        </w:tc>
+        <w:tc>
+          <w:tcPr>
+            <w:tcW w:w="4041" w:type="dxa"/>
+            <w:gridSpan w:val="2"/>
+            <w:tcBorders>
+              <w:top w:val="single" w:sz="3" w:space="0" w:color="000000"/>
+              <w:left w:val="double" w:sz="5" w:space="0" w:color="000000"/>
+              <w:bottom w:val="single" w:sz="3" w:space="0" w:color="000000"/>
+              <w:right w:val="single" w:sz="3" w:space="0" w:color="000000"/>
+            </w:tcBorders>
+            <w:vAlign w:val="center"/>
+          </w:tcPr>
+          <w:p>
+            <w:pPr>
+              <w:pBdr>
+                <w:top w:val="none" w:sz="2" w:space="0" w:color="000000"/>
+                <w:left w:val="none" w:sz="2" w:space="0" w:color="000000"/>
+                <w:bottom w:val="none" w:sz="2" w:space="0" w:color="000000"/>
+                <w:right w:val="none" w:sz="2" w:space="0" w:color="000000"/>
+              </w:pBdr>
+              <w:spacing w:line="192" w:lineRule="auto"/>
+              <w:ind w:left="280" w:hanging="280"/>
+              <w:jc w:val="center"/>
+              <w:textAlignment w:val="baseline"/>
+              <w:rPr>
+                <w:rFonts w:ascii="함초롬바탕" w:eastAsia="함초롬바탕" w:hAnsi="Times New Roman" w:cs="Times New Roman"/>
+                <w:noProof/>
+                <w:color w:val="000000"/>
+                <w:sz w:val="20"/>
+                <w:szCs w:val="20"/>
+              </w:rPr>
+            </w:pPr>
+            <w:r>
+              <w:rPr>
+                <w:rFonts w:ascii="함초롬바탕" w:eastAsia="함초롬바탕" w:hAnsi="Times New Roman" w:cs="Times New Roman"/>
+                <w:noProof/>
+                <w:color w:val="000000"/>
+                <w:sz w:val="20"/>
+                <w:szCs w:val="20"/>
+              </w:rPr>
+              <w:drawing>
+                <wp:inline distT="0" distB="0" distL="0" distR="0" wp14:anchorId="0A48B32E" wp14:editId="21E6353D">
+                  <wp:extent cx="1376680" cy="2979397"/>
+                  <wp:effectExtent l="0" t="0" r="0" b="5715"/>
+                  <wp:docPr id="1165074259" name="그림 19"/>
+                  <wp:cNvGraphicFramePr>
+                    <a:graphicFrameLocks xmlns:a="http://schemas.openxmlformats.org/drawingml/2006/main" noChangeAspect="1"/>
+                  </wp:cNvGraphicFramePr>
+                  <a:graphic xmlns:a="http://schemas.openxmlformats.org/drawingml/2006/main">
+                    <a:graphicData uri="http://schemas.openxmlformats.org/drawingml/2006/picture">
+                      <pic:pic xmlns:pic="http://schemas.openxmlformats.org/drawingml/2006/picture">
+                        <pic:nvPicPr>
+                          <pic:cNvPr id="1165074259" name="그림 1165074259"/>
+                          <pic:cNvPicPr/>
+                        </pic:nvPicPr>
+                        <pic:blipFill>
+                          <a:blip r:embed="rId11" cstate="print">
+                            <a:extLst>
+                              <a:ext uri="{28A0092B-C50C-407E-A947-70E740481C1C}">
+                                <a14:useLocalDpi xmlns:a14="http://schemas.microsoft.com/office/drawing/2010/main" val="0"/>
+                              </a:ext>
+                            </a:extLst>
+                          </a:blip>
+                          <a:stretch>
+                            <a:fillRect/>
+                          </a:stretch>
+                        </pic:blipFill>
+                        <pic:spPr>
+                          <a:xfrm>
+                            <a:off x="0" y="0"/>
+                            <a:ext cx="1414379" cy="3060985"/>
+                          </a:xfrm>
+                          <a:prstGeom prst="rect">
+                            <a:avLst/>
+                          </a:prstGeom>
+                        </pic:spPr>
+                      </pic:pic>
+                    </a:graphicData>
+                  </a:graphic>
+                </wp:inline>
+              </w:drawing>
+            </w:r>
+          </w:p>
+        </w:tc>
+        <w:tc>
+          <w:tcPr>
+            <w:tcW w:w="4056" w:type="dxa"/>
+            <w:gridSpan w:val="2"/>
+            <w:tcBorders>
+              <w:top w:val="single" w:sz="3" w:space="0" w:color="000000"/>
+              <w:left w:val="single" w:sz="3" w:space="0" w:color="000000"/>
+              <w:bottom w:val="single" w:sz="3" w:space="0" w:color="000000"/>
+              <w:right w:val="single" w:sz="3" w:space="0" w:color="000000"/>
+            </w:tcBorders>
+            <w:vAlign w:val="center"/>
+          </w:tcPr>
+          <w:p>
+            <w:pPr>
+              <w:pBdr>
+                <w:top w:val="none" w:sz="2" w:space="0" w:color="000000"/>
+                <w:left w:val="none" w:sz="2" w:space="0" w:color="000000"/>
+                <w:bottom w:val="none" w:sz="2" w:space="0" w:color="000000"/>
+                <w:right w:val="none" w:sz="2" w:space="0" w:color="000000"/>
+              </w:pBdr>
+              <w:spacing w:line="192" w:lineRule="auto"/>
+              <w:jc w:val="center"/>
+              <w:textAlignment w:val="baseline"/>
+              <w:rPr>
+                <w:rFonts w:ascii="함초롬바탕" w:eastAsia="함초롬바탕" w:hAnsi="Times New Roman" w:cs="Times New Roman"/>
+                <w:noProof/>
+                <w:color w:val="000000"/>
+                <w:sz w:val="20"/>
+                <w:szCs w:val="20"/>
+              </w:rPr>
+            </w:pPr>
+            <w:r>
+              <w:rPr>
+                <w:rFonts w:ascii="함초롬바탕" w:eastAsia="함초롬바탕" w:hAnsi="Times New Roman" w:cs="Times New Roman"/>
+                <w:noProof/>
+                <w:color w:val="000000"/>
+                <w:sz w:val="20"/>
+                <w:szCs w:val="20"/>
+              </w:rPr>
+              <w:drawing>
+                <wp:inline distT="0" distB="0" distL="0" distR="0" wp14:anchorId="7AD5AEA6" wp14:editId="219C3DC2">
+                  <wp:extent cx="1671320" cy="3336132"/>
+                  <wp:effectExtent l="0" t="0" r="5080" b="4445"/>
+                  <wp:docPr id="481712849" name="그림 1"/>
+                  <wp:cNvGraphicFramePr>
+                    <a:graphicFrameLocks xmlns:a="http://schemas.openxmlformats.org/drawingml/2006/main" noChangeAspect="1"/>
+                  </wp:cNvGraphicFramePr>
+                  <a:graphic xmlns:a="http://schemas.openxmlformats.org/drawingml/2006/main">
+                    <a:graphicData uri="http://schemas.openxmlformats.org/drawingml/2006/picture">
+                      <pic:pic xmlns:pic="http://schemas.openxmlformats.org/drawingml/2006/picture">
+                        <pic:nvPicPr>
+                          <pic:cNvPr id="481712849" name=""/>
+                          <pic:cNvPicPr/>
+                        </pic:nvPicPr>
+                        <pic:blipFill>
+                          <a:blip r:embed="rId12"/>
+                          <a:stretch>
+                            <a:fillRect/>
+                          </a:stretch>
+                        </pic:blipFill>
+                        <pic:spPr>
+                          <a:xfrm>
+                            <a:off x="0" y="0"/>
+                            <a:ext cx="1697110" cy="3387612"/>
+                          </a:xfrm>
+                          <a:prstGeom prst="rect">
+                            <a:avLst/>
+                          </a:prstGeom>
+                        </pic:spPr>
+                      </pic:pic>
+                    </a:graphicData>
+                  </a:graphic>
+                </wp:inline>
+              </w:drawing>
+            </w:r>
+          </w:p>
+        </w:tc>
+      </w:tr>
+      <w:tr>
+        <w:trPr>
+          <w:trHeight w:val="516"/>
         </w:trPr>
         <w:tc>
           <w:tcPr>
@@ -5519,42 +5942,72 @@
                 <w:rFonts w:ascii="맑은 고딕" w:hAnsi="맑은 고딕"/>
                 <w:sz w:val="18"/>
               </w:rPr>
-              <w:t xml:space="preserve">&lt; </w:t>
-            </w:r>
-            <w:r>
-              <w:rPr>
-                <w:rFonts w:ascii="맑은 고딕" w:hAnsi="맑은 고딕"/>
-                <w:sz w:val="18"/>
-              </w:rPr>
-              <w:t>의료진용</w:t>
-            </w:r>
-            <w:r>
-              <w:rPr>
-                <w:rFonts w:ascii="맑은 고딕" w:hAnsi="맑은 고딕"/>
-                <w:sz w:val="18"/>
-              </w:rPr>
-              <w:t xml:space="preserve"> </w:t>
-            </w:r>
-            <w:r>
-              <w:rPr>
-                <w:rFonts w:ascii="맑은 고딕" w:hAnsi="맑은 고딕"/>
-                <w:sz w:val="18"/>
-              </w:rPr>
-              <w:t>임상</w:t>
-            </w:r>
-            <w:r>
-              <w:rPr>
-                <w:rFonts w:ascii="맑은 고딕" w:hAnsi="맑은 고딕"/>
-                <w:sz w:val="18"/>
-              </w:rPr>
-              <w:t xml:space="preserve"> </w:t>
-            </w:r>
-            <w:r>
-              <w:rPr>
-                <w:rFonts w:ascii="맑은 고딕" w:hAnsi="맑은 고딕"/>
-                <w:sz w:val="18"/>
-              </w:rPr>
-              <w:t>대시보드</w:t>
+              <w:t>&lt; iOS</w:t>
+            </w:r>
+            <w:r>
+              <w:rPr>
+                <w:rFonts w:ascii="맑은 고딕" w:hAnsi="맑은 고딕" w:hint="eastAsia"/>
+                <w:sz w:val="18"/>
+              </w:rPr>
+              <w:t xml:space="preserve"> </w:t>
+            </w:r>
+            <w:proofErr w:type="spellStart"/>
+            <w:r>
+              <w:rPr>
+                <w:rFonts w:ascii="맑은 고딕" w:hAnsi="맑은 고딕" w:hint="eastAsia"/>
+                <w:sz w:val="18"/>
+              </w:rPr>
+              <w:t>앱화면</w:t>
+            </w:r>
+            <w:proofErr w:type="spellEnd"/>
+            <w:r>
+              <w:rPr>
+                <w:rFonts w:ascii="맑은 고딕" w:hAnsi="맑은 고딕" w:hint="eastAsia"/>
+                <w:sz w:val="18"/>
+              </w:rPr>
+              <w:t xml:space="preserve"> (</w:t>
+            </w:r>
+            <w:r>
+              <w:rPr>
+                <w:rFonts w:ascii="맑은 고딕" w:hAnsi="맑은 고딕"/>
+                <w:sz w:val="18"/>
+              </w:rPr>
+              <w:t>AI</w:t>
+            </w:r>
+            <w:r>
+              <w:rPr>
+                <w:rFonts w:ascii="맑은 고딕" w:hAnsi="맑은 고딕" w:hint="eastAsia"/>
+                <w:sz w:val="18"/>
+              </w:rPr>
+              <w:t xml:space="preserve"> </w:t>
+            </w:r>
+            <w:r>
+              <w:rPr>
+                <w:rFonts w:ascii="맑은 고딕" w:hAnsi="맑은 고딕" w:hint="eastAsia"/>
+                <w:sz w:val="18"/>
+              </w:rPr>
+              <w:t>심층</w:t>
+            </w:r>
+            <w:r>
+              <w:rPr>
+                <w:rFonts w:ascii="맑은 고딕" w:hAnsi="맑은 고딕" w:hint="eastAsia"/>
+                <w:sz w:val="18"/>
+              </w:rPr>
+              <w:t xml:space="preserve"> </w:t>
+            </w:r>
+            <w:r>
+              <w:rPr>
+                <w:rFonts w:ascii="맑은 고딕" w:hAnsi="맑은 고딕" w:hint="eastAsia"/>
+                <w:sz w:val="18"/>
+              </w:rPr>
+              <w:t>리포트</w:t>
+            </w:r>
+            <w:r>
+              <w:rPr>
+                <w:rFonts w:ascii="맑은 고딕" w:hAnsi="맑은 고딕" w:hint="eastAsia"/>
+                <w:sz w:val="18"/>
+              </w:rPr>
+              <w:t>)</w:t>
             </w:r>
             <w:r>
               <w:rPr>
@@ -5586,28 +6039,77 @@
                 <w:rFonts w:ascii="맑은 고딕" w:hAnsi="맑은 고딕"/>
                 <w:sz w:val="18"/>
               </w:rPr>
-              <w:t xml:space="preserve">&lt; On-Device AI </w:t>
-            </w:r>
-            <w:r>
-              <w:rPr>
-                <w:rFonts w:ascii="맑은 고딕" w:hAnsi="맑은 고딕"/>
-                <w:sz w:val="18"/>
-              </w:rPr>
-              <w:t>분석</w:t>
-            </w:r>
-            <w:r>
-              <w:rPr>
-                <w:rFonts w:ascii="맑은 고딕" w:hAnsi="맑은 고딕"/>
-                <w:sz w:val="18"/>
-              </w:rPr>
-              <w:t xml:space="preserve"> </w:t>
-            </w:r>
-            <w:r>
-              <w:rPr>
-                <w:rFonts w:ascii="맑은 고딕" w:hAnsi="맑은 고딕"/>
-                <w:sz w:val="18"/>
-              </w:rPr>
-              <w:t>흐름도</w:t>
+              <w:t xml:space="preserve">&lt; </w:t>
+            </w:r>
+            <w:r>
+              <w:rPr>
+                <w:rFonts w:ascii="맑은 고딕" w:hAnsi="맑은 고딕" w:hint="eastAsia"/>
+                <w:sz w:val="18"/>
+              </w:rPr>
+              <w:t>안드로이드</w:t>
+            </w:r>
+            <w:r>
+              <w:rPr>
+                <w:rFonts w:ascii="맑은 고딕" w:hAnsi="맑은 고딕" w:hint="eastAsia"/>
+                <w:sz w:val="18"/>
+              </w:rPr>
+              <w:t xml:space="preserve"> </w:t>
+            </w:r>
+            <w:r>
+              <w:rPr>
+                <w:rFonts w:ascii="맑은 고딕" w:hAnsi="맑은 고딕" w:hint="eastAsia"/>
+                <w:sz w:val="18"/>
+              </w:rPr>
+              <w:t>앱</w:t>
+            </w:r>
+            <w:r>
+              <w:rPr>
+                <w:rFonts w:ascii="맑은 고딕" w:hAnsi="맑은 고딕" w:hint="eastAsia"/>
+                <w:sz w:val="18"/>
+              </w:rPr>
+              <w:t xml:space="preserve"> </w:t>
+            </w:r>
+            <w:r>
+              <w:rPr>
+                <w:rFonts w:ascii="맑은 고딕" w:hAnsi="맑은 고딕" w:hint="eastAsia"/>
+                <w:sz w:val="18"/>
+              </w:rPr>
+              <w:t>화면</w:t>
+            </w:r>
+            <w:r>
+              <w:rPr>
+                <w:rFonts w:ascii="맑은 고딕" w:hAnsi="맑은 고딕" w:hint="eastAsia"/>
+                <w:sz w:val="18"/>
+              </w:rPr>
+              <w:t xml:space="preserve"> (</w:t>
+            </w:r>
+            <w:r>
+              <w:rPr>
+                <w:rFonts w:ascii="맑은 고딕" w:hAnsi="맑은 고딕" w:hint="eastAsia"/>
+                <w:sz w:val="18"/>
+              </w:rPr>
+              <w:t>일기</w:t>
+            </w:r>
+            <w:r>
+              <w:rPr>
+                <w:rFonts w:ascii="맑은 고딕" w:hAnsi="맑은 고딕" w:hint="eastAsia"/>
+                <w:sz w:val="18"/>
+              </w:rPr>
+              <w:t xml:space="preserve"> </w:t>
+            </w:r>
+            <w:r>
+              <w:rPr>
+                <w:rFonts w:ascii="맑은 고딕" w:hAnsi="맑은 고딕" w:hint="eastAsia"/>
+                <w:sz w:val="18"/>
+              </w:rPr>
+              <w:t>작성</w:t>
+            </w:r>
+            <w:r>
+              <w:rPr>
+                <w:rFonts w:ascii="맑은 고딕" w:hAnsi="맑은 고딕" w:hint="eastAsia"/>
+                <w:sz w:val="18"/>
+              </w:rPr>
+              <w:t>)</w:t>
             </w:r>
             <w:r>
               <w:rPr>
@@ -5679,7 +6181,7 @@
                           <pic:cNvPicPr/>
                         </pic:nvPicPr>
                         <pic:blipFill>
-                          <a:blip r:embed="rId11">
+                          <a:blip r:embed="rId13">
                             <a:extLst>
                               <a:ext uri="{28A0092B-C50C-407E-A947-70E740481C1C}">
                                 <a14:useLocalDpi xmlns:a14="http://schemas.microsoft.com/office/drawing/2010/main" val="0"/>
@@ -5829,11 +6331,11 @@
           </mc:Choice>
           <mc:Fallback>
             <w:pict>
-              <v:group id="shape1045" o:spid="_x0000_s1046" style="width:423.05pt;height:31.65pt;mso-position-horizontal-relative:char;mso-position-vertical-relative:line" coordsize="8461,633" o:gfxdata="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">
-                <v:shape id="이미지" o:spid="_x0000_s1047" type="#_x0000_t75" style="position:absolute;width:8461;height:633;visibility:visible;mso-wrap-style:square" o:gfxdata="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">
-                  <v:imagedata r:id="rId15" o:title=""/>
+              <v:group w14:anchorId="0AE08120" id="shape1045" o:spid="_x0000_s1042" style="width:423.05pt;height:31.65pt;mso-position-horizontal-relative:char;mso-position-vertical-relative:line" coordsize="8461,633" o:gfxdata="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">
+                <v:shape id="이미지" o:spid="_x0000_s1043" type="#_x0000_t75" style="position:absolute;width:8461;height:633;visibility:visible;mso-wrap-style:square" o:gfxdata="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">
+                  <v:imagedata r:id="rId14" o:title=""/>
                 </v:shape>
-                <v:rect id="child 2" o:spid="_x0000_s1048" style="position:absolute;width:8461;height:633;visibility:visible;mso-wrap-style:square;v-text-anchor:top" o:gfxdata="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" filled="f" stroked="f">
+                <v:rect id="child 2" o:spid="_x0000_s1044" style="position:absolute;width:8461;height:633;visibility:visible;mso-wrap-style:square;v-text-anchor:top" o:gfxdata="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" filled="f" stroked="f">
                   <v:textbox inset="0,0,0,0">
                     <w:txbxContent>
                       <w:p>
@@ -5895,14 +6397,7 @@
                             <w:rFonts w:ascii="HY헤드라인M" w:eastAsia="HY헤드라인M" w:hint="eastAsia"/>
                             <w:sz w:val="28"/>
                           </w:rPr>
-                          <w:t>(Problem)_</w:t>
-                        </w:r>
-                        <w:r>
-                          <w:rPr>
-                            <w:rFonts w:ascii="HY헤드라인M" w:eastAsia="HY헤드라인M" w:hint="eastAsia"/>
-                            <w:sz w:val="28"/>
-                          </w:rPr>
-                          <w:t>창업</w:t>
+                          <w:t>(Problem)_창업</w:t>
                         </w:r>
                         <w:r>
                           <w:rPr>
@@ -5956,817 +6451,6 @@
           <w:sz w:val="11"/>
         </w:rPr>
       </w:pPr>
-      <w:r>
-        <w:rPr>
-          <w:noProof/>
-        </w:rPr>
-        <mc:AlternateContent>
-          <mc:Choice Requires="wpg">
-            <w:drawing>
-              <wp:anchor distT="0" distB="0" distL="0" distR="0" simplePos="0" relativeHeight="15720960" behindDoc="0" locked="0" layoutInCell="1" hidden="0" allowOverlap="1" wp14:anchorId="11F900EC" wp14:editId="18A5176F">
-                <wp:simplePos x="0" y="0"/>
-                <wp:positionH relativeFrom="page">
-                  <wp:posOffset>734695</wp:posOffset>
-                </wp:positionH>
-                <wp:positionV relativeFrom="paragraph">
-                  <wp:posOffset>142875</wp:posOffset>
-                </wp:positionV>
-                <wp:extent cx="6127115" cy="534670"/>
-                <wp:effectExtent l="0" t="0" r="0" b="0"/>
-                <wp:wrapTopAndBottom/>
-                <wp:docPr id="1048" name="shape1048"/>
-                <wp:cNvGraphicFramePr/>
-                <a:graphic xmlns:a="http://schemas.openxmlformats.org/drawingml/2006/main">
-                  <a:graphicData uri="http://schemas.microsoft.com/office/word/2010/wordprocessingGroup">
-                    <wpg:wgp>
-                      <wpg:cNvGrpSpPr/>
-                      <wpg:grpSpPr>
-                        <a:xfrm>
-                          <a:off x="0" y="0"/>
-                          <a:ext cx="6127115" cy="534670"/>
-                          <a:chOff x="734695" y="142875"/>
-                          <a:chExt cx="6127115" cy="534670"/>
-                        </a:xfrm>
-                      </wpg:grpSpPr>
-                      <pic:pic xmlns:pic="http://schemas.openxmlformats.org/drawingml/2006/picture">
-                        <pic:nvPicPr>
-                          <pic:cNvPr id="19" name="이미지"/>
-                          <pic:cNvPicPr preferRelativeResize="0"/>
-                        </pic:nvPicPr>
-                        <pic:blipFill>
-                          <a:blip r:embed="rId16">
-                            <a:extLst>
-                              <a:ext uri="{28A0092B-C50C-407E-A947-70E740481C1C}">
-                                <a14:useLocalDpi xmlns:a14="http://schemas.microsoft.com/office/drawing/2010/main" val="0"/>
-                              </a:ext>
-                            </a:extLst>
-                          </a:blip>
-                          <a:srcRect/>
-                          <a:stretch>
-                            <a:fillRect/>
-                          </a:stretch>
-                        </pic:blipFill>
-                        <pic:spPr>
-                          <a:xfrm>
-                            <a:off x="734695" y="142875"/>
-                            <a:ext cx="6127115" cy="534670"/>
-                          </a:xfrm>
-                          <a:prstGeom prst="rect">
-                            <a:avLst/>
-                          </a:prstGeom>
-                        </pic:spPr>
-                      </pic:pic>
-                      <wps:wsp>
-                        <wps:cNvPr id="20" name="child 2"/>
-                        <wps:cNvSpPr>
-                          <a:spLocks noRot="1"/>
-                        </wps:cNvSpPr>
-                        <wps:spPr>
-                          <a:xfrm>
-                            <a:off x="734695" y="142875"/>
-                            <a:ext cx="6127115" cy="534670"/>
-                          </a:xfrm>
-                          <a:prstGeom prst="rect">
-                            <a:avLst/>
-                          </a:prstGeom>
-                        </wps:spPr>
-                        <wps:txbx>
-                          <w:txbxContent>
-                            <w:p>
-                              <w:pPr>
-                                <w:spacing w:before="65" w:line="211" w:lineRule="auto"/>
-                                <w:ind w:left="393" w:right="1530" w:hanging="288"/>
-                                <w:rPr>
-                                  <w:rFonts w:ascii="맑은 고딕" w:eastAsia="맑은 고딕" w:hAnsi="맑은 고딕"/>
-                                </w:rPr>
-                              </w:pPr>
-                              <w:r>
-                                <w:rPr>
-                                  <w:rFonts w:ascii="맑은 고딕" w:eastAsia="맑은 고딕" w:hAnsi="맑은 고딕"/>
-                                  <w:color w:val="0000FF"/>
-                                </w:rPr>
-                                <w:t>※</w:t>
-                              </w:r>
-                              <w:r>
-                                <w:rPr>
-                                  <w:rFonts w:ascii="맑은 고딕" w:eastAsia="맑은 고딕" w:hAnsi="맑은 고딕"/>
-                                  <w:color w:val="0000FF"/>
-                                  <w:spacing w:val="33"/>
-                                </w:rPr>
-                                <w:t xml:space="preserve"> </w:t>
-                              </w:r>
-                              <w:r>
-                                <w:rPr>
-                                  <w:rFonts w:ascii="맑은 고딕" w:eastAsia="맑은 고딕" w:hAnsi="맑은 고딕"/>
-                                  <w:color w:val="0000FF"/>
-                                </w:rPr>
-                                <w:t>개발하고자</w:t>
-                              </w:r>
-                              <w:r>
-                                <w:rPr>
-                                  <w:rFonts w:ascii="맑은 고딕" w:eastAsia="맑은 고딕" w:hAnsi="맑은 고딕"/>
-                                  <w:color w:val="0000FF"/>
-                                  <w:spacing w:val="32"/>
-                                </w:rPr>
-                                <w:t xml:space="preserve"> </w:t>
-                              </w:r>
-                              <w:r>
-                                <w:rPr>
-                                  <w:rFonts w:ascii="맑은 고딕" w:eastAsia="맑은 고딕" w:hAnsi="맑은 고딕"/>
-                                  <w:color w:val="0000FF"/>
-                                </w:rPr>
-                                <w:t>하는</w:t>
-                              </w:r>
-                              <w:r>
-                                <w:rPr>
-                                  <w:rFonts w:ascii="맑은 고딕" w:eastAsia="맑은 고딕" w:hAnsi="맑은 고딕"/>
-                                  <w:color w:val="0000FF"/>
-                                  <w:spacing w:val="32"/>
-                                </w:rPr>
-                                <w:t xml:space="preserve"> </w:t>
-                              </w:r>
-                              <w:r>
-                                <w:rPr>
-                                  <w:rFonts w:ascii="맑은 고딕" w:eastAsia="맑은 고딕" w:hAnsi="맑은 고딕"/>
-                                  <w:color w:val="0000FF"/>
-                                </w:rPr>
-                                <w:t>창업</w:t>
-                              </w:r>
-                              <w:r>
-                                <w:rPr>
-                                  <w:rFonts w:ascii="맑은 고딕" w:eastAsia="맑은 고딕" w:hAnsi="맑은 고딕"/>
-                                  <w:color w:val="0000FF"/>
-                                  <w:spacing w:val="32"/>
-                                </w:rPr>
-                                <w:t xml:space="preserve"> </w:t>
-                              </w:r>
-                              <w:r>
-                                <w:rPr>
-                                  <w:rFonts w:ascii="맑은 고딕" w:eastAsia="맑은 고딕" w:hAnsi="맑은 고딕"/>
-                                  <w:color w:val="0000FF"/>
-                                </w:rPr>
-                                <w:t>아이템의</w:t>
-                              </w:r>
-                              <w:r>
-                                <w:rPr>
-                                  <w:rFonts w:ascii="맑은 고딕" w:eastAsia="맑은 고딕" w:hAnsi="맑은 고딕"/>
-                                  <w:color w:val="0000FF"/>
-                                  <w:spacing w:val="35"/>
-                                </w:rPr>
-                                <w:t xml:space="preserve"> </w:t>
-                              </w:r>
-                              <w:r>
-                                <w:rPr>
-                                  <w:rFonts w:ascii="맑은 고딕" w:eastAsia="맑은 고딕" w:hAnsi="맑은 고딕"/>
-                                  <w:color w:val="0000FF"/>
-                                </w:rPr>
-                                <w:t>국내·외</w:t>
-                              </w:r>
-                              <w:r>
-                                <w:rPr>
-                                  <w:rFonts w:ascii="맑은 고딕" w:eastAsia="맑은 고딕" w:hAnsi="맑은 고딕"/>
-                                  <w:color w:val="0000FF"/>
-                                  <w:spacing w:val="32"/>
-                                </w:rPr>
-                                <w:t xml:space="preserve"> </w:t>
-                              </w:r>
-                              <w:r>
-                                <w:rPr>
-                                  <w:rFonts w:ascii="맑은 고딕" w:eastAsia="맑은 고딕" w:hAnsi="맑은 고딕"/>
-                                  <w:color w:val="0000FF"/>
-                                </w:rPr>
-                                <w:t>시장</w:t>
-                              </w:r>
-                              <w:r>
-                                <w:rPr>
-                                  <w:rFonts w:ascii="맑은 고딕" w:eastAsia="맑은 고딕" w:hAnsi="맑은 고딕"/>
-                                  <w:color w:val="0000FF"/>
-                                  <w:spacing w:val="32"/>
-                                </w:rPr>
-                                <w:t xml:space="preserve"> </w:t>
-                              </w:r>
-                              <w:r>
-                                <w:rPr>
-                                  <w:rFonts w:ascii="맑은 고딕" w:eastAsia="맑은 고딕" w:hAnsi="맑은 고딕"/>
-                                  <w:color w:val="0000FF"/>
-                                </w:rPr>
-                                <w:t>현황</w:t>
-                              </w:r>
-                              <w:r>
-                                <w:rPr>
-                                  <w:rFonts w:ascii="맑은 고딕" w:eastAsia="맑은 고딕" w:hAnsi="맑은 고딕"/>
-                                  <w:color w:val="0000FF"/>
-                                  <w:spacing w:val="32"/>
-                                </w:rPr>
-                                <w:t xml:space="preserve"> </w:t>
-                              </w:r>
-                              <w:r>
-                                <w:rPr>
-                                  <w:rFonts w:ascii="맑은 고딕" w:eastAsia="맑은 고딕" w:hAnsi="맑은 고딕"/>
-                                  <w:color w:val="0000FF"/>
-                                </w:rPr>
-                                <w:t>및</w:t>
-                              </w:r>
-                              <w:r>
-                                <w:rPr>
-                                  <w:rFonts w:ascii="맑은 고딕" w:eastAsia="맑은 고딕" w:hAnsi="맑은 고딕"/>
-                                  <w:color w:val="0000FF"/>
-                                  <w:spacing w:val="35"/>
-                                </w:rPr>
-                                <w:t xml:space="preserve"> </w:t>
-                              </w:r>
-                              <w:r>
-                                <w:rPr>
-                                  <w:rFonts w:ascii="맑은 고딕" w:eastAsia="맑은 고딕" w:hAnsi="맑은 고딕"/>
-                                  <w:color w:val="0000FF"/>
-                                </w:rPr>
-                                <w:t>문제점</w:t>
-                              </w:r>
-                              <w:r>
-                                <w:rPr>
-                                  <w:rFonts w:ascii="맑은 고딕" w:eastAsia="맑은 고딕" w:hAnsi="맑은 고딕"/>
-                                  <w:color w:val="0000FF"/>
-                                  <w:spacing w:val="32"/>
-                                </w:rPr>
-                                <w:t xml:space="preserve"> </w:t>
-                              </w:r>
-                              <w:r>
-                                <w:rPr>
-                                  <w:rFonts w:ascii="맑은 고딕" w:eastAsia="맑은 고딕" w:hAnsi="맑은 고딕"/>
-                                  <w:color w:val="0000FF"/>
-                                </w:rPr>
-                                <w:t>등의</w:t>
-                              </w:r>
-                              <w:r>
-                                <w:rPr>
-                                  <w:rFonts w:ascii="맑은 고딕" w:eastAsia="맑은 고딕" w:hAnsi="맑은 고딕"/>
-                                  <w:color w:val="0000FF"/>
-                                  <w:spacing w:val="32"/>
-                                </w:rPr>
-                                <w:t xml:space="preserve"> </w:t>
-                              </w:r>
-                              <w:r>
-                                <w:rPr>
-                                  <w:rFonts w:ascii="맑은 고딕" w:eastAsia="맑은 고딕" w:hAnsi="맑은 고딕"/>
-                                  <w:color w:val="0000FF"/>
-                                </w:rPr>
-                                <w:t>제시 문제</w:t>
-                              </w:r>
-                              <w:r>
-                                <w:rPr>
-                                  <w:rFonts w:ascii="맑은 고딕" w:eastAsia="맑은 고딕" w:hAnsi="맑은 고딕"/>
-                                  <w:color w:val="0000FF"/>
-                                  <w:spacing w:val="29"/>
-                                </w:rPr>
-                                <w:t xml:space="preserve"> </w:t>
-                              </w:r>
-                              <w:r>
-                                <w:rPr>
-                                  <w:rFonts w:ascii="맑은 고딕" w:eastAsia="맑은 고딕" w:hAnsi="맑은 고딕"/>
-                                  <w:color w:val="0000FF"/>
-                                </w:rPr>
-                                <w:t>해결을</w:t>
-                              </w:r>
-                              <w:r>
-                                <w:rPr>
-                                  <w:rFonts w:ascii="맑은 고딕" w:eastAsia="맑은 고딕" w:hAnsi="맑은 고딕"/>
-                                  <w:color w:val="0000FF"/>
-                                  <w:spacing w:val="27"/>
-                                </w:rPr>
-                                <w:t xml:space="preserve"> </w:t>
-                              </w:r>
-                              <w:r>
-                                <w:rPr>
-                                  <w:rFonts w:ascii="맑은 고딕" w:eastAsia="맑은 고딕" w:hAnsi="맑은 고딕"/>
-                                  <w:color w:val="0000FF"/>
-                                </w:rPr>
-                                <w:t>위한</w:t>
-                              </w:r>
-                              <w:r>
-                                <w:rPr>
-                                  <w:rFonts w:ascii="맑은 고딕" w:eastAsia="맑은 고딕" w:hAnsi="맑은 고딕"/>
-                                  <w:color w:val="0000FF"/>
-                                  <w:spacing w:val="27"/>
-                                </w:rPr>
-                                <w:t xml:space="preserve"> </w:t>
-                              </w:r>
-                              <w:r>
-                                <w:rPr>
-                                  <w:rFonts w:ascii="맑은 고딕" w:eastAsia="맑은 고딕" w:hAnsi="맑은 고딕"/>
-                                  <w:color w:val="0000FF"/>
-                                </w:rPr>
-                                <w:t>창업</w:t>
-                              </w:r>
-                              <w:r>
-                                <w:rPr>
-                                  <w:rFonts w:ascii="맑은 고딕" w:eastAsia="맑은 고딕" w:hAnsi="맑은 고딕"/>
-                                  <w:color w:val="0000FF"/>
-                                  <w:spacing w:val="27"/>
-                                </w:rPr>
-                                <w:t xml:space="preserve"> </w:t>
-                              </w:r>
-                              <w:r>
-                                <w:rPr>
-                                  <w:rFonts w:ascii="맑은 고딕" w:eastAsia="맑은 고딕" w:hAnsi="맑은 고딕"/>
-                                  <w:color w:val="0000FF"/>
-                                </w:rPr>
-                                <w:t>아이템의</w:t>
-                              </w:r>
-                              <w:r>
-                                <w:rPr>
-                                  <w:rFonts w:ascii="맑은 고딕" w:eastAsia="맑은 고딕" w:hAnsi="맑은 고딕"/>
-                                  <w:color w:val="0000FF"/>
-                                  <w:spacing w:val="29"/>
-                                </w:rPr>
-                                <w:t xml:space="preserve"> </w:t>
-                              </w:r>
-                              <w:r>
-                                <w:rPr>
-                                  <w:rFonts w:ascii="맑은 고딕" w:eastAsia="맑은 고딕" w:hAnsi="맑은 고딕"/>
-                                  <w:color w:val="0000FF"/>
-                                </w:rPr>
-                                <w:t>개발</w:t>
-                              </w:r>
-                              <w:r>
-                                <w:rPr>
-                                  <w:rFonts w:ascii="맑은 고딕" w:eastAsia="맑은 고딕" w:hAnsi="맑은 고딕"/>
-                                  <w:color w:val="0000FF"/>
-                                  <w:spacing w:val="29"/>
-                                </w:rPr>
-                                <w:t xml:space="preserve"> </w:t>
-                              </w:r>
-                              <w:r>
-                                <w:rPr>
-                                  <w:rFonts w:ascii="맑은 고딕" w:eastAsia="맑은 고딕" w:hAnsi="맑은 고딕"/>
-                                  <w:color w:val="0000FF"/>
-                                </w:rPr>
-                                <w:t>필요성</w:t>
-                              </w:r>
-                              <w:r>
-                                <w:rPr>
-                                  <w:rFonts w:ascii="맑은 고딕" w:eastAsia="맑은 고딕" w:hAnsi="맑은 고딕"/>
-                                  <w:color w:val="0000FF"/>
-                                  <w:spacing w:val="27"/>
-                                </w:rPr>
-                                <w:t xml:space="preserve"> </w:t>
-                              </w:r>
-                              <w:r>
-                                <w:rPr>
-                                  <w:rFonts w:ascii="맑은 고딕" w:eastAsia="맑은 고딕" w:hAnsi="맑은 고딕"/>
-                                  <w:color w:val="0000FF"/>
-                                </w:rPr>
-                                <w:t>등</w:t>
-                              </w:r>
-                              <w:r>
-                                <w:rPr>
-                                  <w:rFonts w:ascii="맑은 고딕" w:eastAsia="맑은 고딕" w:hAnsi="맑은 고딕"/>
-                                  <w:color w:val="0000FF"/>
-                                  <w:spacing w:val="29"/>
-                                </w:rPr>
-                                <w:t xml:space="preserve"> </w:t>
-                              </w:r>
-                              <w:r>
-                                <w:rPr>
-                                  <w:rFonts w:ascii="맑은 고딕" w:eastAsia="맑은 고딕" w:hAnsi="맑은 고딕"/>
-                                  <w:color w:val="0000FF"/>
-                                </w:rPr>
-                                <w:t>기재_개발</w:t>
-                              </w:r>
-                              <w:r>
-                                <w:rPr>
-                                  <w:rFonts w:ascii="맑은 고딕" w:eastAsia="맑은 고딕" w:hAnsi="맑은 고딕"/>
-                                  <w:color w:val="0000FF"/>
-                                  <w:spacing w:val="27"/>
-                                </w:rPr>
-                                <w:t xml:space="preserve"> </w:t>
-                              </w:r>
-                              <w:r>
-                                <w:rPr>
-                                  <w:rFonts w:ascii="맑은 고딕" w:eastAsia="맑은 고딕" w:hAnsi="맑은 고딕"/>
-                                  <w:color w:val="0000FF"/>
-                                </w:rPr>
-                                <w:t>아이템</w:t>
-                              </w:r>
-                              <w:r>
-                                <w:rPr>
-                                  <w:rFonts w:ascii="맑은 고딕" w:eastAsia="맑은 고딕" w:hAnsi="맑은 고딕"/>
-                                  <w:color w:val="0000FF"/>
-                                  <w:spacing w:val="29"/>
-                                </w:rPr>
-                                <w:t xml:space="preserve"> </w:t>
-                              </w:r>
-                              <w:r>
-                                <w:rPr>
-                                  <w:rFonts w:ascii="맑은 고딕" w:eastAsia="맑은 고딕" w:hAnsi="맑은 고딕"/>
-                                  <w:color w:val="0000FF"/>
-                                </w:rPr>
-                                <w:t>소개</w:t>
-                              </w:r>
-                            </w:p>
-                          </w:txbxContent>
-                        </wps:txbx>
-                        <wps:bodyPr rot="0" vert="horz" wrap="square" lIns="0" tIns="0" rIns="0" bIns="0" anchor="t" upright="1">
-                          <a:noAutofit/>
-                        </wps:bodyPr>
-                      </wps:wsp>
-                    </wpg:wgp>
-                  </a:graphicData>
-                </a:graphic>
-              </wp:anchor>
-            </w:drawing>
-          </mc:Choice>
-          <mc:Fallback>
-            <w:pict>
-              <v:group id="shape1048" o:spid="_x0000_s1049" style="position:absolute;margin-left:57.85pt;margin-top:11.25pt;width:482.45pt;height:42.1pt;z-index:15720960;mso-wrap-distance-left:0;mso-wrap-distance-right:0;mso-position-horizontal-relative:page;mso-position-vertical-relative:text" coordorigin="7346,1428" coordsize="61271,5346" o:gfxdata="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">
-                <v:shape id="이미지" o:spid="_x0000_s1050" type="#_x0000_t75" style="position:absolute;left:7346;top:1428;width:61272;height:5347;visibility:visible;mso-wrap-style:square" o:preferrelative="f" o:gfxdata="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">
-                  <v:imagedata r:id="rId17" o:title=""/>
-                </v:shape>
-                <v:rect id="child 2" o:spid="_x0000_s1051" style="position:absolute;left:7346;top:1428;width:61272;height:5347;visibility:visible;mso-wrap-style:square;v-text-anchor:top" o:gfxdata="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" filled="f" stroked="f">
-                  <o:lock v:ext="edit" rotation="t"/>
-                  <v:textbox inset="0,0,0,0">
-                    <w:txbxContent>
-                      <w:p>
-                        <w:pPr>
-                          <w:spacing w:before="65" w:line="211" w:lineRule="auto"/>
-                          <w:ind w:left="393" w:right="1530" w:hanging="288"/>
-                          <w:rPr>
-                            <w:rFonts w:ascii="맑은 고딕" w:eastAsia="맑은 고딕" w:hAnsi="맑은 고딕"/>
-                          </w:rPr>
-                        </w:pPr>
-                        <w:r>
-                          <w:rPr>
-                            <w:rFonts w:ascii="맑은 고딕" w:eastAsia="맑은 고딕" w:hAnsi="맑은 고딕"/>
-                            <w:color w:val="0000FF"/>
-                          </w:rPr>
-                          <w:t>※</w:t>
-                        </w:r>
-                        <w:r>
-                          <w:rPr>
-                            <w:rFonts w:ascii="맑은 고딕" w:eastAsia="맑은 고딕" w:hAnsi="맑은 고딕"/>
-                            <w:color w:val="0000FF"/>
-                            <w:spacing w:val="33"/>
-                          </w:rPr>
-                          <w:t xml:space="preserve"> </w:t>
-                        </w:r>
-                        <w:r>
-                          <w:rPr>
-                            <w:rFonts w:ascii="맑은 고딕" w:eastAsia="맑은 고딕" w:hAnsi="맑은 고딕"/>
-                            <w:color w:val="0000FF"/>
-                          </w:rPr>
-                          <w:t>개발하고자</w:t>
-                        </w:r>
-                        <w:r>
-                          <w:rPr>
-                            <w:rFonts w:ascii="맑은 고딕" w:eastAsia="맑은 고딕" w:hAnsi="맑은 고딕"/>
-                            <w:color w:val="0000FF"/>
-                            <w:spacing w:val="32"/>
-                          </w:rPr>
-                          <w:t xml:space="preserve"> </w:t>
-                        </w:r>
-                        <w:r>
-                          <w:rPr>
-                            <w:rFonts w:ascii="맑은 고딕" w:eastAsia="맑은 고딕" w:hAnsi="맑은 고딕"/>
-                            <w:color w:val="0000FF"/>
-                          </w:rPr>
-                          <w:t>하는</w:t>
-                        </w:r>
-                        <w:r>
-                          <w:rPr>
-                            <w:rFonts w:ascii="맑은 고딕" w:eastAsia="맑은 고딕" w:hAnsi="맑은 고딕"/>
-                            <w:color w:val="0000FF"/>
-                            <w:spacing w:val="32"/>
-                          </w:rPr>
-                          <w:t xml:space="preserve"> </w:t>
-                        </w:r>
-                        <w:r>
-                          <w:rPr>
-                            <w:rFonts w:ascii="맑은 고딕" w:eastAsia="맑은 고딕" w:hAnsi="맑은 고딕"/>
-                            <w:color w:val="0000FF"/>
-                          </w:rPr>
-                          <w:t>창업</w:t>
-                        </w:r>
-                        <w:r>
-                          <w:rPr>
-                            <w:rFonts w:ascii="맑은 고딕" w:eastAsia="맑은 고딕" w:hAnsi="맑은 고딕"/>
-                            <w:color w:val="0000FF"/>
-                            <w:spacing w:val="32"/>
-                          </w:rPr>
-                          <w:t xml:space="preserve"> </w:t>
-                        </w:r>
-                        <w:r>
-                          <w:rPr>
-                            <w:rFonts w:ascii="맑은 고딕" w:eastAsia="맑은 고딕" w:hAnsi="맑은 고딕"/>
-                            <w:color w:val="0000FF"/>
-                          </w:rPr>
-                          <w:t>아이템의</w:t>
-                        </w:r>
-                        <w:r>
-                          <w:rPr>
-                            <w:rFonts w:ascii="맑은 고딕" w:eastAsia="맑은 고딕" w:hAnsi="맑은 고딕"/>
-                            <w:color w:val="0000FF"/>
-                            <w:spacing w:val="35"/>
-                          </w:rPr>
-                          <w:t xml:space="preserve"> </w:t>
-                        </w:r>
-                        <w:r>
-                          <w:rPr>
-                            <w:rFonts w:ascii="맑은 고딕" w:eastAsia="맑은 고딕" w:hAnsi="맑은 고딕"/>
-                            <w:color w:val="0000FF"/>
-                          </w:rPr>
-                          <w:t>국내</w:t>
-                        </w:r>
-                        <w:r>
-                          <w:rPr>
-                            <w:rFonts w:ascii="맑은 고딕" w:eastAsia="맑은 고딕" w:hAnsi="맑은 고딕"/>
-                            <w:color w:val="0000FF"/>
-                          </w:rPr>
-                          <w:t>·</w:t>
-                        </w:r>
-                        <w:r>
-                          <w:rPr>
-                            <w:rFonts w:ascii="맑은 고딕" w:eastAsia="맑은 고딕" w:hAnsi="맑은 고딕"/>
-                            <w:color w:val="0000FF"/>
-                          </w:rPr>
-                          <w:t>외</w:t>
-                        </w:r>
-                        <w:r>
-                          <w:rPr>
-                            <w:rFonts w:ascii="맑은 고딕" w:eastAsia="맑은 고딕" w:hAnsi="맑은 고딕"/>
-                            <w:color w:val="0000FF"/>
-                            <w:spacing w:val="32"/>
-                          </w:rPr>
-                          <w:t xml:space="preserve"> </w:t>
-                        </w:r>
-                        <w:r>
-                          <w:rPr>
-                            <w:rFonts w:ascii="맑은 고딕" w:eastAsia="맑은 고딕" w:hAnsi="맑은 고딕"/>
-                            <w:color w:val="0000FF"/>
-                          </w:rPr>
-                          <w:t>시장</w:t>
-                        </w:r>
-                        <w:r>
-                          <w:rPr>
-                            <w:rFonts w:ascii="맑은 고딕" w:eastAsia="맑은 고딕" w:hAnsi="맑은 고딕"/>
-                            <w:color w:val="0000FF"/>
-                            <w:spacing w:val="32"/>
-                          </w:rPr>
-                          <w:t xml:space="preserve"> </w:t>
-                        </w:r>
-                        <w:r>
-                          <w:rPr>
-                            <w:rFonts w:ascii="맑은 고딕" w:eastAsia="맑은 고딕" w:hAnsi="맑은 고딕"/>
-                            <w:color w:val="0000FF"/>
-                          </w:rPr>
-                          <w:t>현황</w:t>
-                        </w:r>
-                        <w:r>
-                          <w:rPr>
-                            <w:rFonts w:ascii="맑은 고딕" w:eastAsia="맑은 고딕" w:hAnsi="맑은 고딕"/>
-                            <w:color w:val="0000FF"/>
-                            <w:spacing w:val="32"/>
-                          </w:rPr>
-                          <w:t xml:space="preserve"> </w:t>
-                        </w:r>
-                        <w:r>
-                          <w:rPr>
-                            <w:rFonts w:ascii="맑은 고딕" w:eastAsia="맑은 고딕" w:hAnsi="맑은 고딕"/>
-                            <w:color w:val="0000FF"/>
-                          </w:rPr>
-                          <w:t>및</w:t>
-                        </w:r>
-                        <w:r>
-                          <w:rPr>
-                            <w:rFonts w:ascii="맑은 고딕" w:eastAsia="맑은 고딕" w:hAnsi="맑은 고딕"/>
-                            <w:color w:val="0000FF"/>
-                            <w:spacing w:val="35"/>
-                          </w:rPr>
-                          <w:t xml:space="preserve"> </w:t>
-                        </w:r>
-                        <w:r>
-                          <w:rPr>
-                            <w:rFonts w:ascii="맑은 고딕" w:eastAsia="맑은 고딕" w:hAnsi="맑은 고딕"/>
-                            <w:color w:val="0000FF"/>
-                          </w:rPr>
-                          <w:t>문제점</w:t>
-                        </w:r>
-                        <w:r>
-                          <w:rPr>
-                            <w:rFonts w:ascii="맑은 고딕" w:eastAsia="맑은 고딕" w:hAnsi="맑은 고딕"/>
-                            <w:color w:val="0000FF"/>
-                            <w:spacing w:val="32"/>
-                          </w:rPr>
-                          <w:t xml:space="preserve"> </w:t>
-                        </w:r>
-                        <w:r>
-                          <w:rPr>
-                            <w:rFonts w:ascii="맑은 고딕" w:eastAsia="맑은 고딕" w:hAnsi="맑은 고딕"/>
-                            <w:color w:val="0000FF"/>
-                          </w:rPr>
-                          <w:t>등의</w:t>
-                        </w:r>
-                        <w:r>
-                          <w:rPr>
-                            <w:rFonts w:ascii="맑은 고딕" w:eastAsia="맑은 고딕" w:hAnsi="맑은 고딕"/>
-                            <w:color w:val="0000FF"/>
-                            <w:spacing w:val="32"/>
-                          </w:rPr>
-                          <w:t xml:space="preserve"> </w:t>
-                        </w:r>
-                        <w:r>
-                          <w:rPr>
-                            <w:rFonts w:ascii="맑은 고딕" w:eastAsia="맑은 고딕" w:hAnsi="맑은 고딕"/>
-                            <w:color w:val="0000FF"/>
-                          </w:rPr>
-                          <w:t>제시</w:t>
-                        </w:r>
-                        <w:r>
-                          <w:rPr>
-                            <w:rFonts w:ascii="맑은 고딕" w:eastAsia="맑은 고딕" w:hAnsi="맑은 고딕"/>
-                            <w:color w:val="0000FF"/>
-                          </w:rPr>
-                          <w:t xml:space="preserve"> </w:t>
-                        </w:r>
-                        <w:r>
-                          <w:rPr>
-                            <w:rFonts w:ascii="맑은 고딕" w:eastAsia="맑은 고딕" w:hAnsi="맑은 고딕"/>
-                            <w:color w:val="0000FF"/>
-                          </w:rPr>
-                          <w:t>문제</w:t>
-                        </w:r>
-                        <w:r>
-                          <w:rPr>
-                            <w:rFonts w:ascii="맑은 고딕" w:eastAsia="맑은 고딕" w:hAnsi="맑은 고딕"/>
-                            <w:color w:val="0000FF"/>
-                            <w:spacing w:val="29"/>
-                          </w:rPr>
-                          <w:t xml:space="preserve"> </w:t>
-                        </w:r>
-                        <w:r>
-                          <w:rPr>
-                            <w:rFonts w:ascii="맑은 고딕" w:eastAsia="맑은 고딕" w:hAnsi="맑은 고딕"/>
-                            <w:color w:val="0000FF"/>
-                          </w:rPr>
-                          <w:t>해결을</w:t>
-                        </w:r>
-                        <w:r>
-                          <w:rPr>
-                            <w:rFonts w:ascii="맑은 고딕" w:eastAsia="맑은 고딕" w:hAnsi="맑은 고딕"/>
-                            <w:color w:val="0000FF"/>
-                            <w:spacing w:val="27"/>
-                          </w:rPr>
-                          <w:t xml:space="preserve"> </w:t>
-                        </w:r>
-                        <w:r>
-                          <w:rPr>
-                            <w:rFonts w:ascii="맑은 고딕" w:eastAsia="맑은 고딕" w:hAnsi="맑은 고딕"/>
-                            <w:color w:val="0000FF"/>
-                          </w:rPr>
-                          <w:t>위한</w:t>
-                        </w:r>
-                        <w:r>
-                          <w:rPr>
-                            <w:rFonts w:ascii="맑은 고딕" w:eastAsia="맑은 고딕" w:hAnsi="맑은 고딕"/>
-                            <w:color w:val="0000FF"/>
-                            <w:spacing w:val="27"/>
-                          </w:rPr>
-                          <w:t xml:space="preserve"> </w:t>
-                        </w:r>
-                        <w:r>
-                          <w:rPr>
-                            <w:rFonts w:ascii="맑은 고딕" w:eastAsia="맑은 고딕" w:hAnsi="맑은 고딕"/>
-                            <w:color w:val="0000FF"/>
-                          </w:rPr>
-                          <w:t>창업</w:t>
-                        </w:r>
-                        <w:r>
-                          <w:rPr>
-                            <w:rFonts w:ascii="맑은 고딕" w:eastAsia="맑은 고딕" w:hAnsi="맑은 고딕"/>
-                            <w:color w:val="0000FF"/>
-                            <w:spacing w:val="27"/>
-                          </w:rPr>
-                          <w:t xml:space="preserve"> </w:t>
-                        </w:r>
-                        <w:r>
-                          <w:rPr>
-                            <w:rFonts w:ascii="맑은 고딕" w:eastAsia="맑은 고딕" w:hAnsi="맑은 고딕"/>
-                            <w:color w:val="0000FF"/>
-                          </w:rPr>
-                          <w:t>아이템의</w:t>
-                        </w:r>
-                        <w:r>
-                          <w:rPr>
-                            <w:rFonts w:ascii="맑은 고딕" w:eastAsia="맑은 고딕" w:hAnsi="맑은 고딕"/>
-                            <w:color w:val="0000FF"/>
-                            <w:spacing w:val="29"/>
-                          </w:rPr>
-                          <w:t xml:space="preserve"> </w:t>
-                        </w:r>
-                        <w:r>
-                          <w:rPr>
-                            <w:rFonts w:ascii="맑은 고딕" w:eastAsia="맑은 고딕" w:hAnsi="맑은 고딕"/>
-                            <w:color w:val="0000FF"/>
-                          </w:rPr>
-                          <w:t>개발</w:t>
-                        </w:r>
-                        <w:r>
-                          <w:rPr>
-                            <w:rFonts w:ascii="맑은 고딕" w:eastAsia="맑은 고딕" w:hAnsi="맑은 고딕"/>
-                            <w:color w:val="0000FF"/>
-                            <w:spacing w:val="29"/>
-                          </w:rPr>
-                          <w:t xml:space="preserve"> </w:t>
-                        </w:r>
-                        <w:r>
-                          <w:rPr>
-                            <w:rFonts w:ascii="맑은 고딕" w:eastAsia="맑은 고딕" w:hAnsi="맑은 고딕"/>
-                            <w:color w:val="0000FF"/>
-                          </w:rPr>
-                          <w:t>필요성</w:t>
-                        </w:r>
-                        <w:r>
-                          <w:rPr>
-                            <w:rFonts w:ascii="맑은 고딕" w:eastAsia="맑은 고딕" w:hAnsi="맑은 고딕"/>
-                            <w:color w:val="0000FF"/>
-                            <w:spacing w:val="27"/>
-                          </w:rPr>
-                          <w:t xml:space="preserve"> </w:t>
-                        </w:r>
-                        <w:r>
-                          <w:rPr>
-                            <w:rFonts w:ascii="맑은 고딕" w:eastAsia="맑은 고딕" w:hAnsi="맑은 고딕"/>
-                            <w:color w:val="0000FF"/>
-                          </w:rPr>
-                          <w:t>등</w:t>
-                        </w:r>
-                        <w:r>
-                          <w:rPr>
-                            <w:rFonts w:ascii="맑은 고딕" w:eastAsia="맑은 고딕" w:hAnsi="맑은 고딕"/>
-                            <w:color w:val="0000FF"/>
-                            <w:spacing w:val="29"/>
-                          </w:rPr>
-                          <w:t xml:space="preserve"> </w:t>
-                        </w:r>
-                        <w:r>
-                          <w:rPr>
-                            <w:rFonts w:ascii="맑은 고딕" w:eastAsia="맑은 고딕" w:hAnsi="맑은 고딕"/>
-                            <w:color w:val="0000FF"/>
-                          </w:rPr>
-                          <w:t>기재</w:t>
-                        </w:r>
-                        <w:r>
-                          <w:rPr>
-                            <w:rFonts w:ascii="맑은 고딕" w:eastAsia="맑은 고딕" w:hAnsi="맑은 고딕"/>
-                            <w:color w:val="0000FF"/>
-                          </w:rPr>
-                          <w:t>_</w:t>
-                        </w:r>
-                        <w:r>
-                          <w:rPr>
-                            <w:rFonts w:ascii="맑은 고딕" w:eastAsia="맑은 고딕" w:hAnsi="맑은 고딕"/>
-                            <w:color w:val="0000FF"/>
-                          </w:rPr>
-                          <w:t>개발</w:t>
-                        </w:r>
-                        <w:r>
-                          <w:rPr>
-                            <w:rFonts w:ascii="맑은 고딕" w:eastAsia="맑은 고딕" w:hAnsi="맑은 고딕"/>
-                            <w:color w:val="0000FF"/>
-                            <w:spacing w:val="27"/>
-                          </w:rPr>
-                          <w:t xml:space="preserve"> </w:t>
-                        </w:r>
-                        <w:r>
-                          <w:rPr>
-                            <w:rFonts w:ascii="맑은 고딕" w:eastAsia="맑은 고딕" w:hAnsi="맑은 고딕"/>
-                            <w:color w:val="0000FF"/>
-                          </w:rPr>
-                          <w:t>아이템</w:t>
-                        </w:r>
-                        <w:r>
-                          <w:rPr>
-                            <w:rFonts w:ascii="맑은 고딕" w:eastAsia="맑은 고딕" w:hAnsi="맑은 고딕"/>
-                            <w:color w:val="0000FF"/>
-                            <w:spacing w:val="29"/>
-                          </w:rPr>
-                          <w:t xml:space="preserve"> </w:t>
-                        </w:r>
-                        <w:r>
-                          <w:rPr>
-                            <w:rFonts w:ascii="맑은 고딕" w:eastAsia="맑은 고딕" w:hAnsi="맑은 고딕"/>
-                            <w:color w:val="0000FF"/>
-                          </w:rPr>
-                          <w:t>소개</w:t>
-                        </w:r>
-                      </w:p>
-                    </w:txbxContent>
-                  </v:textbox>
-                </v:rect>
-                <w10:wrap type="topAndBottom" anchorx="page"/>
-              </v:group>
-            </w:pict>
-          </mc:Fallback>
-        </mc:AlternateContent>
-      </w:r>
     </w:p>
     <w:p>
       <w:pPr>
@@ -9013,10 +8697,7 @@
     <w:p>
       <w:pPr>
         <w:pStyle w:val="a4"/>
-        <w:numPr>
-          <w:ilvl w:val="0"/>
-          <w:numId w:val="4"/>
-        </w:numPr>
+        <w:ind w:left="412"/>
         <w:rPr>
           <w:rFonts w:ascii="나눔명조" w:eastAsia="나눔명조" w:hAnsi="나눔명조"/>
           <w:sz w:val="24"/>
@@ -9135,7 +8816,21 @@
           <w:rFonts w:ascii="맑은 고딕" w:hAnsi="맑은 고딕"/>
           <w:sz w:val="20"/>
         </w:rPr>
-        <w:t>Maum</w:t>
+        <w:t>m</w:t>
+      </w:r>
+      <w:r>
+        <w:rPr>
+          <w:rFonts w:ascii="맑은 고딕" w:hAnsi="맑은 고딕"/>
+          <w:sz w:val="20"/>
+        </w:rPr>
+        <w:t>aumO</w:t>
+      </w:r>
+      <w:r>
+        <w:rPr>
+          <w:rFonts w:ascii="맑은 고딕" w:hAnsi="맑은 고딕"/>
+          <w:sz w:val="20"/>
+        </w:rPr>
+        <w:t>N</w:t>
       </w:r>
       <w:proofErr w:type="spellEnd"/>
       <w:r>
@@ -9143,7 +8838,7 @@
           <w:rFonts w:ascii="맑은 고딕" w:hAnsi="맑은 고딕"/>
           <w:sz w:val="20"/>
         </w:rPr>
-        <w:t>-On)</w:t>
+        <w:t>)</w:t>
       </w:r>
       <w:r>
         <w:rPr>
@@ -10393,6 +10088,13 @@
           <w:sz w:val="20"/>
         </w:rPr>
         <w:br/>
+      </w:r>
+      <w:r>
+        <w:rPr>
+          <w:rFonts w:ascii="맑은 고딕" w:hAnsi="맑은 고딕"/>
+          <w:sz w:val="20"/>
+        </w:rPr>
+        <w:lastRenderedPageBreak/>
         <w:t xml:space="preserve">  [</w:t>
       </w:r>
       <w:r>
@@ -14411,7 +14113,7 @@
           </w:tcPr>
           <w:p>
             <w:pPr>
-              <w:spacing w:before="40" w:after="40" w:line="200" w:lineRule="exact"/>
+              <w:spacing w:before="40" w:after="40" w:line="192" w:lineRule="auto"/>
               <w:jc w:val="center"/>
               <w:rPr>
                 <w:sz w:val="18"/>
@@ -14437,6 +14139,41 @@
                 <w:sz w:val="18"/>
               </w:rPr>
               <w:t>라이선싱</w:t>
+            </w:r>
+            <w:r>
+              <w:rPr>
+                <w:rFonts w:ascii="맑은 고딕" w:hAnsi="맑은 고딕"/>
+                <w:sz w:val="18"/>
+              </w:rPr>
+              <w:t>(</w:t>
+            </w:r>
+            <w:r>
+              <w:rPr>
+                <w:rFonts w:ascii="맑은 고딕" w:hAnsi="맑은 고딕"/>
+                <w:sz w:val="18"/>
+              </w:rPr>
+              <w:t>전략</w:t>
+            </w:r>
+            <w:r>
+              <w:rPr>
+                <w:rFonts w:ascii="맑은 고딕" w:hAnsi="맑은 고딕"/>
+                <w:sz w:val="18"/>
+              </w:rPr>
+              <w:t xml:space="preserve"> </w:t>
+            </w:r>
+            <w:r>
+              <w:rPr>
+                <w:rFonts w:ascii="맑은 고딕" w:hAnsi="맑은 고딕"/>
+                <w:sz w:val="18"/>
+              </w:rPr>
+              <w:t>진입가</w:t>
+            </w:r>
+            <w:r>
+              <w:rPr>
+                <w:rFonts w:ascii="맑은 고딕" w:hAnsi="맑은 고딕"/>
+                <w:sz w:val="18"/>
+              </w:rPr>
+              <w:t>)</w:t>
             </w:r>
             <w:r>
               <w:rPr>
@@ -14487,6 +14224,63 @@
                 <w:sz w:val="18"/>
               </w:rPr>
               <w:t>)</w:t>
+            </w:r>
+            <w:r>
+              <w:rPr>
+                <w:rFonts w:ascii="맑은 고딕" w:hAnsi="맑은 고딕"/>
+                <w:sz w:val="18"/>
+              </w:rPr>
+              <w:br/>
+              <w:t xml:space="preserve">→ </w:t>
+            </w:r>
+            <w:r>
+              <w:rPr>
+                <w:rFonts w:ascii="맑은 고딕" w:hAnsi="맑은 고딕"/>
+                <w:sz w:val="18"/>
+              </w:rPr>
+              <w:t>정부</w:t>
+            </w:r>
+            <w:r>
+              <w:rPr>
+                <w:rFonts w:ascii="맑은 고딕" w:hAnsi="맑은 고딕"/>
+                <w:sz w:val="18"/>
+              </w:rPr>
+              <w:t xml:space="preserve"> </w:t>
+            </w:r>
+            <w:r>
+              <w:rPr>
+                <w:rFonts w:ascii="맑은 고딕" w:hAnsi="맑은 고딕"/>
+                <w:sz w:val="18"/>
+              </w:rPr>
+              <w:t>시범사업</w:t>
+            </w:r>
+            <w:r>
+              <w:rPr>
+                <w:rFonts w:ascii="맑은 고딕" w:hAnsi="맑은 고딕"/>
+                <w:sz w:val="18"/>
+              </w:rPr>
+              <w:t xml:space="preserve"> </w:t>
+            </w:r>
+            <w:r>
+              <w:rPr>
+                <w:rFonts w:ascii="맑은 고딕" w:hAnsi="맑은 고딕"/>
+                <w:sz w:val="18"/>
+              </w:rPr>
+              <w:t>수주</w:t>
+            </w:r>
+            <w:r>
+              <w:rPr>
+                <w:rFonts w:ascii="맑은 고딕" w:hAnsi="맑은 고딕"/>
+                <w:sz w:val="18"/>
+              </w:rPr>
+              <w:t xml:space="preserve"> </w:t>
+            </w:r>
+            <w:r>
+              <w:rPr>
+                <w:rFonts w:ascii="맑은 고딕" w:hAnsi="맑은 고딕"/>
+                <w:sz w:val="18"/>
+              </w:rPr>
+              <w:t>목표</w:t>
             </w:r>
           </w:p>
         </w:tc>
@@ -15089,7 +14883,7 @@
                           <pic:cNvPicPr/>
                         </pic:nvPicPr>
                         <pic:blipFill>
-                          <a:blip r:embed="rId11">
+                          <a:blip r:embed="rId13">
                             <a:extLst>
                               <a:ext uri="{28A0092B-C50C-407E-A947-70E740481C1C}">
                                 <a14:useLocalDpi xmlns:a14="http://schemas.microsoft.com/office/drawing/2010/main" val="0"/>
@@ -15254,11 +15048,11 @@
           </mc:Choice>
           <mc:Fallback>
             <w:pict>
-              <v:group id="shape1051" o:spid="_x0000_s1052" style="width:423.05pt;height:31.65pt;mso-position-horizontal-relative:char;mso-position-vertical-relative:line" coordsize="8461,633" o:gfxdata="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">
-                <v:shape id="이미지" o:spid="_x0000_s1053" type="#_x0000_t75" style="position:absolute;width:8461;height:633;visibility:visible;mso-wrap-style:square" o:gfxdata="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">
-                  <v:imagedata r:id="rId15" o:title=""/>
+              <v:group w14:anchorId="1080AB8F" id="shape1051" o:spid="_x0000_s1045" style="width:423.05pt;height:31.65pt;mso-position-horizontal-relative:char;mso-position-vertical-relative:line" coordsize="8461,633" o:gfxdata="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">
+                <v:shape id="이미지" o:spid="_x0000_s1046" type="#_x0000_t75" style="position:absolute;width:8461;height:633;visibility:visible;mso-wrap-style:square" o:gfxdata="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">
+                  <v:imagedata r:id="rId14" o:title=""/>
                 </v:shape>
-                <v:rect id="child 2" o:spid="_x0000_s1054" style="position:absolute;width:8461;height:633;visibility:visible;mso-wrap-style:square;v-text-anchor:top" o:gfxdata="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" filled="f" stroked="f">
+                <v:rect id="child 2" o:spid="_x0000_s1047" style="position:absolute;width:8461;height:633;visibility:visible;mso-wrap-style:square;v-text-anchor:top" o:gfxdata="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" filled="f" stroked="f">
                   <v:textbox inset="0,0,0,0">
                     <w:txbxContent>
                       <w:p>
@@ -15320,14 +15114,7 @@
                             <w:rFonts w:ascii="HY헤드라인M" w:eastAsia="HY헤드라인M" w:hint="eastAsia"/>
                             <w:sz w:val="28"/>
                           </w:rPr>
-                          <w:t>(Solution)_</w:t>
-                        </w:r>
-                        <w:r>
-                          <w:rPr>
-                            <w:rFonts w:ascii="HY헤드라인M" w:eastAsia="HY헤드라인M" w:hint="eastAsia"/>
-                            <w:sz w:val="28"/>
-                          </w:rPr>
-                          <w:t>창업</w:t>
+                          <w:t>(Solution)_창업</w:t>
                         </w:r>
                         <w:r>
                           <w:rPr>
@@ -15396,895 +15183,6 @@
           <w:sz w:val="11"/>
         </w:rPr>
       </w:pPr>
-      <w:r>
-        <w:rPr>
-          <w:noProof/>
-        </w:rPr>
-        <mc:AlternateContent>
-          <mc:Choice Requires="wpg">
-            <w:drawing>
-              <wp:anchor distT="0" distB="0" distL="0" distR="0" simplePos="0" relativeHeight="15719936" behindDoc="0" locked="0" layoutInCell="1" hidden="0" allowOverlap="1" wp14:anchorId="1018C27D" wp14:editId="20E9E96A">
-                <wp:simplePos x="0" y="0"/>
-                <wp:positionH relativeFrom="page">
-                  <wp:posOffset>734695</wp:posOffset>
-                </wp:positionH>
-                <wp:positionV relativeFrom="paragraph">
-                  <wp:posOffset>142875</wp:posOffset>
-                </wp:positionV>
-                <wp:extent cx="6127115" cy="734060"/>
-                <wp:effectExtent l="0" t="0" r="0" b="0"/>
-                <wp:wrapTopAndBottom/>
-                <wp:docPr id="1054" name="shape1054"/>
-                <wp:cNvGraphicFramePr/>
-                <a:graphic xmlns:a="http://schemas.openxmlformats.org/drawingml/2006/main">
-                  <a:graphicData uri="http://schemas.microsoft.com/office/word/2010/wordprocessingGroup">
-                    <wpg:wgp>
-                      <wpg:cNvGrpSpPr/>
-                      <wpg:grpSpPr>
-                        <a:xfrm>
-                          <a:off x="0" y="0"/>
-                          <a:ext cx="6127115" cy="734060"/>
-                          <a:chOff x="734695" y="142875"/>
-                          <a:chExt cx="6127115" cy="734060"/>
-                        </a:xfrm>
-                      </wpg:grpSpPr>
-                      <pic:pic xmlns:pic="http://schemas.openxmlformats.org/drawingml/2006/picture">
-                        <pic:nvPicPr>
-                          <pic:cNvPr id="23" name="이미지"/>
-                          <pic:cNvPicPr preferRelativeResize="0"/>
-                        </pic:nvPicPr>
-                        <pic:blipFill>
-                          <a:blip r:embed="rId18">
-                            <a:extLst>
-                              <a:ext uri="{28A0092B-C50C-407E-A947-70E740481C1C}">
-                                <a14:useLocalDpi xmlns:a14="http://schemas.microsoft.com/office/drawing/2010/main" val="0"/>
-                              </a:ext>
-                            </a:extLst>
-                          </a:blip>
-                          <a:srcRect/>
-                          <a:stretch>
-                            <a:fillRect/>
-                          </a:stretch>
-                        </pic:blipFill>
-                        <pic:spPr>
-                          <a:xfrm>
-                            <a:off x="734695" y="142875"/>
-                            <a:ext cx="6127115" cy="734060"/>
-                          </a:xfrm>
-                          <a:prstGeom prst="rect">
-                            <a:avLst/>
-                          </a:prstGeom>
-                        </pic:spPr>
-                      </pic:pic>
-                      <wps:wsp>
-                        <wps:cNvPr id="24" name="child 2"/>
-                        <wps:cNvSpPr>
-                          <a:spLocks noRot="1"/>
-                        </wps:cNvSpPr>
-                        <wps:spPr>
-                          <a:xfrm>
-                            <a:off x="734695" y="142875"/>
-                            <a:ext cx="6127115" cy="734060"/>
-                          </a:xfrm>
-                          <a:prstGeom prst="rect">
-                            <a:avLst/>
-                          </a:prstGeom>
-                        </wps:spPr>
-                        <wps:txbx>
-                          <w:txbxContent>
-                            <w:p>
-                              <w:pPr>
-                                <w:spacing w:before="48" w:line="211" w:lineRule="auto"/>
-                                <w:ind w:left="390" w:right="344" w:hanging="286"/>
-                                <w:rPr>
-                                  <w:rFonts w:ascii="맑은 고딕" w:eastAsia="맑은 고딕" w:hAnsi="맑은 고딕"/>
-                                </w:rPr>
-                              </w:pPr>
-                              <w:r>
-                                <w:rPr>
-                                  <w:rFonts w:ascii="맑은 고딕" w:eastAsia="맑은 고딕" w:hAnsi="맑은 고딕"/>
-                                  <w:color w:val="0000FF"/>
-                                </w:rPr>
-                                <w:t>※</w:t>
-                              </w:r>
-                              <w:r>
-                                <w:rPr>
-                                  <w:rFonts w:ascii="맑은 고딕" w:eastAsia="맑은 고딕" w:hAnsi="맑은 고딕"/>
-                                  <w:color w:val="0000FF"/>
-                                  <w:spacing w:val="29"/>
-                                </w:rPr>
-                                <w:t xml:space="preserve"> </w:t>
-                              </w:r>
-                              <w:r>
-                                <w:rPr>
-                                  <w:rFonts w:ascii="맑은 고딕" w:eastAsia="맑은 고딕" w:hAnsi="맑은 고딕"/>
-                                  <w:color w:val="0000FF"/>
-                                </w:rPr>
-                                <w:t>아이디어를</w:t>
-                              </w:r>
-                              <w:r>
-                                <w:rPr>
-                                  <w:rFonts w:ascii="맑은 고딕" w:eastAsia="맑은 고딕" w:hAnsi="맑은 고딕"/>
-                                  <w:color w:val="0000FF"/>
-                                  <w:spacing w:val="28"/>
-                                </w:rPr>
-                                <w:t xml:space="preserve"> </w:t>
-                              </w:r>
-                              <w:r>
-                                <w:rPr>
-                                  <w:rFonts w:ascii="맑은 고딕" w:eastAsia="맑은 고딕" w:hAnsi="맑은 고딕"/>
-                                  <w:color w:val="0000FF"/>
-                                </w:rPr>
-                                <w:t>제품·서비스로</w:t>
-                              </w:r>
-                              <w:r>
-                                <w:rPr>
-                                  <w:rFonts w:ascii="맑은 고딕" w:eastAsia="맑은 고딕" w:hAnsi="맑은 고딕"/>
-                                  <w:color w:val="0000FF"/>
-                                  <w:spacing w:val="28"/>
-                                </w:rPr>
-                                <w:t xml:space="preserve"> </w:t>
-                              </w:r>
-                              <w:r>
-                                <w:rPr>
-                                  <w:rFonts w:ascii="맑은 고딕" w:eastAsia="맑은 고딕" w:hAnsi="맑은 고딕"/>
-                                  <w:color w:val="0000FF"/>
-                                </w:rPr>
-                                <w:t>개발</w:t>
-                              </w:r>
-                              <w:r>
-                                <w:rPr>
-                                  <w:rFonts w:ascii="맑은 고딕" w:eastAsia="맑은 고딕" w:hAnsi="맑은 고딕"/>
-                                  <w:color w:val="0000FF"/>
-                                  <w:spacing w:val="28"/>
-                                </w:rPr>
-                                <w:t xml:space="preserve"> </w:t>
-                              </w:r>
-                              <w:r>
-                                <w:rPr>
-                                  <w:rFonts w:ascii="맑은 고딕" w:eastAsia="맑은 고딕" w:hAnsi="맑은 고딕"/>
-                                  <w:color w:val="0000FF"/>
-                                </w:rPr>
-                                <w:t>또는</w:t>
-                              </w:r>
-                              <w:r>
-                                <w:rPr>
-                                  <w:rFonts w:ascii="맑은 고딕" w:eastAsia="맑은 고딕" w:hAnsi="맑은 고딕"/>
-                                  <w:color w:val="0000FF"/>
-                                  <w:spacing w:val="28"/>
-                                </w:rPr>
-                                <w:t xml:space="preserve"> </w:t>
-                              </w:r>
-                              <w:r>
-                                <w:rPr>
-                                  <w:rFonts w:ascii="맑은 고딕" w:eastAsia="맑은 고딕" w:hAnsi="맑은 고딕"/>
-                                  <w:color w:val="0000FF"/>
-                                </w:rPr>
-                                <w:t>구체화</w:t>
-                              </w:r>
-                              <w:r>
-                                <w:rPr>
-                                  <w:rFonts w:ascii="맑은 고딕" w:eastAsia="맑은 고딕" w:hAnsi="맑은 고딕"/>
-                                  <w:color w:val="0000FF"/>
-                                  <w:spacing w:val="31"/>
-                                </w:rPr>
-                                <w:t xml:space="preserve"> </w:t>
-                              </w:r>
-                              <w:r>
-                                <w:rPr>
-                                  <w:rFonts w:ascii="맑은 고딕" w:eastAsia="맑은 고딕" w:hAnsi="맑은 고딕"/>
-                                  <w:color w:val="0000FF"/>
-                                </w:rPr>
-                                <w:t>하고자</w:t>
-                              </w:r>
-                              <w:r>
-                                <w:rPr>
-                                  <w:rFonts w:ascii="맑은 고딕" w:eastAsia="맑은 고딕" w:hAnsi="맑은 고딕"/>
-                                  <w:color w:val="0000FF"/>
-                                  <w:spacing w:val="28"/>
-                                </w:rPr>
-                                <w:t xml:space="preserve"> </w:t>
-                              </w:r>
-                              <w:r>
-                                <w:rPr>
-                                  <w:rFonts w:ascii="맑은 고딕" w:eastAsia="맑은 고딕" w:hAnsi="맑은 고딕"/>
-                                  <w:color w:val="0000FF"/>
-                                </w:rPr>
-                                <w:t>하는</w:t>
-                              </w:r>
-                              <w:r>
-                                <w:rPr>
-                                  <w:rFonts w:ascii="맑은 고딕" w:eastAsia="맑은 고딕" w:hAnsi="맑은 고딕"/>
-                                  <w:color w:val="0000FF"/>
-                                  <w:spacing w:val="28"/>
-                                </w:rPr>
-                                <w:t xml:space="preserve"> </w:t>
-                              </w:r>
-                              <w:r>
-                                <w:rPr>
-                                  <w:rFonts w:ascii="맑은 고딕" w:eastAsia="맑은 고딕" w:hAnsi="맑은 고딕"/>
-                                  <w:color w:val="0000FF"/>
-                                </w:rPr>
-                                <w:t>계획(사업기간</w:t>
-                              </w:r>
-                              <w:r>
-                                <w:rPr>
-                                  <w:rFonts w:ascii="맑은 고딕" w:eastAsia="맑은 고딕" w:hAnsi="맑은 고딕"/>
-                                  <w:color w:val="0000FF"/>
-                                  <w:spacing w:val="28"/>
-                                </w:rPr>
-                                <w:t xml:space="preserve"> </w:t>
-                              </w:r>
-                              <w:r>
-                                <w:rPr>
-                                  <w:rFonts w:ascii="맑은 고딕" w:eastAsia="맑은 고딕" w:hAnsi="맑은 고딕"/>
-                                  <w:color w:val="0000FF"/>
-                                </w:rPr>
-                                <w:t>내</w:t>
-                              </w:r>
-                              <w:r>
-                                <w:rPr>
-                                  <w:rFonts w:ascii="맑은 고딕" w:eastAsia="맑은 고딕" w:hAnsi="맑은 고딕"/>
-                                  <w:color w:val="0000FF"/>
-                                  <w:spacing w:val="28"/>
-                                </w:rPr>
-                                <w:t xml:space="preserve"> </w:t>
-                              </w:r>
-                              <w:r>
-                                <w:rPr>
-                                  <w:rFonts w:ascii="맑은 고딕" w:eastAsia="맑은 고딕" w:hAnsi="맑은 고딕"/>
-                                  <w:color w:val="0000FF"/>
-                                </w:rPr>
-                                <w:t>일정</w:t>
-                              </w:r>
-                              <w:r>
-                                <w:rPr>
-                                  <w:rFonts w:ascii="맑은 고딕" w:eastAsia="맑은 고딕" w:hAnsi="맑은 고딕"/>
-                                  <w:color w:val="0000FF"/>
-                                  <w:spacing w:val="28"/>
-                                </w:rPr>
-                                <w:t xml:space="preserve"> </w:t>
-                              </w:r>
-                              <w:r>
-                                <w:rPr>
-                                  <w:rFonts w:ascii="맑은 고딕" w:eastAsia="맑은 고딕" w:hAnsi="맑은 고딕"/>
-                                  <w:color w:val="0000FF"/>
-                                </w:rPr>
-                                <w:t>등) 개발</w:t>
-                              </w:r>
-                              <w:r>
-                                <w:rPr>
-                                  <w:rFonts w:ascii="맑은 고딕" w:eastAsia="맑은 고딕" w:hAnsi="맑은 고딕"/>
-                                  <w:color w:val="0000FF"/>
-                                  <w:spacing w:val="40"/>
-                                </w:rPr>
-                                <w:t xml:space="preserve"> </w:t>
-                              </w:r>
-                              <w:r>
-                                <w:rPr>
-                                  <w:rFonts w:ascii="맑은 고딕" w:eastAsia="맑은 고딕" w:hAnsi="맑은 고딕"/>
-                                  <w:color w:val="0000FF"/>
-                                </w:rPr>
-                                <w:t>창업</w:t>
-                              </w:r>
-                              <w:r>
-                                <w:rPr>
-                                  <w:rFonts w:ascii="맑은 고딕" w:eastAsia="맑은 고딕" w:hAnsi="맑은 고딕"/>
-                                  <w:color w:val="0000FF"/>
-                                  <w:spacing w:val="40"/>
-                                </w:rPr>
-                                <w:t xml:space="preserve"> </w:t>
-                              </w:r>
-                              <w:r>
-                                <w:rPr>
-                                  <w:rFonts w:ascii="맑은 고딕" w:eastAsia="맑은 고딕" w:hAnsi="맑은 고딕"/>
-                                  <w:color w:val="0000FF"/>
-                                </w:rPr>
-                                <w:t>아이템의</w:t>
-                              </w:r>
-                              <w:r>
-                                <w:rPr>
-                                  <w:rFonts w:ascii="맑은 고딕" w:eastAsia="맑은 고딕" w:hAnsi="맑은 고딕"/>
-                                  <w:color w:val="0000FF"/>
-                                  <w:spacing w:val="40"/>
-                                </w:rPr>
-                                <w:t xml:space="preserve"> </w:t>
-                              </w:r>
-                              <w:r>
-                                <w:rPr>
-                                  <w:rFonts w:ascii="맑은 고딕" w:eastAsia="맑은 고딕" w:hAnsi="맑은 고딕"/>
-                                  <w:color w:val="0000FF"/>
-                                </w:rPr>
-                                <w:t>기능·성능의</w:t>
-                              </w:r>
-                              <w:r>
-                                <w:rPr>
-                                  <w:rFonts w:ascii="맑은 고딕" w:eastAsia="맑은 고딕" w:hAnsi="맑은 고딕"/>
-                                  <w:color w:val="0000FF"/>
-                                  <w:spacing w:val="40"/>
-                                </w:rPr>
-                                <w:t xml:space="preserve"> </w:t>
-                              </w:r>
-                              <w:r>
-                                <w:rPr>
-                                  <w:rFonts w:ascii="맑은 고딕" w:eastAsia="맑은 고딕" w:hAnsi="맑은 고딕"/>
-                                  <w:color w:val="0000FF"/>
-                                </w:rPr>
-                                <w:t>차별성</w:t>
-                              </w:r>
-                              <w:r>
-                                <w:rPr>
-                                  <w:rFonts w:ascii="맑은 고딕" w:eastAsia="맑은 고딕" w:hAnsi="맑은 고딕"/>
-                                  <w:color w:val="0000FF"/>
-                                  <w:spacing w:val="40"/>
-                                </w:rPr>
-                                <w:t xml:space="preserve"> </w:t>
-                              </w:r>
-                              <w:r>
-                                <w:rPr>
-                                  <w:rFonts w:ascii="맑은 고딕" w:eastAsia="맑은 고딕" w:hAnsi="맑은 고딕"/>
-                                  <w:color w:val="0000FF"/>
-                                </w:rPr>
-                                <w:t>및</w:t>
-                              </w:r>
-                              <w:r>
-                                <w:rPr>
-                                  <w:rFonts w:ascii="맑은 고딕" w:eastAsia="맑은 고딕" w:hAnsi="맑은 고딕"/>
-                                  <w:color w:val="0000FF"/>
-                                  <w:spacing w:val="40"/>
-                                </w:rPr>
-                                <w:t xml:space="preserve"> </w:t>
-                              </w:r>
-                              <w:r>
-                                <w:rPr>
-                                  <w:rFonts w:ascii="맑은 고딕" w:eastAsia="맑은 고딕" w:hAnsi="맑은 고딕"/>
-                                  <w:color w:val="0000FF"/>
-                                </w:rPr>
-                                <w:t>경쟁력</w:t>
-                              </w:r>
-                              <w:r>
-                                <w:rPr>
-                                  <w:rFonts w:ascii="맑은 고딕" w:eastAsia="맑은 고딕" w:hAnsi="맑은 고딕"/>
-                                  <w:color w:val="0000FF"/>
-                                  <w:spacing w:val="40"/>
-                                </w:rPr>
-                                <w:t xml:space="preserve"> </w:t>
-                              </w:r>
-                              <w:r>
-                                <w:rPr>
-                                  <w:rFonts w:ascii="맑은 고딕" w:eastAsia="맑은 고딕" w:hAnsi="맑은 고딕"/>
-                                  <w:color w:val="0000FF"/>
-                                </w:rPr>
-                                <w:t>확보</w:t>
-                              </w:r>
-                              <w:r>
-                                <w:rPr>
-                                  <w:rFonts w:ascii="맑은 고딕" w:eastAsia="맑은 고딕" w:hAnsi="맑은 고딕"/>
-                                  <w:color w:val="0000FF"/>
-                                  <w:spacing w:val="40"/>
-                                </w:rPr>
-                                <w:t xml:space="preserve"> </w:t>
-                              </w:r>
-                              <w:r>
-                                <w:rPr>
-                                  <w:rFonts w:ascii="맑은 고딕" w:eastAsia="맑은 고딕" w:hAnsi="맑은 고딕"/>
-                                  <w:color w:val="0000FF"/>
-                                </w:rPr>
-                                <w:t>전략</w:t>
-                              </w:r>
-                            </w:p>
-                            <w:p>
-                              <w:pPr>
-                                <w:spacing w:line="365" w:lineRule="exact"/>
-                                <w:ind w:left="390"/>
-                                <w:rPr>
-                                  <w:rFonts w:ascii="맑은 고딕" w:eastAsia="맑은 고딕"/>
-                                </w:rPr>
-                              </w:pPr>
-                              <w:r>
-                                <w:rPr>
-                                  <w:rFonts w:ascii="맑은 고딕" w:eastAsia="맑은 고딕"/>
-                                  <w:color w:val="0000FF"/>
-                                </w:rPr>
-                                <w:t>정부지원사업비</w:t>
-                              </w:r>
-                              <w:r>
-                                <w:rPr>
-                                  <w:rFonts w:ascii="맑은 고딕" w:eastAsia="맑은 고딕"/>
-                                  <w:color w:val="0000FF"/>
-                                  <w:spacing w:val="28"/>
-                                </w:rPr>
-                                <w:t xml:space="preserve"> </w:t>
-                              </w:r>
-                              <w:r>
-                                <w:rPr>
-                                  <w:rFonts w:ascii="맑은 고딕" w:eastAsia="맑은 고딕"/>
-                                  <w:color w:val="0000FF"/>
-                                </w:rPr>
-                                <w:t>집행</w:t>
-                              </w:r>
-                              <w:r>
-                                <w:rPr>
-                                  <w:rFonts w:ascii="맑은 고딕" w:eastAsia="맑은 고딕"/>
-                                  <w:color w:val="0000FF"/>
-                                  <w:spacing w:val="28"/>
-                                </w:rPr>
-                                <w:t xml:space="preserve"> </w:t>
-                              </w:r>
-                              <w:r>
-                                <w:rPr>
-                                  <w:rFonts w:ascii="맑은 고딕" w:eastAsia="맑은 고딕"/>
-                                  <w:color w:val="0000FF"/>
-                                </w:rPr>
-                                <w:t>계획</w:t>
-                              </w:r>
-                              <w:r>
-                                <w:rPr>
-                                  <w:rFonts w:ascii="맑은 고딕" w:eastAsia="맑은 고딕"/>
-                                  <w:color w:val="0000FF"/>
-                                  <w:spacing w:val="28"/>
-                                </w:rPr>
-                                <w:t xml:space="preserve"> </w:t>
-                              </w:r>
-                              <w:r>
-                                <w:rPr>
-                                  <w:rFonts w:ascii="맑은 고딕" w:eastAsia="맑은 고딕"/>
-                                  <w:color w:val="0000FF"/>
-                                  <w:spacing w:val="-5"/>
-                                </w:rPr>
-                                <w:t>기재</w:t>
-                              </w:r>
-                            </w:p>
-                          </w:txbxContent>
-                        </wps:txbx>
-                        <wps:bodyPr rot="0" vert="horz" wrap="square" lIns="0" tIns="0" rIns="0" bIns="0" anchor="t" upright="1">
-                          <a:noAutofit/>
-                        </wps:bodyPr>
-                      </wps:wsp>
-                    </wpg:wgp>
-                  </a:graphicData>
-                </a:graphic>
-              </wp:anchor>
-            </w:drawing>
-          </mc:Choice>
-          <mc:Fallback>
-            <w:pict>
-              <v:group id="shape1054" o:spid="_x0000_s1055" style="position:absolute;margin-left:57.85pt;margin-top:11.25pt;width:482.45pt;height:57.8pt;z-index:15719936;mso-wrap-distance-left:0;mso-wrap-distance-right:0;mso-position-horizontal-relative:page;mso-position-vertical-relative:text" coordorigin="7346,1428" coordsize="61271,7340" o:gfxdata="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">
-                <v:shape id="이미지" o:spid="_x0000_s1056" type="#_x0000_t75" style="position:absolute;left:7346;top:1428;width:61272;height:7341;visibility:visible;mso-wrap-style:square" o:preferrelative="f" o:gfxdata="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">
-                  <v:imagedata r:id="rId19" o:title=""/>
-                </v:shape>
-                <v:rect id="child 2" o:spid="_x0000_s1057" style="position:absolute;left:7346;top:1428;width:61272;height:7341;visibility:visible;mso-wrap-style:square;v-text-anchor:top" o:gfxdata="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" filled="f" stroked="f">
-                  <o:lock v:ext="edit" rotation="t"/>
-                  <v:textbox inset="0,0,0,0">
-                    <w:txbxContent>
-                      <w:p>
-                        <w:pPr>
-                          <w:spacing w:before="48" w:line="211" w:lineRule="auto"/>
-                          <w:ind w:left="390" w:right="344" w:hanging="286"/>
-                          <w:rPr>
-                            <w:rFonts w:ascii="맑은 고딕" w:eastAsia="맑은 고딕" w:hAnsi="맑은 고딕"/>
-                          </w:rPr>
-                        </w:pPr>
-                        <w:r>
-                          <w:rPr>
-                            <w:rFonts w:ascii="맑은 고딕" w:eastAsia="맑은 고딕" w:hAnsi="맑은 고딕"/>
-                            <w:color w:val="0000FF"/>
-                          </w:rPr>
-                          <w:t>※</w:t>
-                        </w:r>
-                        <w:r>
-                          <w:rPr>
-                            <w:rFonts w:ascii="맑은 고딕" w:eastAsia="맑은 고딕" w:hAnsi="맑은 고딕"/>
-                            <w:color w:val="0000FF"/>
-                            <w:spacing w:val="29"/>
-                          </w:rPr>
-                          <w:t xml:space="preserve"> </w:t>
-                        </w:r>
-                        <w:r>
-                          <w:rPr>
-                            <w:rFonts w:ascii="맑은 고딕" w:eastAsia="맑은 고딕" w:hAnsi="맑은 고딕"/>
-                            <w:color w:val="0000FF"/>
-                          </w:rPr>
-                          <w:t>아이디어를</w:t>
-                        </w:r>
-                        <w:r>
-                          <w:rPr>
-                            <w:rFonts w:ascii="맑은 고딕" w:eastAsia="맑은 고딕" w:hAnsi="맑은 고딕"/>
-                            <w:color w:val="0000FF"/>
-                            <w:spacing w:val="28"/>
-                          </w:rPr>
-                          <w:t xml:space="preserve"> </w:t>
-                        </w:r>
-                        <w:r>
-                          <w:rPr>
-                            <w:rFonts w:ascii="맑은 고딕" w:eastAsia="맑은 고딕" w:hAnsi="맑은 고딕"/>
-                            <w:color w:val="0000FF"/>
-                          </w:rPr>
-                          <w:t>제품</w:t>
-                        </w:r>
-                        <w:r>
-                          <w:rPr>
-                            <w:rFonts w:ascii="맑은 고딕" w:eastAsia="맑은 고딕" w:hAnsi="맑은 고딕"/>
-                            <w:color w:val="0000FF"/>
-                          </w:rPr>
-                          <w:t>·</w:t>
-                        </w:r>
-                        <w:r>
-                          <w:rPr>
-                            <w:rFonts w:ascii="맑은 고딕" w:eastAsia="맑은 고딕" w:hAnsi="맑은 고딕"/>
-                            <w:color w:val="0000FF"/>
-                          </w:rPr>
-                          <w:t>서비스로</w:t>
-                        </w:r>
-                        <w:r>
-                          <w:rPr>
-                            <w:rFonts w:ascii="맑은 고딕" w:eastAsia="맑은 고딕" w:hAnsi="맑은 고딕"/>
-                            <w:color w:val="0000FF"/>
-                            <w:spacing w:val="28"/>
-                          </w:rPr>
-                          <w:t xml:space="preserve"> </w:t>
-                        </w:r>
-                        <w:r>
-                          <w:rPr>
-                            <w:rFonts w:ascii="맑은 고딕" w:eastAsia="맑은 고딕" w:hAnsi="맑은 고딕"/>
-                            <w:color w:val="0000FF"/>
-                          </w:rPr>
-                          <w:t>개발</w:t>
-                        </w:r>
-                        <w:r>
-                          <w:rPr>
-                            <w:rFonts w:ascii="맑은 고딕" w:eastAsia="맑은 고딕" w:hAnsi="맑은 고딕"/>
-                            <w:color w:val="0000FF"/>
-                            <w:spacing w:val="28"/>
-                          </w:rPr>
-                          <w:t xml:space="preserve"> </w:t>
-                        </w:r>
-                        <w:r>
-                          <w:rPr>
-                            <w:rFonts w:ascii="맑은 고딕" w:eastAsia="맑은 고딕" w:hAnsi="맑은 고딕"/>
-                            <w:color w:val="0000FF"/>
-                          </w:rPr>
-                          <w:t>또는</w:t>
-                        </w:r>
-                        <w:r>
-                          <w:rPr>
-                            <w:rFonts w:ascii="맑은 고딕" w:eastAsia="맑은 고딕" w:hAnsi="맑은 고딕"/>
-                            <w:color w:val="0000FF"/>
-                            <w:spacing w:val="28"/>
-                          </w:rPr>
-                          <w:t xml:space="preserve"> </w:t>
-                        </w:r>
-                        <w:r>
-                          <w:rPr>
-                            <w:rFonts w:ascii="맑은 고딕" w:eastAsia="맑은 고딕" w:hAnsi="맑은 고딕"/>
-                            <w:color w:val="0000FF"/>
-                          </w:rPr>
-                          <w:t>구체화</w:t>
-                        </w:r>
-                        <w:r>
-                          <w:rPr>
-                            <w:rFonts w:ascii="맑은 고딕" w:eastAsia="맑은 고딕" w:hAnsi="맑은 고딕"/>
-                            <w:color w:val="0000FF"/>
-                            <w:spacing w:val="31"/>
-                          </w:rPr>
-                          <w:t xml:space="preserve"> </w:t>
-                        </w:r>
-                        <w:r>
-                          <w:rPr>
-                            <w:rFonts w:ascii="맑은 고딕" w:eastAsia="맑은 고딕" w:hAnsi="맑은 고딕"/>
-                            <w:color w:val="0000FF"/>
-                          </w:rPr>
-                          <w:t>하고자</w:t>
-                        </w:r>
-                        <w:r>
-                          <w:rPr>
-                            <w:rFonts w:ascii="맑은 고딕" w:eastAsia="맑은 고딕" w:hAnsi="맑은 고딕"/>
-                            <w:color w:val="0000FF"/>
-                            <w:spacing w:val="28"/>
-                          </w:rPr>
-                          <w:t xml:space="preserve"> </w:t>
-                        </w:r>
-                        <w:r>
-                          <w:rPr>
-                            <w:rFonts w:ascii="맑은 고딕" w:eastAsia="맑은 고딕" w:hAnsi="맑은 고딕"/>
-                            <w:color w:val="0000FF"/>
-                          </w:rPr>
-                          <w:t>하는</w:t>
-                        </w:r>
-                        <w:r>
-                          <w:rPr>
-                            <w:rFonts w:ascii="맑은 고딕" w:eastAsia="맑은 고딕" w:hAnsi="맑은 고딕"/>
-                            <w:color w:val="0000FF"/>
-                            <w:spacing w:val="28"/>
-                          </w:rPr>
-                          <w:t xml:space="preserve"> </w:t>
-                        </w:r>
-                        <w:r>
-                          <w:rPr>
-                            <w:rFonts w:ascii="맑은 고딕" w:eastAsia="맑은 고딕" w:hAnsi="맑은 고딕"/>
-                            <w:color w:val="0000FF"/>
-                          </w:rPr>
-                          <w:t>계획</w:t>
-                        </w:r>
-                        <w:r>
-                          <w:rPr>
-                            <w:rFonts w:ascii="맑은 고딕" w:eastAsia="맑은 고딕" w:hAnsi="맑은 고딕"/>
-                            <w:color w:val="0000FF"/>
-                          </w:rPr>
-                          <w:t>(</w:t>
-                        </w:r>
-                        <w:r>
-                          <w:rPr>
-                            <w:rFonts w:ascii="맑은 고딕" w:eastAsia="맑은 고딕" w:hAnsi="맑은 고딕"/>
-                            <w:color w:val="0000FF"/>
-                          </w:rPr>
-                          <w:t>사업기간</w:t>
-                        </w:r>
-                        <w:r>
-                          <w:rPr>
-                            <w:rFonts w:ascii="맑은 고딕" w:eastAsia="맑은 고딕" w:hAnsi="맑은 고딕"/>
-                            <w:color w:val="0000FF"/>
-                            <w:spacing w:val="28"/>
-                          </w:rPr>
-                          <w:t xml:space="preserve"> </w:t>
-                        </w:r>
-                        <w:r>
-                          <w:rPr>
-                            <w:rFonts w:ascii="맑은 고딕" w:eastAsia="맑은 고딕" w:hAnsi="맑은 고딕"/>
-                            <w:color w:val="0000FF"/>
-                          </w:rPr>
-                          <w:t>내</w:t>
-                        </w:r>
-                        <w:r>
-                          <w:rPr>
-                            <w:rFonts w:ascii="맑은 고딕" w:eastAsia="맑은 고딕" w:hAnsi="맑은 고딕"/>
-                            <w:color w:val="0000FF"/>
-                            <w:spacing w:val="28"/>
-                          </w:rPr>
-                          <w:t xml:space="preserve"> </w:t>
-                        </w:r>
-                        <w:r>
-                          <w:rPr>
-                            <w:rFonts w:ascii="맑은 고딕" w:eastAsia="맑은 고딕" w:hAnsi="맑은 고딕"/>
-                            <w:color w:val="0000FF"/>
-                          </w:rPr>
-                          <w:t>일정</w:t>
-                        </w:r>
-                        <w:r>
-                          <w:rPr>
-                            <w:rFonts w:ascii="맑은 고딕" w:eastAsia="맑은 고딕" w:hAnsi="맑은 고딕"/>
-                            <w:color w:val="0000FF"/>
-                            <w:spacing w:val="28"/>
-                          </w:rPr>
-                          <w:t xml:space="preserve"> </w:t>
-                        </w:r>
-                        <w:r>
-                          <w:rPr>
-                            <w:rFonts w:ascii="맑은 고딕" w:eastAsia="맑은 고딕" w:hAnsi="맑은 고딕"/>
-                            <w:color w:val="0000FF"/>
-                          </w:rPr>
-                          <w:t>등</w:t>
-                        </w:r>
-                        <w:r>
-                          <w:rPr>
-                            <w:rFonts w:ascii="맑은 고딕" w:eastAsia="맑은 고딕" w:hAnsi="맑은 고딕"/>
-                            <w:color w:val="0000FF"/>
-                          </w:rPr>
-                          <w:t xml:space="preserve">) </w:t>
-                        </w:r>
-                        <w:r>
-                          <w:rPr>
-                            <w:rFonts w:ascii="맑은 고딕" w:eastAsia="맑은 고딕" w:hAnsi="맑은 고딕"/>
-                            <w:color w:val="0000FF"/>
-                          </w:rPr>
-                          <w:t>개발</w:t>
-                        </w:r>
-                        <w:r>
-                          <w:rPr>
-                            <w:rFonts w:ascii="맑은 고딕" w:eastAsia="맑은 고딕" w:hAnsi="맑은 고딕"/>
-                            <w:color w:val="0000FF"/>
-                            <w:spacing w:val="40"/>
-                          </w:rPr>
-                          <w:t xml:space="preserve"> </w:t>
-                        </w:r>
-                        <w:r>
-                          <w:rPr>
-                            <w:rFonts w:ascii="맑은 고딕" w:eastAsia="맑은 고딕" w:hAnsi="맑은 고딕"/>
-                            <w:color w:val="0000FF"/>
-                          </w:rPr>
-                          <w:t>창업</w:t>
-                        </w:r>
-                        <w:r>
-                          <w:rPr>
-                            <w:rFonts w:ascii="맑은 고딕" w:eastAsia="맑은 고딕" w:hAnsi="맑은 고딕"/>
-                            <w:color w:val="0000FF"/>
-                            <w:spacing w:val="40"/>
-                          </w:rPr>
-                          <w:t xml:space="preserve"> </w:t>
-                        </w:r>
-                        <w:r>
-                          <w:rPr>
-                            <w:rFonts w:ascii="맑은 고딕" w:eastAsia="맑은 고딕" w:hAnsi="맑은 고딕"/>
-                            <w:color w:val="0000FF"/>
-                          </w:rPr>
-                          <w:t>아이템의</w:t>
-                        </w:r>
-                        <w:r>
-                          <w:rPr>
-                            <w:rFonts w:ascii="맑은 고딕" w:eastAsia="맑은 고딕" w:hAnsi="맑은 고딕"/>
-                            <w:color w:val="0000FF"/>
-                            <w:spacing w:val="40"/>
-                          </w:rPr>
-                          <w:t xml:space="preserve"> </w:t>
-                        </w:r>
-                        <w:r>
-                          <w:rPr>
-                            <w:rFonts w:ascii="맑은 고딕" w:eastAsia="맑은 고딕" w:hAnsi="맑은 고딕"/>
-                            <w:color w:val="0000FF"/>
-                          </w:rPr>
-                          <w:t>기능</w:t>
-                        </w:r>
-                        <w:r>
-                          <w:rPr>
-                            <w:rFonts w:ascii="맑은 고딕" w:eastAsia="맑은 고딕" w:hAnsi="맑은 고딕"/>
-                            <w:color w:val="0000FF"/>
-                          </w:rPr>
-                          <w:t>·</w:t>
-                        </w:r>
-                        <w:r>
-                          <w:rPr>
-                            <w:rFonts w:ascii="맑은 고딕" w:eastAsia="맑은 고딕" w:hAnsi="맑은 고딕"/>
-                            <w:color w:val="0000FF"/>
-                          </w:rPr>
-                          <w:t>성능의</w:t>
-                        </w:r>
-                        <w:r>
-                          <w:rPr>
-                            <w:rFonts w:ascii="맑은 고딕" w:eastAsia="맑은 고딕" w:hAnsi="맑은 고딕"/>
-                            <w:color w:val="0000FF"/>
-                            <w:spacing w:val="40"/>
-                          </w:rPr>
-                          <w:t xml:space="preserve"> </w:t>
-                        </w:r>
-                        <w:r>
-                          <w:rPr>
-                            <w:rFonts w:ascii="맑은 고딕" w:eastAsia="맑은 고딕" w:hAnsi="맑은 고딕"/>
-                            <w:color w:val="0000FF"/>
-                          </w:rPr>
-                          <w:t>차별성</w:t>
-                        </w:r>
-                        <w:r>
-                          <w:rPr>
-                            <w:rFonts w:ascii="맑은 고딕" w:eastAsia="맑은 고딕" w:hAnsi="맑은 고딕"/>
-                            <w:color w:val="0000FF"/>
-                            <w:spacing w:val="40"/>
-                          </w:rPr>
-                          <w:t xml:space="preserve"> </w:t>
-                        </w:r>
-                        <w:r>
-                          <w:rPr>
-                            <w:rFonts w:ascii="맑은 고딕" w:eastAsia="맑은 고딕" w:hAnsi="맑은 고딕"/>
-                            <w:color w:val="0000FF"/>
-                          </w:rPr>
-                          <w:t>및</w:t>
-                        </w:r>
-                        <w:r>
-                          <w:rPr>
-                            <w:rFonts w:ascii="맑은 고딕" w:eastAsia="맑은 고딕" w:hAnsi="맑은 고딕"/>
-                            <w:color w:val="0000FF"/>
-                            <w:spacing w:val="40"/>
-                          </w:rPr>
-                          <w:t xml:space="preserve"> </w:t>
-                        </w:r>
-                        <w:r>
-                          <w:rPr>
-                            <w:rFonts w:ascii="맑은 고딕" w:eastAsia="맑은 고딕" w:hAnsi="맑은 고딕"/>
-                            <w:color w:val="0000FF"/>
-                          </w:rPr>
-                          <w:t>경쟁력</w:t>
-                        </w:r>
-                        <w:r>
-                          <w:rPr>
-                            <w:rFonts w:ascii="맑은 고딕" w:eastAsia="맑은 고딕" w:hAnsi="맑은 고딕"/>
-                            <w:color w:val="0000FF"/>
-                            <w:spacing w:val="40"/>
-                          </w:rPr>
-                          <w:t xml:space="preserve"> </w:t>
-                        </w:r>
-                        <w:r>
-                          <w:rPr>
-                            <w:rFonts w:ascii="맑은 고딕" w:eastAsia="맑은 고딕" w:hAnsi="맑은 고딕"/>
-                            <w:color w:val="0000FF"/>
-                          </w:rPr>
-                          <w:t>확보</w:t>
-                        </w:r>
-                        <w:r>
-                          <w:rPr>
-                            <w:rFonts w:ascii="맑은 고딕" w:eastAsia="맑은 고딕" w:hAnsi="맑은 고딕"/>
-                            <w:color w:val="0000FF"/>
-                            <w:spacing w:val="40"/>
-                          </w:rPr>
-                          <w:t xml:space="preserve"> </w:t>
-                        </w:r>
-                        <w:r>
-                          <w:rPr>
-                            <w:rFonts w:ascii="맑은 고딕" w:eastAsia="맑은 고딕" w:hAnsi="맑은 고딕"/>
-                            <w:color w:val="0000FF"/>
-                          </w:rPr>
-                          <w:t>전략</w:t>
-                        </w:r>
-                      </w:p>
-                      <w:p>
-                        <w:pPr>
-                          <w:spacing w:line="365" w:lineRule="exact"/>
-                          <w:ind w:left="390"/>
-                          <w:rPr>
-                            <w:rFonts w:ascii="맑은 고딕" w:eastAsia="맑은 고딕"/>
-                          </w:rPr>
-                        </w:pPr>
-                        <w:r>
-                          <w:rPr>
-                            <w:rFonts w:ascii="맑은 고딕" w:eastAsia="맑은 고딕"/>
-                            <w:color w:val="0000FF"/>
-                          </w:rPr>
-                          <w:t>정부지원사업비</w:t>
-                        </w:r>
-                        <w:r>
-                          <w:rPr>
-                            <w:rFonts w:ascii="맑은 고딕" w:eastAsia="맑은 고딕"/>
-                            <w:color w:val="0000FF"/>
-                            <w:spacing w:val="28"/>
-                          </w:rPr>
-                          <w:t xml:space="preserve"> </w:t>
-                        </w:r>
-                        <w:r>
-                          <w:rPr>
-                            <w:rFonts w:ascii="맑은 고딕" w:eastAsia="맑은 고딕"/>
-                            <w:color w:val="0000FF"/>
-                          </w:rPr>
-                          <w:t>집행</w:t>
-                        </w:r>
-                        <w:r>
-                          <w:rPr>
-                            <w:rFonts w:ascii="맑은 고딕" w:eastAsia="맑은 고딕"/>
-                            <w:color w:val="0000FF"/>
-                            <w:spacing w:val="28"/>
-                          </w:rPr>
-                          <w:t xml:space="preserve"> </w:t>
-                        </w:r>
-                        <w:r>
-                          <w:rPr>
-                            <w:rFonts w:ascii="맑은 고딕" w:eastAsia="맑은 고딕"/>
-                            <w:color w:val="0000FF"/>
-                          </w:rPr>
-                          <w:t>계획</w:t>
-                        </w:r>
-                        <w:r>
-                          <w:rPr>
-                            <w:rFonts w:ascii="맑은 고딕" w:eastAsia="맑은 고딕"/>
-                            <w:color w:val="0000FF"/>
-                            <w:spacing w:val="28"/>
-                          </w:rPr>
-                          <w:t xml:space="preserve"> </w:t>
-                        </w:r>
-                        <w:r>
-                          <w:rPr>
-                            <w:rFonts w:ascii="맑은 고딕" w:eastAsia="맑은 고딕"/>
-                            <w:color w:val="0000FF"/>
-                            <w:spacing w:val="-5"/>
-                          </w:rPr>
-                          <w:t>기재</w:t>
-                        </w:r>
-                      </w:p>
-                    </w:txbxContent>
-                  </v:textbox>
-                </v:rect>
-                <w10:wrap type="topAndBottom" anchorx="page"/>
-              </v:group>
-            </w:pict>
-          </mc:Fallback>
-        </mc:AlternateContent>
-      </w:r>
     </w:p>
     <w:p>
       <w:pPr>
@@ -16973,21 +15871,35 @@
           <w:rFonts w:ascii="맑은 고딕" w:hAnsi="맑은 고딕"/>
           <w:sz w:val="20"/>
         </w:rPr>
-        <w:t>의료기관</w:t>
-      </w:r>
-      <w:r>
-        <w:rPr>
-          <w:rFonts w:ascii="맑은 고딕" w:hAnsi="맑은 고딕"/>
-          <w:sz w:val="20"/>
-        </w:rPr>
-        <w:t xml:space="preserve"> </w:t>
-      </w:r>
-      <w:r>
-        <w:rPr>
-          <w:rFonts w:ascii="맑은 고딕" w:hAnsi="맑은 고딕"/>
-          <w:sz w:val="20"/>
-        </w:rPr>
-        <w:t>파일럿</w:t>
+        <w:t>정부</w:t>
+      </w:r>
+      <w:r>
+        <w:rPr>
+          <w:rFonts w:ascii="맑은 고딕" w:hAnsi="맑은 고딕"/>
+          <w:sz w:val="20"/>
+        </w:rPr>
+        <w:t xml:space="preserve"> </w:t>
+      </w:r>
+      <w:r>
+        <w:rPr>
+          <w:rFonts w:ascii="맑은 고딕" w:hAnsi="맑은 고딕"/>
+          <w:sz w:val="20"/>
+        </w:rPr>
+        <w:t>사업</w:t>
+      </w:r>
+      <w:r>
+        <w:rPr>
+          <w:rFonts w:ascii="맑은 고딕" w:hAnsi="맑은 고딕"/>
+          <w:sz w:val="20"/>
+        </w:rPr>
+        <w:t xml:space="preserve"> </w:t>
+      </w:r>
+      <w:r>
+        <w:rPr>
+          <w:rFonts w:ascii="맑은 고딕" w:hAnsi="맑은 고딕"/>
+          <w:sz w:val="20"/>
+        </w:rPr>
+        <w:t>진입</w:t>
       </w:r>
       <w:r>
         <w:rPr>
@@ -17015,77 +15927,175 @@
           <w:rFonts w:ascii="맑은 고딕" w:hAnsi="맑은 고딕"/>
           <w:sz w:val="20"/>
         </w:rPr>
-        <w:t>서울</w:t>
-      </w:r>
-      <w:r>
-        <w:rPr>
-          <w:rFonts w:ascii="맑은 고딕" w:hAnsi="맑은 고딕"/>
-          <w:sz w:val="20"/>
-        </w:rPr>
-        <w:t xml:space="preserve"> </w:t>
-      </w:r>
-      <w:r>
-        <w:rPr>
-          <w:rFonts w:ascii="맑은 고딕" w:hAnsi="맑은 고딕"/>
-          <w:sz w:val="20"/>
-        </w:rPr>
-        <w:t>소재</w:t>
-      </w:r>
-      <w:r>
-        <w:rPr>
-          <w:rFonts w:ascii="맑은 고딕" w:hAnsi="맑은 고딕"/>
-          <w:sz w:val="20"/>
-        </w:rPr>
-        <w:t xml:space="preserve"> </w:t>
-      </w:r>
-      <w:r>
-        <w:rPr>
-          <w:rFonts w:ascii="맑은 고딕" w:hAnsi="맑은 고딕"/>
-          <w:sz w:val="20"/>
-        </w:rPr>
-        <w:t>대학병원</w:t>
-      </w:r>
-      <w:r>
-        <w:rPr>
-          <w:rFonts w:ascii="맑은 고딕" w:hAnsi="맑은 고딕"/>
-          <w:sz w:val="20"/>
-        </w:rPr>
-        <w:t xml:space="preserve"> </w:t>
-      </w:r>
-      <w:r>
-        <w:rPr>
-          <w:rFonts w:ascii="맑은 고딕" w:hAnsi="맑은 고딕"/>
-          <w:sz w:val="20"/>
-        </w:rPr>
-        <w:t>정신건강의학과</w:t>
-      </w:r>
-      <w:r>
-        <w:rPr>
-          <w:rFonts w:ascii="맑은 고딕" w:hAnsi="맑은 고딕"/>
-          <w:sz w:val="20"/>
-        </w:rPr>
-        <w:t xml:space="preserve"> 1~2</w:t>
-      </w:r>
-      <w:r>
-        <w:rPr>
-          <w:rFonts w:ascii="맑은 고딕" w:hAnsi="맑은 고딕"/>
-          <w:sz w:val="20"/>
-        </w:rPr>
-        <w:t>곳과</w:t>
-      </w:r>
-      <w:r>
-        <w:rPr>
-          <w:rFonts w:ascii="맑은 고딕" w:hAnsi="맑은 고딕"/>
-          <w:sz w:val="20"/>
-        </w:rPr>
-        <w:t xml:space="preserve"> MOU </w:t>
-      </w:r>
-      <w:r>
-        <w:rPr>
-          <w:rFonts w:ascii="맑은 고딕" w:hAnsi="맑은 고딕"/>
-          <w:sz w:val="20"/>
-        </w:rPr>
-        <w:t>체결</w:t>
+        <w:t>보건복지부</w:t>
+      </w:r>
+      <w:r>
+        <w:rPr>
+          <w:rFonts w:ascii="맑은 고딕" w:hAnsi="맑은 고딕"/>
+          <w:sz w:val="20"/>
+        </w:rPr>
+        <w:t>·</w:t>
+      </w:r>
+      <w:r>
+        <w:rPr>
+          <w:rFonts w:ascii="맑은 고딕" w:hAnsi="맑은 고딕"/>
+          <w:sz w:val="20"/>
+        </w:rPr>
+        <w:t>서울시</w:t>
+      </w:r>
+      <w:r>
+        <w:rPr>
+          <w:rFonts w:ascii="맑은 고딕" w:hAnsi="맑은 고딕"/>
+          <w:sz w:val="20"/>
+        </w:rPr>
+        <w:t xml:space="preserve"> </w:t>
+      </w:r>
+      <w:r>
+        <w:rPr>
+          <w:rFonts w:ascii="맑은 고딕" w:hAnsi="맑은 고딕"/>
+          <w:sz w:val="20"/>
+        </w:rPr>
+        <w:t>정신건강</w:t>
+      </w:r>
+      <w:r>
+        <w:rPr>
+          <w:rFonts w:ascii="맑은 고딕" w:hAnsi="맑은 고딕"/>
+          <w:sz w:val="20"/>
+        </w:rPr>
+        <w:t xml:space="preserve"> </w:t>
+      </w:r>
+      <w:r>
+        <w:rPr>
+          <w:rFonts w:ascii="맑은 고딕" w:hAnsi="맑은 고딕"/>
+          <w:sz w:val="20"/>
+        </w:rPr>
+        <w:t>시범사업</w:t>
+      </w:r>
+      <w:r>
+        <w:rPr>
+          <w:rFonts w:ascii="맑은 고딕" w:hAnsi="맑은 고딕"/>
+          <w:sz w:val="20"/>
+        </w:rPr>
+        <w:t xml:space="preserve"> </w:t>
+      </w:r>
+      <w:r>
+        <w:rPr>
+          <w:rFonts w:ascii="맑은 고딕" w:hAnsi="맑은 고딕"/>
+          <w:sz w:val="20"/>
+        </w:rPr>
+        <w:t>공모에</w:t>
+      </w:r>
+      <w:r>
+        <w:rPr>
+          <w:rFonts w:ascii="맑은 고딕" w:hAnsi="맑은 고딕"/>
+          <w:sz w:val="20"/>
+        </w:rPr>
+        <w:t xml:space="preserve"> </w:t>
+      </w:r>
+      <w:r>
+        <w:rPr>
+          <w:rFonts w:ascii="맑은 고딕" w:hAnsi="맑은 고딕"/>
+          <w:sz w:val="20"/>
+        </w:rPr>
+        <w:t>참여하여</w:t>
+      </w:r>
+      <w:r>
+        <w:rPr>
+          <w:rFonts w:ascii="맑은 고딕" w:hAnsi="맑은 고딕"/>
+          <w:sz w:val="20"/>
+        </w:rPr>
+        <w:t xml:space="preserve">, </w:t>
+      </w:r>
+      <w:r>
+        <w:rPr>
+          <w:rFonts w:ascii="맑은 고딕" w:hAnsi="맑은 고딕"/>
+          <w:sz w:val="20"/>
+        </w:rPr>
+        <w:t>정부</w:t>
+      </w:r>
+      <w:r>
+        <w:rPr>
+          <w:rFonts w:ascii="맑은 고딕" w:hAnsi="맑은 고딕"/>
+          <w:sz w:val="20"/>
+        </w:rPr>
+        <w:t xml:space="preserve"> </w:t>
+      </w:r>
+      <w:r>
+        <w:rPr>
+          <w:rFonts w:ascii="맑은 고딕" w:hAnsi="맑은 고딕"/>
+          <w:sz w:val="20"/>
+        </w:rPr>
+        <w:t>주도</w:t>
+      </w:r>
+      <w:r>
+        <w:rPr>
+          <w:rFonts w:ascii="맑은 고딕" w:hAnsi="맑은 고딕"/>
+          <w:sz w:val="20"/>
+        </w:rPr>
+        <w:t xml:space="preserve"> </w:t>
+      </w:r>
+      <w:r>
+        <w:rPr>
+          <w:rFonts w:ascii="맑은 고딕" w:hAnsi="맑은 고딕"/>
+          <w:sz w:val="20"/>
+        </w:rPr>
+        <w:t>파일럿으로</w:t>
+      </w:r>
+      <w:r>
+        <w:rPr>
+          <w:rFonts w:ascii="맑은 고딕" w:hAnsi="맑은 고딕"/>
+          <w:sz w:val="20"/>
+        </w:rPr>
+        <w:t xml:space="preserve"> </w:t>
+      </w:r>
+      <w:r>
+        <w:rPr>
+          <w:rFonts w:ascii="맑은 고딕" w:hAnsi="맑은 고딕"/>
+          <w:sz w:val="20"/>
+        </w:rPr>
+        <w:t>보건소</w:t>
+      </w:r>
+      <w:r>
+        <w:rPr>
+          <w:rFonts w:ascii="맑은 고딕" w:hAnsi="맑은 고딕"/>
+          <w:sz w:val="20"/>
+        </w:rPr>
+        <w:t>·</w:t>
+      </w:r>
+      <w:r>
+        <w:rPr>
+          <w:rFonts w:ascii="맑은 고딕" w:hAnsi="맑은 고딕"/>
+          <w:sz w:val="20"/>
+        </w:rPr>
+        <w:t>정신건강복지센터에</w:t>
+      </w:r>
+      <w:r>
+        <w:rPr>
+          <w:rFonts w:ascii="맑은 고딕" w:hAnsi="맑은 고딕"/>
+          <w:sz w:val="20"/>
+        </w:rPr>
+        <w:t xml:space="preserve"> </w:t>
+      </w:r>
+      <w:r>
+        <w:rPr>
+          <w:rFonts w:ascii="맑은 고딕" w:hAnsi="맑은 고딕"/>
+          <w:sz w:val="20"/>
+        </w:rPr>
+        <w:t>일괄</w:t>
+      </w:r>
+      <w:r>
+        <w:rPr>
+          <w:rFonts w:ascii="맑은 고딕" w:hAnsi="맑은 고딕"/>
+          <w:sz w:val="20"/>
+        </w:rPr>
+        <w:t xml:space="preserve"> </w:t>
+      </w:r>
+      <w:r>
+        <w:rPr>
+          <w:rFonts w:ascii="맑은 고딕" w:hAnsi="맑은 고딕"/>
+          <w:sz w:val="20"/>
+        </w:rPr>
+        <w:t>배정</w:t>
       </w:r>
       <w:r>
         <w:rPr>
@@ -17121,132 +16131,6 @@
           <w:sz w:val="20"/>
         </w:rPr>
         <w:t xml:space="preserve"> </w:t>
-      </w:r>
-      <w:r>
-        <w:rPr>
-          <w:rFonts w:ascii="맑은 고딕" w:hAnsi="맑은 고딕"/>
-          <w:sz w:val="20"/>
-        </w:rPr>
-        <w:t>파일럿을</w:t>
-      </w:r>
-      <w:r>
-        <w:rPr>
-          <w:rFonts w:ascii="맑은 고딕" w:hAnsi="맑은 고딕"/>
-          <w:sz w:val="20"/>
-        </w:rPr>
-        <w:t xml:space="preserve"> </w:t>
-      </w:r>
-      <w:r>
-        <w:rPr>
-          <w:rFonts w:ascii="맑은 고딕" w:hAnsi="맑은 고딕"/>
-          <w:sz w:val="20"/>
-        </w:rPr>
-        <w:t>통해</w:t>
-      </w:r>
-      <w:r>
-        <w:rPr>
-          <w:rFonts w:ascii="맑은 고딕" w:hAnsi="맑은 고딕"/>
-          <w:sz w:val="20"/>
-        </w:rPr>
-        <w:t xml:space="preserve"> "</w:t>
-      </w:r>
-      <w:r>
-        <w:rPr>
-          <w:rFonts w:ascii="맑은 고딕" w:hAnsi="맑은 고딕"/>
-          <w:sz w:val="20"/>
-        </w:rPr>
-        <w:t>진료</w:t>
-      </w:r>
-      <w:r>
-        <w:rPr>
-          <w:rFonts w:ascii="맑은 고딕" w:hAnsi="맑은 고딕"/>
-          <w:sz w:val="20"/>
-        </w:rPr>
-        <w:t xml:space="preserve"> </w:t>
-      </w:r>
-      <w:r>
-        <w:rPr>
-          <w:rFonts w:ascii="맑은 고딕" w:hAnsi="맑은 고딕"/>
-          <w:sz w:val="20"/>
-        </w:rPr>
-        <w:t>순응도</w:t>
-      </w:r>
-      <w:r>
-        <w:rPr>
-          <w:rFonts w:ascii="맑은 고딕" w:hAnsi="맑은 고딕"/>
-          <w:sz w:val="20"/>
-        </w:rPr>
-        <w:t xml:space="preserve"> </w:t>
-      </w:r>
-      <w:r>
-        <w:rPr>
-          <w:rFonts w:ascii="맑은 고딕" w:hAnsi="맑은 고딕"/>
-          <w:sz w:val="20"/>
-        </w:rPr>
-        <w:t>향상</w:t>
-      </w:r>
-      <w:r>
-        <w:rPr>
-          <w:rFonts w:ascii="맑은 고딕" w:hAnsi="맑은 고딕"/>
-          <w:sz w:val="20"/>
-        </w:rPr>
-        <w:t>", "</w:t>
-      </w:r>
-      <w:r>
-        <w:rPr>
-          <w:rFonts w:ascii="맑은 고딕" w:hAnsi="맑은 고딕"/>
-          <w:sz w:val="20"/>
-        </w:rPr>
-        <w:t>의사</w:t>
-      </w:r>
-      <w:r>
-        <w:rPr>
-          <w:rFonts w:ascii="맑은 고딕" w:hAnsi="맑은 고딕"/>
-          <w:sz w:val="20"/>
-        </w:rPr>
-        <w:t>-</w:t>
-      </w:r>
-      <w:r>
-        <w:rPr>
-          <w:rFonts w:ascii="맑은 고딕" w:hAnsi="맑은 고딕"/>
-          <w:sz w:val="20"/>
-        </w:rPr>
-        <w:t>환자</w:t>
-      </w:r>
-      <w:r>
-        <w:rPr>
-          <w:rFonts w:ascii="맑은 고딕" w:hAnsi="맑은 고딕"/>
-          <w:sz w:val="20"/>
-        </w:rPr>
-        <w:t xml:space="preserve"> </w:t>
-      </w:r>
-      <w:r>
-        <w:rPr>
-          <w:rFonts w:ascii="맑은 고딕" w:hAnsi="맑은 고딕"/>
-          <w:sz w:val="20"/>
-        </w:rPr>
-        <w:t>커뮤니케이션</w:t>
-      </w:r>
-      <w:r>
-        <w:rPr>
-          <w:rFonts w:ascii="맑은 고딕" w:hAnsi="맑은 고딕"/>
-          <w:sz w:val="20"/>
-        </w:rPr>
-        <w:t xml:space="preserve"> </w:t>
-      </w:r>
-      <w:r>
-        <w:rPr>
-          <w:rFonts w:ascii="맑은 고딕" w:hAnsi="맑은 고딕"/>
-          <w:sz w:val="20"/>
-        </w:rPr>
-        <w:t>효율화</w:t>
-      </w:r>
-      <w:r>
-        <w:rPr>
-          <w:rFonts w:ascii="맑은 고딕" w:hAnsi="맑은 고딕"/>
-          <w:sz w:val="20"/>
-        </w:rPr>
-        <w:t xml:space="preserve">" </w:t>
       </w:r>
       <w:r>
         <w:rPr>
@@ -17303,7 +16187,21 @@
           <w:rFonts w:ascii="맑은 고딕" w:hAnsi="맑은 고딕"/>
           <w:sz w:val="20"/>
         </w:rPr>
-        <w:t>공공기관</w:t>
+        <w:t>실증</w:t>
+      </w:r>
+      <w:r>
+        <w:rPr>
+          <w:rFonts w:ascii="맑은 고딕" w:hAnsi="맑은 고딕"/>
+          <w:sz w:val="20"/>
+        </w:rPr>
+        <w:t xml:space="preserve"> </w:t>
+      </w:r>
+      <w:r>
+        <w:rPr>
+          <w:rFonts w:ascii="맑은 고딕" w:hAnsi="맑은 고딕"/>
+          <w:sz w:val="20"/>
+        </w:rPr>
+        <w:t>기반</w:t>
       </w:r>
       <w:r>
         <w:rPr>
@@ -17401,63 +16299,91 @@
           <w:rFonts w:ascii="맑은 고딕" w:hAnsi="맑은 고딕"/>
           <w:sz w:val="20"/>
         </w:rPr>
-        <w:t>서울시</w:t>
-      </w:r>
-      <w:r>
-        <w:rPr>
-          <w:rFonts w:ascii="맑은 고딕" w:hAnsi="맑은 고딕"/>
-          <w:sz w:val="20"/>
-        </w:rPr>
-        <w:t xml:space="preserve"> </w:t>
-      </w:r>
-      <w:r>
-        <w:rPr>
-          <w:rFonts w:ascii="맑은 고딕" w:hAnsi="맑은 고딕"/>
-          <w:sz w:val="20"/>
-        </w:rPr>
-        <w:t>정신건강복지센터</w:t>
-      </w:r>
-      <w:r>
-        <w:rPr>
-          <w:rFonts w:ascii="맑은 고딕" w:hAnsi="맑은 고딕"/>
-          <w:sz w:val="20"/>
-        </w:rPr>
-        <w:t xml:space="preserve"> </w:t>
-      </w:r>
-      <w:r>
-        <w:rPr>
-          <w:rFonts w:ascii="맑은 고딕" w:hAnsi="맑은 고딕"/>
-          <w:sz w:val="20"/>
-        </w:rPr>
-        <w:t>시범</w:t>
-      </w:r>
-      <w:r>
-        <w:rPr>
-          <w:rFonts w:ascii="맑은 고딕" w:hAnsi="맑은 고딕"/>
-          <w:sz w:val="20"/>
-        </w:rPr>
-        <w:t xml:space="preserve"> </w:t>
-      </w:r>
-      <w:r>
-        <w:rPr>
-          <w:rFonts w:ascii="맑은 고딕" w:hAnsi="맑은 고딕"/>
-          <w:sz w:val="20"/>
-        </w:rPr>
-        <w:t>사업</w:t>
-      </w:r>
-      <w:r>
-        <w:rPr>
-          <w:rFonts w:ascii="맑은 고딕" w:hAnsi="맑은 고딕"/>
-          <w:sz w:val="20"/>
-        </w:rPr>
-        <w:t xml:space="preserve"> </w:t>
-      </w:r>
-      <w:r>
-        <w:rPr>
-          <w:rFonts w:ascii="맑은 고딕" w:hAnsi="맑은 고딕"/>
-          <w:sz w:val="20"/>
-        </w:rPr>
-        <w:t>수주</w:t>
+        <w:t>보건복지부</w:t>
+      </w:r>
+      <w:r>
+        <w:rPr>
+          <w:rFonts w:ascii="맑은 고딕" w:hAnsi="맑은 고딕"/>
+          <w:sz w:val="20"/>
+        </w:rPr>
+        <w:t xml:space="preserve"> </w:t>
+      </w:r>
+      <w:r>
+        <w:rPr>
+          <w:rFonts w:ascii="맑은 고딕" w:hAnsi="맑은 고딕"/>
+          <w:sz w:val="20"/>
+        </w:rPr>
+        <w:t>국가</w:t>
+      </w:r>
+      <w:r>
+        <w:rPr>
+          <w:rFonts w:ascii="맑은 고딕" w:hAnsi="맑은 고딕"/>
+          <w:sz w:val="20"/>
+        </w:rPr>
+        <w:t xml:space="preserve"> </w:t>
+      </w:r>
+      <w:r>
+        <w:rPr>
+          <w:rFonts w:ascii="맑은 고딕" w:hAnsi="맑은 고딕"/>
+          <w:sz w:val="20"/>
+        </w:rPr>
+        <w:t>정신건강</w:t>
+      </w:r>
+      <w:r>
+        <w:rPr>
+          <w:rFonts w:ascii="맑은 고딕" w:hAnsi="맑은 고딕"/>
+          <w:sz w:val="20"/>
+        </w:rPr>
+        <w:t xml:space="preserve"> </w:t>
+      </w:r>
+      <w:r>
+        <w:rPr>
+          <w:rFonts w:ascii="맑은 고딕" w:hAnsi="맑은 고딕"/>
+          <w:sz w:val="20"/>
+        </w:rPr>
+        <w:t>사업에</w:t>
+      </w:r>
+      <w:r>
+        <w:rPr>
+          <w:rFonts w:ascii="맑은 고딕" w:hAnsi="맑은 고딕"/>
+          <w:sz w:val="20"/>
+        </w:rPr>
+        <w:t xml:space="preserve"> </w:t>
+      </w:r>
+      <w:r>
+        <w:rPr>
+          <w:rFonts w:ascii="맑은 고딕" w:hAnsi="맑은 고딕"/>
+          <w:sz w:val="20"/>
+        </w:rPr>
+        <w:t>솔루션</w:t>
+      </w:r>
+      <w:r>
+        <w:rPr>
+          <w:rFonts w:ascii="맑은 고딕" w:hAnsi="맑은 고딕"/>
+          <w:sz w:val="20"/>
+        </w:rPr>
+        <w:t xml:space="preserve"> </w:t>
+      </w:r>
+      <w:r>
+        <w:rPr>
+          <w:rFonts w:ascii="맑은 고딕" w:hAnsi="맑은 고딕"/>
+          <w:sz w:val="20"/>
+        </w:rPr>
+        <w:t>공급자로</w:t>
+      </w:r>
+      <w:r>
+        <w:rPr>
+          <w:rFonts w:ascii="맑은 고딕" w:hAnsi="맑은 고딕"/>
+          <w:sz w:val="20"/>
+        </w:rPr>
+        <w:t xml:space="preserve"> </w:t>
+      </w:r>
+      <w:r>
+        <w:rPr>
+          <w:rFonts w:ascii="맑은 고딕" w:hAnsi="맑은 고딕"/>
+          <w:sz w:val="20"/>
+        </w:rPr>
+        <w:t>등록</w:t>
       </w:r>
       <w:r>
         <w:rPr>
@@ -17471,62 +16397,6 @@
           <w:rFonts w:ascii="맑은 고딕" w:hAnsi="맑은 고딕"/>
           <w:sz w:val="20"/>
         </w:rPr>
-        <w:t>상향식이</w:t>
-      </w:r>
-      <w:r>
-        <w:rPr>
-          <w:rFonts w:ascii="맑은 고딕" w:hAnsi="맑은 고딕"/>
-          <w:sz w:val="20"/>
-        </w:rPr>
-        <w:t xml:space="preserve"> </w:t>
-      </w:r>
-      <w:r>
-        <w:rPr>
-          <w:rFonts w:ascii="맑은 고딕" w:hAnsi="맑은 고딕"/>
-          <w:sz w:val="20"/>
-        </w:rPr>
-        <w:t>아닌</w:t>
-      </w:r>
-      <w:r>
-        <w:rPr>
-          <w:rFonts w:ascii="맑은 고딕" w:hAnsi="맑은 고딕"/>
-          <w:sz w:val="20"/>
-        </w:rPr>
-        <w:t xml:space="preserve"> </w:t>
-      </w:r>
-      <w:r>
-        <w:rPr>
-          <w:rFonts w:ascii="맑은 고딕" w:hAnsi="맑은 고딕"/>
-          <w:sz w:val="20"/>
-        </w:rPr>
-        <w:t>서울시를</w:t>
-      </w:r>
-      <w:r>
-        <w:rPr>
-          <w:rFonts w:ascii="맑은 고딕" w:hAnsi="맑은 고딕"/>
-          <w:sz w:val="20"/>
-        </w:rPr>
-        <w:t xml:space="preserve"> </w:t>
-      </w:r>
-      <w:r>
-        <w:rPr>
-          <w:rFonts w:ascii="맑은 고딕" w:hAnsi="맑은 고딕"/>
-          <w:sz w:val="20"/>
-        </w:rPr>
-        <w:t>통한</w:t>
-      </w:r>
-      <w:r>
-        <w:rPr>
-          <w:rFonts w:ascii="맑은 고딕" w:hAnsi="맑은 고딕"/>
-          <w:sz w:val="20"/>
-        </w:rPr>
-        <w:t xml:space="preserve"> </w:t>
-      </w:r>
-      <w:r>
-        <w:rPr>
-          <w:rFonts w:ascii="맑은 고딕" w:hAnsi="맑은 고딕"/>
-          <w:sz w:val="20"/>
-        </w:rPr>
         <w:t>하향식</w:t>
       </w:r>
       <w:r>
@@ -17541,63 +16411,77 @@
           <w:rFonts w:ascii="맑은 고딕" w:hAnsi="맑은 고딕"/>
           <w:sz w:val="20"/>
         </w:rPr>
+        <w:t>지정을</w:t>
+      </w:r>
+      <w:r>
+        <w:rPr>
+          <w:rFonts w:ascii="맑은 고딕" w:hAnsi="맑은 고딕"/>
+          <w:sz w:val="20"/>
+        </w:rPr>
+        <w:t xml:space="preserve"> </w:t>
+      </w:r>
+      <w:r>
+        <w:rPr>
+          <w:rFonts w:ascii="맑은 고딕" w:hAnsi="맑은 고딕"/>
+          <w:sz w:val="20"/>
+        </w:rPr>
+        <w:t>통해</w:t>
+      </w:r>
+      <w:r>
+        <w:rPr>
+          <w:rFonts w:ascii="맑은 고딕" w:hAnsi="맑은 고딕"/>
+          <w:sz w:val="20"/>
+        </w:rPr>
+        <w:t xml:space="preserve"> </w:t>
+      </w:r>
+      <w:r>
+        <w:rPr>
+          <w:rFonts w:ascii="맑은 고딕" w:hAnsi="맑은 고딕"/>
+          <w:sz w:val="20"/>
+        </w:rPr>
+        <w:t>전국</w:t>
+      </w:r>
+      <w:r>
+        <w:rPr>
+          <w:rFonts w:ascii="맑은 고딕" w:hAnsi="맑은 고딕"/>
+          <w:sz w:val="20"/>
+        </w:rPr>
+        <w:t xml:space="preserve"> </w:t>
+      </w:r>
+      <w:r>
+        <w:rPr>
+          <w:rFonts w:ascii="맑은 고딕" w:hAnsi="맑은 고딕"/>
+          <w:sz w:val="20"/>
+        </w:rPr>
+        <w:t>보건소에</w:t>
+      </w:r>
+      <w:r>
+        <w:rPr>
+          <w:rFonts w:ascii="맑은 고딕" w:hAnsi="맑은 고딕"/>
+          <w:sz w:val="20"/>
+        </w:rPr>
+        <w:t xml:space="preserve"> </w:t>
+      </w:r>
+      <w:r>
+        <w:rPr>
+          <w:rFonts w:ascii="맑은 고딕" w:hAnsi="맑은 고딕"/>
+          <w:sz w:val="20"/>
+        </w:rPr>
+        <w:t>일괄</w:t>
+      </w:r>
+      <w:r>
+        <w:rPr>
+          <w:rFonts w:ascii="맑은 고딕" w:hAnsi="맑은 고딕"/>
+          <w:sz w:val="20"/>
+        </w:rPr>
+        <w:t xml:space="preserve"> </w:t>
+      </w:r>
+      <w:r>
+        <w:rPr>
+          <w:rFonts w:ascii="맑은 고딕" w:hAnsi="맑은 고딕"/>
+          <w:sz w:val="20"/>
+        </w:rPr>
         <w:t>보급</w:t>
-      </w:r>
-      <w:r>
-        <w:rPr>
-          <w:rFonts w:ascii="맑은 고딕" w:hAnsi="맑은 고딕"/>
-          <w:sz w:val="20"/>
-        </w:rPr>
-        <w:t xml:space="preserve"> </w:t>
-      </w:r>
-      <w:r>
-        <w:rPr>
-          <w:rFonts w:ascii="맑은 고딕" w:hAnsi="맑은 고딕"/>
-          <w:sz w:val="20"/>
-        </w:rPr>
-        <w:t>전략으로</w:t>
-      </w:r>
-      <w:r>
-        <w:rPr>
-          <w:rFonts w:ascii="맑은 고딕" w:hAnsi="맑은 고딕"/>
-          <w:sz w:val="20"/>
-        </w:rPr>
-        <w:t xml:space="preserve"> </w:t>
-      </w:r>
-      <w:r>
-        <w:rPr>
-          <w:rFonts w:ascii="맑은 고딕" w:hAnsi="맑은 고딕"/>
-          <w:sz w:val="20"/>
-        </w:rPr>
-        <w:t>빠른</w:t>
-      </w:r>
-      <w:r>
-        <w:rPr>
-          <w:rFonts w:ascii="맑은 고딕" w:hAnsi="맑은 고딕"/>
-          <w:sz w:val="20"/>
-        </w:rPr>
-        <w:t xml:space="preserve"> </w:t>
-      </w:r>
-      <w:r>
-        <w:rPr>
-          <w:rFonts w:ascii="맑은 고딕" w:hAnsi="맑은 고딕"/>
-          <w:sz w:val="20"/>
-        </w:rPr>
-        <w:t>확산</w:t>
-      </w:r>
-      <w:r>
-        <w:rPr>
-          <w:rFonts w:ascii="맑은 고딕" w:hAnsi="맑은 고딕"/>
-          <w:sz w:val="20"/>
-        </w:rPr>
-        <w:t xml:space="preserve"> </w:t>
-      </w:r>
-      <w:r>
-        <w:rPr>
-          <w:rFonts w:ascii="맑은 고딕" w:hAnsi="맑은 고딕"/>
-          <w:sz w:val="20"/>
-        </w:rPr>
-        <w:t>도모</w:t>
       </w:r>
       <w:r>
         <w:rPr>
@@ -19321,321 +18205,6 @@
           <w:sz w:val="6"/>
         </w:rPr>
       </w:pPr>
-      <w:r>
-        <w:rPr>
-          <w:noProof/>
-        </w:rPr>
-        <mc:AlternateContent>
-          <mc:Choice Requires="wpg">
-            <w:drawing>
-              <wp:anchor distT="0" distB="0" distL="0" distR="0" simplePos="0" relativeHeight="487603200" behindDoc="0" locked="0" layoutInCell="1" hidden="0" allowOverlap="1" wp14:anchorId="48AC3D3B" wp14:editId="12B5E358">
-                <wp:simplePos x="0" y="0"/>
-                <wp:positionH relativeFrom="page">
-                  <wp:posOffset>733425</wp:posOffset>
-                </wp:positionH>
-                <wp:positionV relativeFrom="paragraph">
-                  <wp:posOffset>65405</wp:posOffset>
-                </wp:positionV>
-                <wp:extent cx="6085205" cy="419735"/>
-                <wp:effectExtent l="0" t="0" r="0" b="0"/>
-                <wp:wrapTopAndBottom/>
-                <wp:docPr id="1057" name="shape1057"/>
-                <wp:cNvGraphicFramePr/>
-                <a:graphic xmlns:a="http://schemas.openxmlformats.org/drawingml/2006/main">
-                  <a:graphicData uri="http://schemas.microsoft.com/office/word/2010/wordprocessingGroup">
-                    <wpg:wgp>
-                      <wpg:cNvGrpSpPr/>
-                      <wpg:grpSpPr>
-                        <a:xfrm>
-                          <a:off x="0" y="0"/>
-                          <a:ext cx="6085205" cy="419735"/>
-                          <a:chOff x="1157" y="104"/>
-                          <a:chExt cx="9583" cy="938"/>
-                        </a:xfrm>
-                      </wpg:grpSpPr>
-                      <pic:pic xmlns:pic="http://schemas.openxmlformats.org/drawingml/2006/picture">
-                        <pic:nvPicPr>
-                          <pic:cNvPr id="25" name="이미지"/>
-                          <pic:cNvPicPr/>
-                        </pic:nvPicPr>
-                        <pic:blipFill>
-                          <a:blip r:embed="rId20">
-                            <a:extLst>
-                              <a:ext uri="{28A0092B-C50C-407E-A947-70E740481C1C}">
-                                <a14:useLocalDpi xmlns:a14="http://schemas.microsoft.com/office/drawing/2010/main" val="0"/>
-                              </a:ext>
-                            </a:extLst>
-                          </a:blip>
-                          <a:srcRect/>
-                          <a:stretch>
-                            <a:fillRect/>
-                          </a:stretch>
-                        </pic:blipFill>
-                        <pic:spPr>
-                          <a:xfrm>
-                            <a:off x="1157" y="104"/>
-                            <a:ext cx="9583" cy="938"/>
-                          </a:xfrm>
-                          <a:prstGeom prst="rect">
-                            <a:avLst/>
-                          </a:prstGeom>
-                          <a:noFill/>
-                        </pic:spPr>
-                      </pic:pic>
-                      <wps:wsp>
-                        <wps:cNvPr id="26" name="child 2"/>
-                        <wps:cNvSpPr>
-                          <a:spLocks/>
-                        </wps:cNvSpPr>
-                        <wps:spPr>
-                          <a:xfrm>
-                            <a:off x="1157" y="104"/>
-                            <a:ext cx="9583" cy="724"/>
-                          </a:xfrm>
-                          <a:prstGeom prst="rect">
-                            <a:avLst/>
-                          </a:prstGeom>
-                          <a:noFill/>
-                          <a:ln>
-                            <a:noFill/>
-                          </a:ln>
-                        </wps:spPr>
-                        <wps:txbx>
-                          <w:txbxContent>
-                            <w:p>
-                              <w:pPr>
-                                <w:spacing w:before="78" w:line="371" w:lineRule="exact"/>
-                                <w:ind w:left="105"/>
-                                <w:rPr>
-                                  <w:rFonts w:ascii="맑은 고딕" w:eastAsia="맑은 고딕" w:hAnsi="맑은 고딕"/>
-                                </w:rPr>
-                              </w:pPr>
-                              <w:r>
-                                <w:rPr>
-                                  <w:rFonts w:ascii="맑은 고딕" w:eastAsia="맑은 고딕" w:hAnsi="맑은 고딕"/>
-                                  <w:color w:val="0000FF"/>
-                                </w:rPr>
-                                <w:t>※</w:t>
-                              </w:r>
-                              <w:r>
-                                <w:rPr>
-                                  <w:rFonts w:ascii="맑은 고딕" w:eastAsia="맑은 고딕" w:hAnsi="맑은 고딕"/>
-                                  <w:color w:val="0000FF"/>
-                                  <w:spacing w:val="6"/>
-                                </w:rPr>
-                                <w:t xml:space="preserve"> 1</w:t>
-                              </w:r>
-                              <w:r>
-                                <w:rPr>
-                                  <w:rFonts w:ascii="맑은 고딕" w:eastAsia="맑은 고딕" w:hAnsi="맑은 고딕" w:hint="eastAsia"/>
-                                  <w:color w:val="0000FF"/>
-                                  <w:spacing w:val="6"/>
-                                </w:rPr>
-                                <w:t xml:space="preserve">단계 </w:t>
-                              </w:r>
-                              <w:r>
-                                <w:rPr>
-                                  <w:rFonts w:ascii="맑은 고딕" w:eastAsia="맑은 고딕" w:hAnsi="맑은 고딕"/>
-                                  <w:color w:val="0000FF"/>
-                                </w:rPr>
-                                <w:t>정부지원사업비는</w:t>
-                              </w:r>
-                              <w:r>
-                                <w:rPr>
-                                  <w:rFonts w:ascii="맑은 고딕" w:eastAsia="맑은 고딕" w:hAnsi="맑은 고딕"/>
-                                  <w:color w:val="0000FF"/>
-                                  <w:spacing w:val="5"/>
-                                </w:rPr>
-                                <w:t xml:space="preserve"> </w:t>
-                              </w:r>
-                              <w:r>
-                                <w:rPr>
-                                  <w:rFonts w:ascii="맑은 고딕" w:eastAsia="맑은 고딕" w:hAnsi="맑은 고딕" w:hint="eastAsia"/>
-                                  <w:color w:val="0000FF"/>
-                                </w:rPr>
-                                <w:t>2</w:t>
-                              </w:r>
-                              <w:r>
-                                <w:rPr>
-                                  <w:rFonts w:ascii="맑은 고딕" w:eastAsia="맑은 고딕" w:hAnsi="맑은 고딕"/>
-                                  <w:color w:val="0000FF"/>
-                                </w:rPr>
-                                <w:t>0</w:t>
-                              </w:r>
-                              <w:r>
-                                <w:rPr>
-                                  <w:rFonts w:ascii="맑은 고딕" w:eastAsia="맑은 고딕" w:hAnsi="맑은 고딕" w:hint="eastAsia"/>
-                                  <w:color w:val="0000FF"/>
-                                </w:rPr>
-                                <w:t>백만원 내외</w:t>
-                              </w:r>
-                              <w:r>
-                                <w:rPr>
-                                  <w:rFonts w:ascii="맑은 고딕" w:eastAsia="맑은 고딕" w:hAnsi="맑은 고딕"/>
-                                  <w:color w:val="0000FF"/>
-                                </w:rPr>
-                                <w:t>로</w:t>
-                              </w:r>
-                              <w:r>
-                                <w:rPr>
-                                  <w:rFonts w:ascii="맑은 고딕" w:eastAsia="맑은 고딕" w:hAnsi="맑은 고딕"/>
-                                  <w:color w:val="0000FF"/>
-                                  <w:spacing w:val="5"/>
-                                </w:rPr>
-                                <w:t xml:space="preserve"> </w:t>
-                              </w:r>
-                              <w:r>
-                                <w:rPr>
-                                  <w:rFonts w:ascii="맑은 고딕" w:eastAsia="맑은 고딕" w:hAnsi="맑은 고딕"/>
-                                  <w:color w:val="0000FF"/>
-                                  <w:spacing w:val="-5"/>
-                                </w:rPr>
-                                <w:t>작성</w:t>
-                              </w:r>
-                            </w:p>
-                          </w:txbxContent>
-                        </wps:txbx>
-                        <wps:bodyPr rot="0" vert="horz" wrap="square" lIns="0" tIns="0" rIns="0" bIns="0" anchor="t" upright="1">
-                          <a:noAutofit/>
-                        </wps:bodyPr>
-                      </wps:wsp>
-                    </wpg:wgp>
-                  </a:graphicData>
-                </a:graphic>
-              </wp:anchor>
-            </w:drawing>
-          </mc:Choice>
-          <mc:Fallback>
-            <w:pict>
-              <v:group id="shape1057" o:spid="_x0000_s1058" style="position:absolute;margin-left:57.75pt;margin-top:5.15pt;width:479.15pt;height:33.05pt;z-index:487603200;mso-wrap-distance-left:0;mso-wrap-distance-right:0;mso-position-horizontal-relative:page;mso-position-vertical-relative:text" coordorigin="1157,104" coordsize="9583,938" o:gfxdata="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">
-                <v:shape id="이미지" o:spid="_x0000_s1059" type="#_x0000_t75" style="position:absolute;left:1157;top:104;width:9583;height:938;visibility:visible;mso-wrap-style:square" o:gfxdata="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">
-                  <v:imagedata r:id="rId21" o:title=""/>
-                </v:shape>
-                <v:rect id="child 2" o:spid="_x0000_s1060" style="position:absolute;left:1157;top:104;width:9583;height:724;visibility:visible;mso-wrap-style:square;v-text-anchor:top" o:gfxdata="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" filled="f" stroked="f">
-                  <v:textbox inset="0,0,0,0">
-                    <w:txbxContent>
-                      <w:p>
-                        <w:pPr>
-                          <w:spacing w:before="78" w:line="371" w:lineRule="exact"/>
-                          <w:ind w:left="105"/>
-                          <w:rPr>
-                            <w:rFonts w:ascii="맑은 고딕" w:eastAsia="맑은 고딕" w:hAnsi="맑은 고딕"/>
-                          </w:rPr>
-                        </w:pPr>
-                        <w:r>
-                          <w:rPr>
-                            <w:rFonts w:ascii="맑은 고딕" w:eastAsia="맑은 고딕" w:hAnsi="맑은 고딕"/>
-                            <w:color w:val="0000FF"/>
-                          </w:rPr>
-                          <w:t>※</w:t>
-                        </w:r>
-                        <w:r>
-                          <w:rPr>
-                            <w:rFonts w:ascii="맑은 고딕" w:eastAsia="맑은 고딕" w:hAnsi="맑은 고딕"/>
-                            <w:color w:val="0000FF"/>
-                            <w:spacing w:val="6"/>
-                          </w:rPr>
-                          <w:t xml:space="preserve"> 1</w:t>
-                        </w:r>
-                        <w:r>
-                          <w:rPr>
-                            <w:rFonts w:ascii="맑은 고딕" w:eastAsia="맑은 고딕" w:hAnsi="맑은 고딕" w:hint="eastAsia"/>
-                            <w:color w:val="0000FF"/>
-                            <w:spacing w:val="6"/>
-                          </w:rPr>
-                          <w:t>단계</w:t>
-                        </w:r>
-                        <w:r>
-                          <w:rPr>
-                            <w:rFonts w:ascii="맑은 고딕" w:eastAsia="맑은 고딕" w:hAnsi="맑은 고딕" w:hint="eastAsia"/>
-                            <w:color w:val="0000FF"/>
-                            <w:spacing w:val="6"/>
-                          </w:rPr>
-                          <w:t xml:space="preserve"> </w:t>
-                        </w:r>
-                        <w:r>
-                          <w:rPr>
-                            <w:rFonts w:ascii="맑은 고딕" w:eastAsia="맑은 고딕" w:hAnsi="맑은 고딕"/>
-                            <w:color w:val="0000FF"/>
-                          </w:rPr>
-                          <w:t>정부지원사업비는</w:t>
-                        </w:r>
-                        <w:r>
-                          <w:rPr>
-                            <w:rFonts w:ascii="맑은 고딕" w:eastAsia="맑은 고딕" w:hAnsi="맑은 고딕"/>
-                            <w:color w:val="0000FF"/>
-                            <w:spacing w:val="5"/>
-                          </w:rPr>
-                          <w:t xml:space="preserve"> </w:t>
-                        </w:r>
-                        <w:r>
-                          <w:rPr>
-                            <w:rFonts w:ascii="맑은 고딕" w:eastAsia="맑은 고딕" w:hAnsi="맑은 고딕" w:hint="eastAsia"/>
-                            <w:color w:val="0000FF"/>
-                          </w:rPr>
-                          <w:t>2</w:t>
-                        </w:r>
-                        <w:r>
-                          <w:rPr>
-                            <w:rFonts w:ascii="맑은 고딕" w:eastAsia="맑은 고딕" w:hAnsi="맑은 고딕"/>
-                            <w:color w:val="0000FF"/>
-                          </w:rPr>
-                          <w:t>0</w:t>
-                        </w:r>
-                        <w:r>
-                          <w:rPr>
-                            <w:rFonts w:ascii="맑은 고딕" w:eastAsia="맑은 고딕" w:hAnsi="맑은 고딕" w:hint="eastAsia"/>
-                            <w:color w:val="0000FF"/>
-                          </w:rPr>
-                          <w:t>백만원</w:t>
-                        </w:r>
-                        <w:r>
-                          <w:rPr>
-                            <w:rFonts w:ascii="맑은 고딕" w:eastAsia="맑은 고딕" w:hAnsi="맑은 고딕" w:hint="eastAsia"/>
-                            <w:color w:val="0000FF"/>
-                          </w:rPr>
-                          <w:t xml:space="preserve"> </w:t>
-                        </w:r>
-                        <w:r>
-                          <w:rPr>
-                            <w:rFonts w:ascii="맑은 고딕" w:eastAsia="맑은 고딕" w:hAnsi="맑은 고딕" w:hint="eastAsia"/>
-                            <w:color w:val="0000FF"/>
-                          </w:rPr>
-                          <w:t>내외</w:t>
-                        </w:r>
-                        <w:r>
-                          <w:rPr>
-                            <w:rFonts w:ascii="맑은 고딕" w:eastAsia="맑은 고딕" w:hAnsi="맑은 고딕"/>
-                            <w:color w:val="0000FF"/>
-                          </w:rPr>
-                          <w:t>로</w:t>
-                        </w:r>
-                        <w:r>
-                          <w:rPr>
-                            <w:rFonts w:ascii="맑은 고딕" w:eastAsia="맑은 고딕" w:hAnsi="맑은 고딕"/>
-                            <w:color w:val="0000FF"/>
-                            <w:spacing w:val="5"/>
-                          </w:rPr>
-                          <w:t xml:space="preserve"> </w:t>
-                        </w:r>
-                        <w:r>
-                          <w:rPr>
-                            <w:rFonts w:ascii="맑은 고딕" w:eastAsia="맑은 고딕" w:hAnsi="맑은 고딕"/>
-                            <w:color w:val="0000FF"/>
-                            <w:spacing w:val="-5"/>
-                          </w:rPr>
-                          <w:t>작성</w:t>
-                        </w:r>
-                      </w:p>
-                    </w:txbxContent>
-                  </v:textbox>
-                </v:rect>
-                <w10:wrap type="topAndBottom" anchorx="page"/>
-              </v:group>
-            </w:pict>
-          </mc:Fallback>
-        </mc:AlternateContent>
-      </w:r>
     </w:p>
     <w:p>
       <w:pPr>
@@ -20621,307 +19190,6 @@
           <w:sz w:val="6"/>
         </w:rPr>
       </w:pPr>
-      <w:r>
-        <w:rPr>
-          <w:noProof/>
-        </w:rPr>
-        <mc:AlternateContent>
-          <mc:Choice Requires="wpg">
-            <w:drawing>
-              <wp:anchor distT="0" distB="0" distL="0" distR="0" simplePos="0" relativeHeight="487605248" behindDoc="0" locked="0" layoutInCell="1" hidden="0" allowOverlap="1" wp14:anchorId="66DF5173" wp14:editId="2044A89B">
-                <wp:simplePos x="0" y="0"/>
-                <wp:positionH relativeFrom="page">
-                  <wp:posOffset>733425</wp:posOffset>
-                </wp:positionH>
-                <wp:positionV relativeFrom="paragraph">
-                  <wp:posOffset>65405</wp:posOffset>
-                </wp:positionV>
-                <wp:extent cx="6085205" cy="419735"/>
-                <wp:effectExtent l="0" t="0" r="0" b="0"/>
-                <wp:wrapTopAndBottom/>
-                <wp:docPr id="1060" name="shape1060"/>
-                <wp:cNvGraphicFramePr/>
-                <a:graphic xmlns:a="http://schemas.openxmlformats.org/drawingml/2006/main">
-                  <a:graphicData uri="http://schemas.microsoft.com/office/word/2010/wordprocessingGroup">
-                    <wpg:wgp>
-                      <wpg:cNvGrpSpPr/>
-                      <wpg:grpSpPr>
-                        <a:xfrm>
-                          <a:off x="0" y="0"/>
-                          <a:ext cx="6085205" cy="419735"/>
-                          <a:chOff x="1157" y="104"/>
-                          <a:chExt cx="9583" cy="938"/>
-                        </a:xfrm>
-                      </wpg:grpSpPr>
-                      <pic:pic xmlns:pic="http://schemas.openxmlformats.org/drawingml/2006/picture">
-                        <pic:nvPicPr>
-                          <pic:cNvPr id="27" name="이미지"/>
-                          <pic:cNvPicPr/>
-                        </pic:nvPicPr>
-                        <pic:blipFill>
-                          <a:blip r:embed="rId20">
-                            <a:extLst>
-                              <a:ext uri="{28A0092B-C50C-407E-A947-70E740481C1C}">
-                                <a14:useLocalDpi xmlns:a14="http://schemas.microsoft.com/office/drawing/2010/main" val="0"/>
-                              </a:ext>
-                            </a:extLst>
-                          </a:blip>
-                          <a:srcRect/>
-                          <a:stretch>
-                            <a:fillRect/>
-                          </a:stretch>
-                        </pic:blipFill>
-                        <pic:spPr>
-                          <a:xfrm>
-                            <a:off x="1157" y="104"/>
-                            <a:ext cx="9583" cy="938"/>
-                          </a:xfrm>
-                          <a:prstGeom prst="rect">
-                            <a:avLst/>
-                          </a:prstGeom>
-                          <a:noFill/>
-                        </pic:spPr>
-                      </pic:pic>
-                      <wps:wsp>
-                        <wps:cNvPr id="28" name="child 2"/>
-                        <wps:cNvSpPr>
-                          <a:spLocks/>
-                        </wps:cNvSpPr>
-                        <wps:spPr>
-                          <a:xfrm>
-                            <a:off x="1157" y="104"/>
-                            <a:ext cx="9583" cy="724"/>
-                          </a:xfrm>
-                          <a:prstGeom prst="rect">
-                            <a:avLst/>
-                          </a:prstGeom>
-                          <a:noFill/>
-                          <a:ln>
-                            <a:noFill/>
-                          </a:ln>
-                        </wps:spPr>
-                        <wps:txbx>
-                          <w:txbxContent>
-                            <w:p>
-                              <w:pPr>
-                                <w:spacing w:before="78" w:line="371" w:lineRule="exact"/>
-                                <w:ind w:left="105"/>
-                                <w:rPr>
-                                  <w:rFonts w:ascii="맑은 고딕" w:eastAsia="맑은 고딕" w:hAnsi="맑은 고딕"/>
-                                </w:rPr>
-                              </w:pPr>
-                              <w:r>
-                                <w:rPr>
-                                  <w:rFonts w:ascii="맑은 고딕" w:eastAsia="맑은 고딕" w:hAnsi="맑은 고딕"/>
-                                  <w:color w:val="0000FF"/>
-                                </w:rPr>
-                                <w:t>※</w:t>
-                              </w:r>
-                              <w:r>
-                                <w:rPr>
-                                  <w:rFonts w:ascii="맑은 고딕" w:eastAsia="맑은 고딕" w:hAnsi="맑은 고딕"/>
-                                  <w:color w:val="0000FF"/>
-                                  <w:spacing w:val="6"/>
-                                </w:rPr>
-                                <w:t xml:space="preserve"> 2</w:t>
-                              </w:r>
-                              <w:r>
-                                <w:rPr>
-                                  <w:rFonts w:ascii="맑은 고딕" w:eastAsia="맑은 고딕" w:hAnsi="맑은 고딕" w:hint="eastAsia"/>
-                                  <w:color w:val="0000FF"/>
-                                  <w:spacing w:val="6"/>
-                                </w:rPr>
-                                <w:t xml:space="preserve">단계 </w:t>
-                              </w:r>
-                              <w:r>
-                                <w:rPr>
-                                  <w:rFonts w:ascii="맑은 고딕" w:eastAsia="맑은 고딕" w:hAnsi="맑은 고딕"/>
-                                  <w:color w:val="0000FF"/>
-                                </w:rPr>
-                                <w:t>정부지원사업비는</w:t>
-                              </w:r>
-                              <w:r>
-                                <w:rPr>
-                                  <w:rFonts w:ascii="맑은 고딕" w:eastAsia="맑은 고딕" w:hAnsi="맑은 고딕"/>
-                                  <w:color w:val="0000FF"/>
-                                  <w:spacing w:val="5"/>
-                                </w:rPr>
-                                <w:t xml:space="preserve"> </w:t>
-                              </w:r>
-                              <w:r>
-                                <w:rPr>
-                                  <w:rFonts w:ascii="맑은 고딕" w:eastAsia="맑은 고딕" w:hAnsi="맑은 고딕"/>
-                                  <w:color w:val="0000FF"/>
-                                </w:rPr>
-                                <w:t>20</w:t>
-                              </w:r>
-                              <w:r>
-                                <w:rPr>
-                                  <w:rFonts w:ascii="맑은 고딕" w:eastAsia="맑은 고딕" w:hAnsi="맑은 고딕" w:hint="eastAsia"/>
-                                  <w:color w:val="0000FF"/>
-                                </w:rPr>
-                                <w:t>백만원 내외</w:t>
-                              </w:r>
-                              <w:r>
-                                <w:rPr>
-                                  <w:rFonts w:ascii="맑은 고딕" w:eastAsia="맑은 고딕" w:hAnsi="맑은 고딕"/>
-                                  <w:color w:val="0000FF"/>
-                                </w:rPr>
-                                <w:t>로</w:t>
-                              </w:r>
-                              <w:r>
-                                <w:rPr>
-                                  <w:rFonts w:ascii="맑은 고딕" w:eastAsia="맑은 고딕" w:hAnsi="맑은 고딕"/>
-                                  <w:color w:val="0000FF"/>
-                                  <w:spacing w:val="5"/>
-                                </w:rPr>
-                                <w:t xml:space="preserve"> </w:t>
-                              </w:r>
-                              <w:r>
-                                <w:rPr>
-                                  <w:rFonts w:ascii="맑은 고딕" w:eastAsia="맑은 고딕" w:hAnsi="맑은 고딕"/>
-                                  <w:color w:val="0000FF"/>
-                                  <w:spacing w:val="-5"/>
-                                </w:rPr>
-                                <w:t>작성</w:t>
-                              </w:r>
-                            </w:p>
-                          </w:txbxContent>
-                        </wps:txbx>
-                        <wps:bodyPr rot="0" vert="horz" wrap="square" lIns="0" tIns="0" rIns="0" bIns="0" anchor="t" upright="1">
-                          <a:noAutofit/>
-                        </wps:bodyPr>
-                      </wps:wsp>
-                    </wpg:wgp>
-                  </a:graphicData>
-                </a:graphic>
-              </wp:anchor>
-            </w:drawing>
-          </mc:Choice>
-          <mc:Fallback>
-            <w:pict>
-              <v:group id="shape1060" o:spid="_x0000_s1061" style="position:absolute;margin-left:57.75pt;margin-top:5.15pt;width:479.15pt;height:33.05pt;z-index:487605248;mso-wrap-distance-left:0;mso-wrap-distance-right:0;mso-position-horizontal-relative:page;mso-position-vertical-relative:text" coordorigin="1157,104" coordsize="9583,938" o:gfxdata="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">
-                <v:shape id="이미지" o:spid="_x0000_s1062" type="#_x0000_t75" style="position:absolute;left:1157;top:104;width:9583;height:938;visibility:visible;mso-wrap-style:square" o:gfxdata="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">
-                  <v:imagedata r:id="rId21" o:title=""/>
-                </v:shape>
-                <v:rect id="child 2" o:spid="_x0000_s1063" style="position:absolute;left:1157;top:104;width:9583;height:724;visibility:visible;mso-wrap-style:square;v-text-anchor:top" o:gfxdata="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" filled="f" stroked="f">
-                  <v:textbox inset="0,0,0,0">
-                    <w:txbxContent>
-                      <w:p>
-                        <w:pPr>
-                          <w:spacing w:before="78" w:line="371" w:lineRule="exact"/>
-                          <w:ind w:left="105"/>
-                          <w:rPr>
-                            <w:rFonts w:ascii="맑은 고딕" w:eastAsia="맑은 고딕" w:hAnsi="맑은 고딕"/>
-                          </w:rPr>
-                        </w:pPr>
-                        <w:r>
-                          <w:rPr>
-                            <w:rFonts w:ascii="맑은 고딕" w:eastAsia="맑은 고딕" w:hAnsi="맑은 고딕"/>
-                            <w:color w:val="0000FF"/>
-                          </w:rPr>
-                          <w:t>※</w:t>
-                        </w:r>
-                        <w:r>
-                          <w:rPr>
-                            <w:rFonts w:ascii="맑은 고딕" w:eastAsia="맑은 고딕" w:hAnsi="맑은 고딕"/>
-                            <w:color w:val="0000FF"/>
-                            <w:spacing w:val="6"/>
-                          </w:rPr>
-                          <w:t xml:space="preserve"> 2</w:t>
-                        </w:r>
-                        <w:r>
-                          <w:rPr>
-                            <w:rFonts w:ascii="맑은 고딕" w:eastAsia="맑은 고딕" w:hAnsi="맑은 고딕" w:hint="eastAsia"/>
-                            <w:color w:val="0000FF"/>
-                            <w:spacing w:val="6"/>
-                          </w:rPr>
-                          <w:t>단계</w:t>
-                        </w:r>
-                        <w:r>
-                          <w:rPr>
-                            <w:rFonts w:ascii="맑은 고딕" w:eastAsia="맑은 고딕" w:hAnsi="맑은 고딕" w:hint="eastAsia"/>
-                            <w:color w:val="0000FF"/>
-                            <w:spacing w:val="6"/>
-                          </w:rPr>
-                          <w:t xml:space="preserve"> </w:t>
-                        </w:r>
-                        <w:r>
-                          <w:rPr>
-                            <w:rFonts w:ascii="맑은 고딕" w:eastAsia="맑은 고딕" w:hAnsi="맑은 고딕"/>
-                            <w:color w:val="0000FF"/>
-                          </w:rPr>
-                          <w:t>정부지원사업비는</w:t>
-                        </w:r>
-                        <w:r>
-                          <w:rPr>
-                            <w:rFonts w:ascii="맑은 고딕" w:eastAsia="맑은 고딕" w:hAnsi="맑은 고딕"/>
-                            <w:color w:val="0000FF"/>
-                            <w:spacing w:val="5"/>
-                          </w:rPr>
-                          <w:t xml:space="preserve"> </w:t>
-                        </w:r>
-                        <w:r>
-                          <w:rPr>
-                            <w:rFonts w:ascii="맑은 고딕" w:eastAsia="맑은 고딕" w:hAnsi="맑은 고딕"/>
-                            <w:color w:val="0000FF"/>
-                          </w:rPr>
-                          <w:t>20</w:t>
-                        </w:r>
-                        <w:r>
-                          <w:rPr>
-                            <w:rFonts w:ascii="맑은 고딕" w:eastAsia="맑은 고딕" w:hAnsi="맑은 고딕" w:hint="eastAsia"/>
-                            <w:color w:val="0000FF"/>
-                          </w:rPr>
-                          <w:t>백만원</w:t>
-                        </w:r>
-                        <w:r>
-                          <w:rPr>
-                            <w:rFonts w:ascii="맑은 고딕" w:eastAsia="맑은 고딕" w:hAnsi="맑은 고딕" w:hint="eastAsia"/>
-                            <w:color w:val="0000FF"/>
-                          </w:rPr>
-                          <w:t xml:space="preserve"> </w:t>
-                        </w:r>
-                        <w:r>
-                          <w:rPr>
-                            <w:rFonts w:ascii="맑은 고딕" w:eastAsia="맑은 고딕" w:hAnsi="맑은 고딕" w:hint="eastAsia"/>
-                            <w:color w:val="0000FF"/>
-                          </w:rPr>
-                          <w:t>내외</w:t>
-                        </w:r>
-                        <w:r>
-                          <w:rPr>
-                            <w:rFonts w:ascii="맑은 고딕" w:eastAsia="맑은 고딕" w:hAnsi="맑은 고딕"/>
-                            <w:color w:val="0000FF"/>
-                          </w:rPr>
-                          <w:t>로</w:t>
-                        </w:r>
-                        <w:r>
-                          <w:rPr>
-                            <w:rFonts w:ascii="맑은 고딕" w:eastAsia="맑은 고딕" w:hAnsi="맑은 고딕"/>
-                            <w:color w:val="0000FF"/>
-                            <w:spacing w:val="5"/>
-                          </w:rPr>
-                          <w:t xml:space="preserve"> </w:t>
-                        </w:r>
-                        <w:r>
-                          <w:rPr>
-                            <w:rFonts w:ascii="맑은 고딕" w:eastAsia="맑은 고딕" w:hAnsi="맑은 고딕"/>
-                            <w:color w:val="0000FF"/>
-                            <w:spacing w:val="-5"/>
-                          </w:rPr>
-                          <w:t>작성</w:t>
-                        </w:r>
-                      </w:p>
-                    </w:txbxContent>
-                  </v:textbox>
-                </v:rect>
-                <w10:wrap type="topAndBottom" anchorx="page"/>
-              </v:group>
-            </w:pict>
-          </mc:Fallback>
-        </mc:AlternateContent>
-      </w:r>
     </w:p>
     <w:p>
       <w:pPr>
@@ -22014,7 +20282,7 @@
                           <pic:cNvPicPr/>
                         </pic:nvPicPr>
                         <pic:blipFill>
-                          <a:blip r:embed="rId11">
+                          <a:blip r:embed="rId13">
                             <a:extLst>
                               <a:ext uri="{28A0092B-C50C-407E-A947-70E740481C1C}">
                                 <a14:useLocalDpi xmlns:a14="http://schemas.microsoft.com/office/drawing/2010/main" val="0"/>
@@ -22149,11 +20417,11 @@
           </mc:Choice>
           <mc:Fallback>
             <w:pict>
-              <v:group id="shape1063" o:spid="_x0000_s1064" style="width:423.05pt;height:31.65pt;mso-position-horizontal-relative:char;mso-position-vertical-relative:line" coordsize="8461,633" o:gfxdata="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">
-                <v:shape id="이미지" o:spid="_x0000_s1065" type="#_x0000_t75" style="position:absolute;width:8461;height:633;visibility:visible;mso-wrap-style:square" o:gfxdata="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">
-                  <v:imagedata r:id="rId15" o:title=""/>
+              <v:group w14:anchorId="05051782" id="shape1063" o:spid="_x0000_s1048" style="width:423.05pt;height:31.65pt;mso-position-horizontal-relative:char;mso-position-vertical-relative:line" coordsize="8461,633" o:gfxdata="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">
+                <v:shape id="이미지" o:spid="_x0000_s1049" type="#_x0000_t75" style="position:absolute;width:8461;height:633;visibility:visible;mso-wrap-style:square" o:gfxdata="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">
+                  <v:imagedata r:id="rId14" o:title=""/>
                 </v:shape>
-                <v:rect id="child 2" o:spid="_x0000_s1066" style="position:absolute;width:8461;height:633;visibility:visible;mso-wrap-style:square;v-text-anchor:top" o:gfxdata="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" filled="f" stroked="f">
+                <v:rect id="child 2" o:spid="_x0000_s1050" style="position:absolute;width:8461;height:633;visibility:visible;mso-wrap-style:square;v-text-anchor:top" o:gfxdata="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" filled="f" stroked="f">
                   <v:textbox inset="0,0,0,0">
                     <w:txbxContent>
                       <w:p>
@@ -22200,14 +20468,7 @@
                             <w:rFonts w:ascii="HY헤드라인M" w:eastAsia="HY헤드라인M" w:hint="eastAsia"/>
                             <w:sz w:val="28"/>
                           </w:rPr>
-                          <w:t>(Scale-up)_</w:t>
-                        </w:r>
-                        <w:r>
-                          <w:rPr>
-                            <w:rFonts w:ascii="HY헤드라인M" w:eastAsia="HY헤드라인M" w:hint="eastAsia"/>
-                            <w:sz w:val="28"/>
-                          </w:rPr>
-                          <w:t>사업화</w:t>
+                          <w:t>(Scale-up)_사업화</w:t>
                         </w:r>
                         <w:r>
                           <w:rPr>
@@ -22261,2230 +20522,6 @@
           <w:sz w:val="11"/>
         </w:rPr>
       </w:pPr>
-      <w:r>
-        <w:rPr>
-          <w:noProof/>
-        </w:rPr>
-        <mc:AlternateContent>
-          <mc:Choice Requires="wpg">
-            <w:drawing>
-              <wp:anchor distT="0" distB="0" distL="0" distR="0" simplePos="0" relativeHeight="15718400" behindDoc="0" locked="0" layoutInCell="1" hidden="0" allowOverlap="1" wp14:anchorId="15EC0F7E" wp14:editId="1C1B0BC6">
-                <wp:simplePos x="0" y="0"/>
-                <wp:positionH relativeFrom="page">
-                  <wp:posOffset>734695</wp:posOffset>
-                </wp:positionH>
-                <wp:positionV relativeFrom="paragraph">
-                  <wp:posOffset>142875</wp:posOffset>
-                </wp:positionV>
-                <wp:extent cx="6127115" cy="1438910"/>
-                <wp:effectExtent l="0" t="0" r="0" b="0"/>
-                <wp:wrapTopAndBottom/>
-                <wp:docPr id="1066" name="shape1066"/>
-                <wp:cNvGraphicFramePr/>
-                <a:graphic xmlns:a="http://schemas.openxmlformats.org/drawingml/2006/main">
-                  <a:graphicData uri="http://schemas.microsoft.com/office/word/2010/wordprocessingGroup">
-                    <wpg:wgp>
-                      <wpg:cNvGrpSpPr/>
-                      <wpg:grpSpPr>
-                        <a:xfrm>
-                          <a:off x="0" y="0"/>
-                          <a:ext cx="6127115" cy="1438910"/>
-                          <a:chOff x="734695" y="142875"/>
-                          <a:chExt cx="6127115" cy="1438910"/>
-                        </a:xfrm>
-                      </wpg:grpSpPr>
-                      <pic:pic xmlns:pic="http://schemas.openxmlformats.org/drawingml/2006/picture">
-                        <pic:nvPicPr>
-                          <pic:cNvPr id="31" name="이미지"/>
-                          <pic:cNvPicPr preferRelativeResize="0"/>
-                        </pic:nvPicPr>
-                        <pic:blipFill>
-                          <a:blip r:embed="rId22">
-                            <a:extLst>
-                              <a:ext uri="{28A0092B-C50C-407E-A947-70E740481C1C}">
-                                <a14:useLocalDpi xmlns:a14="http://schemas.microsoft.com/office/drawing/2010/main" val="0"/>
-                              </a:ext>
-                            </a:extLst>
-                          </a:blip>
-                          <a:srcRect/>
-                          <a:stretch>
-                            <a:fillRect/>
-                          </a:stretch>
-                        </pic:blipFill>
-                        <pic:spPr>
-                          <a:xfrm>
-                            <a:off x="734695" y="142875"/>
-                            <a:ext cx="6127115" cy="1438910"/>
-                          </a:xfrm>
-                          <a:prstGeom prst="rect">
-                            <a:avLst/>
-                          </a:prstGeom>
-                        </pic:spPr>
-                      </pic:pic>
-                      <wps:wsp>
-                        <wps:cNvPr id="32" name="child 2"/>
-                        <wps:cNvSpPr>
-                          <a:spLocks noRot="1"/>
-                        </wps:cNvSpPr>
-                        <wps:spPr>
-                          <a:xfrm>
-                            <a:off x="734695" y="142875"/>
-                            <a:ext cx="6127115" cy="1438910"/>
-                          </a:xfrm>
-                          <a:prstGeom prst="rect">
-                            <a:avLst/>
-                          </a:prstGeom>
-                        </wps:spPr>
-                        <wps:txbx>
-                          <w:txbxContent>
-                            <w:p>
-                              <w:pPr>
-                                <w:spacing w:before="40" w:line="376" w:lineRule="exact"/>
-                                <w:ind w:left="105"/>
-                                <w:rPr>
-                                  <w:rFonts w:ascii="맑은 고딕" w:eastAsia="맑은 고딕" w:hAnsi="맑은 고딕"/>
-                                  <w:color w:val="0000FF"/>
-                                  <w:spacing w:val="-5"/>
-                                </w:rPr>
-                              </w:pPr>
-                              <w:r>
-                                <w:rPr>
-                                  <w:rFonts w:ascii="맑은 고딕" w:eastAsia="맑은 고딕" w:hAnsi="맑은 고딕"/>
-                                  <w:color w:val="0000FF"/>
-                                </w:rPr>
-                                <w:t>※</w:t>
-                              </w:r>
-                              <w:r>
-                                <w:rPr>
-                                  <w:rFonts w:ascii="맑은 고딕" w:eastAsia="맑은 고딕" w:hAnsi="맑은 고딕"/>
-                                  <w:color w:val="0000FF"/>
-                                  <w:spacing w:val="29"/>
-                                </w:rPr>
-                                <w:t xml:space="preserve"> </w:t>
-                              </w:r>
-                              <w:r>
-                                <w:rPr>
-                                  <w:rFonts w:ascii="맑은 고딕" w:eastAsia="맑은 고딕" w:hAnsi="맑은 고딕"/>
-                                  <w:color w:val="0000FF"/>
-                                </w:rPr>
-                                <w:t>경쟁제품·경쟁사</w:t>
-                              </w:r>
-                              <w:r>
-                                <w:rPr>
-                                  <w:rFonts w:ascii="맑은 고딕" w:eastAsia="맑은 고딕" w:hAnsi="맑은 고딕"/>
-                                  <w:color w:val="0000FF"/>
-                                  <w:spacing w:val="31"/>
-                                </w:rPr>
-                                <w:t xml:space="preserve"> </w:t>
-                              </w:r>
-                              <w:r>
-                                <w:rPr>
-                                  <w:rFonts w:ascii="맑은 고딕" w:eastAsia="맑은 고딕" w:hAnsi="맑은 고딕"/>
-                                  <w:color w:val="0000FF"/>
-                                </w:rPr>
-                                <w:t>분석,</w:t>
-                              </w:r>
-                              <w:r>
-                                <w:rPr>
-                                  <w:rFonts w:ascii="맑은 고딕" w:eastAsia="맑은 고딕" w:hAnsi="맑은 고딕"/>
-                                  <w:color w:val="0000FF"/>
-                                  <w:spacing w:val="31"/>
-                                </w:rPr>
-                                <w:t xml:space="preserve"> </w:t>
-                              </w:r>
-                              <w:r>
-                                <w:rPr>
-                                  <w:rFonts w:ascii="맑은 고딕" w:eastAsia="맑은 고딕" w:hAnsi="맑은 고딕"/>
-                                  <w:color w:val="0000FF"/>
-                                </w:rPr>
-                                <w:t>창업</w:t>
-                              </w:r>
-                              <w:r>
-                                <w:rPr>
-                                  <w:rFonts w:ascii="맑은 고딕" w:eastAsia="맑은 고딕" w:hAnsi="맑은 고딕"/>
-                                  <w:color w:val="0000FF"/>
-                                  <w:spacing w:val="31"/>
-                                </w:rPr>
-                                <w:t xml:space="preserve"> </w:t>
-                              </w:r>
-                              <w:r>
-                                <w:rPr>
-                                  <w:rFonts w:ascii="맑은 고딕" w:eastAsia="맑은 고딕" w:hAnsi="맑은 고딕"/>
-                                  <w:color w:val="0000FF"/>
-                                </w:rPr>
-                                <w:t>아이템의</w:t>
-                              </w:r>
-                              <w:r>
-                                <w:rPr>
-                                  <w:rFonts w:ascii="맑은 고딕" w:eastAsia="맑은 고딕" w:hAnsi="맑은 고딕"/>
-                                  <w:color w:val="0000FF"/>
-                                  <w:spacing w:val="28"/>
-                                </w:rPr>
-                                <w:t xml:space="preserve"> </w:t>
-                              </w:r>
-                              <w:r>
-                                <w:rPr>
-                                  <w:rFonts w:ascii="맑은 고딕" w:eastAsia="맑은 고딕" w:hAnsi="맑은 고딕"/>
-                                  <w:color w:val="0000FF"/>
-                                </w:rPr>
-                                <w:t>목표</w:t>
-                              </w:r>
-                              <w:r>
-                                <w:rPr>
-                                  <w:rFonts w:ascii="맑은 고딕" w:eastAsia="맑은 고딕" w:hAnsi="맑은 고딕"/>
-                                  <w:color w:val="0000FF"/>
-                                  <w:spacing w:val="29"/>
-                                </w:rPr>
-                                <w:t xml:space="preserve"> </w:t>
-                              </w:r>
-                              <w:r>
-                                <w:rPr>
-                                  <w:rFonts w:ascii="맑은 고딕" w:eastAsia="맑은 고딕" w:hAnsi="맑은 고딕"/>
-                                  <w:color w:val="0000FF"/>
-                                </w:rPr>
-                                <w:t>시장</w:t>
-                              </w:r>
-                              <w:r>
-                                <w:rPr>
-                                  <w:rFonts w:ascii="맑은 고딕" w:eastAsia="맑은 고딕" w:hAnsi="맑은 고딕"/>
-                                  <w:color w:val="0000FF"/>
-                                  <w:spacing w:val="28"/>
-                                </w:rPr>
-                                <w:t xml:space="preserve"> </w:t>
-                              </w:r>
-                              <w:r>
-                                <w:rPr>
-                                  <w:rFonts w:ascii="맑은 고딕" w:eastAsia="맑은 고딕" w:hAnsi="맑은 고딕"/>
-                                  <w:color w:val="0000FF"/>
-                                </w:rPr>
-                                <w:t>진입</w:t>
-                              </w:r>
-                              <w:r>
-                                <w:rPr>
-                                  <w:rFonts w:ascii="맑은 고딕" w:eastAsia="맑은 고딕" w:hAnsi="맑은 고딕"/>
-                                  <w:color w:val="0000FF"/>
-                                  <w:spacing w:val="29"/>
-                                </w:rPr>
-                                <w:t xml:space="preserve"> </w:t>
-                              </w:r>
-                              <w:r>
-                                <w:rPr>
-                                  <w:rFonts w:ascii="맑은 고딕" w:eastAsia="맑은 고딕" w:hAnsi="맑은 고딕"/>
-                                  <w:color w:val="0000FF"/>
-                                </w:rPr>
-                                <w:t>전략</w:t>
-                              </w:r>
-                              <w:r>
-                                <w:rPr>
-                                  <w:rFonts w:ascii="맑은 고딕" w:eastAsia="맑은 고딕" w:hAnsi="맑은 고딕"/>
-                                  <w:color w:val="0000FF"/>
-                                  <w:spacing w:val="28"/>
-                                </w:rPr>
-                                <w:t xml:space="preserve"> </w:t>
-                              </w:r>
-                              <w:r>
-                                <w:rPr>
-                                  <w:rFonts w:ascii="맑은 고딕" w:eastAsia="맑은 고딕" w:hAnsi="맑은 고딕"/>
-                                  <w:color w:val="0000FF"/>
-                                </w:rPr>
-                                <w:t>등</w:t>
-                              </w:r>
-                              <w:r>
-                                <w:rPr>
-                                  <w:rFonts w:ascii="맑은 고딕" w:eastAsia="맑은 고딕" w:hAnsi="맑은 고딕"/>
-                                  <w:color w:val="0000FF"/>
-                                  <w:spacing w:val="29"/>
-                                </w:rPr>
-                                <w:t xml:space="preserve"> </w:t>
-                              </w:r>
-                              <w:r>
-                                <w:rPr>
-                                  <w:rFonts w:ascii="맑은 고딕" w:eastAsia="맑은 고딕" w:hAnsi="맑은 고딕"/>
-                                  <w:color w:val="0000FF"/>
-                                  <w:spacing w:val="-5"/>
-                                </w:rPr>
-                                <w:t>기재</w:t>
-                              </w:r>
-                              <w:r>
-                                <w:rPr>
-                                  <w:rFonts w:ascii="맑은 고딕" w:eastAsia="맑은 고딕" w:hAnsi="맑은 고딕" w:hint="eastAsia"/>
-                                  <w:color w:val="0000FF"/>
-                                  <w:spacing w:val="-5"/>
-                                </w:rPr>
-                                <w:t xml:space="preserve"> </w:t>
-                              </w:r>
-                            </w:p>
-                            <w:p>
-                              <w:pPr>
-                                <w:spacing w:before="40" w:line="376" w:lineRule="exact"/>
-                                <w:ind w:left="414"/>
-                                <w:rPr>
-                                  <w:rFonts w:ascii="맑은 고딕" w:eastAsia="맑은 고딕"/>
-                                </w:rPr>
-                              </w:pPr>
-                              <w:r>
-                                <w:rPr>
-                                  <w:rFonts w:ascii="맑은 고딕" w:eastAsia="맑은 고딕"/>
-                                  <w:color w:val="0000FF"/>
-                                </w:rPr>
-                                <w:t>창업 아이템의 비즈니스 모델(수익화 모델), 사업 확장을 위한 투자유치</w:t>
-                              </w:r>
-                              <w:r>
-                                <w:rPr>
-                                  <w:rFonts w:ascii="맑은 고딕" w:eastAsia="맑은 고딕" w:hint="eastAsia"/>
-                                  <w:color w:val="0000FF"/>
-                                </w:rPr>
-                                <w:t>(자금확보)</w:t>
-                              </w:r>
-                              <w:r>
-                                <w:rPr>
-                                  <w:rFonts w:ascii="맑은 고딕" w:eastAsia="맑은 고딕"/>
-                                  <w:color w:val="0000FF"/>
-                                </w:rPr>
-                                <w:t xml:space="preserve"> 전략</w:t>
-                              </w:r>
-                              <w:r>
-                                <w:rPr>
-                                  <w:rFonts w:ascii="맑은 고딕" w:eastAsia="맑은 고딕"/>
-                                  <w:color w:val="0000FF"/>
-                                </w:rPr>
-                                <w:br/>
-                                <w:t>사업 전체 로드맵(일정)과 중장기적 사회적 가치 도입계획</w:t>
-                              </w:r>
-                            </w:p>
-                            <w:p>
-                              <w:pPr>
-                                <w:numPr>
-                                  <w:ilvl w:val="0"/>
-                                  <w:numId w:val="6"/>
-                                </w:numPr>
-                                <w:tabs>
-                                  <w:tab w:val="left" w:pos="415"/>
-                                </w:tabs>
-                                <w:spacing w:line="342" w:lineRule="exact"/>
-                                <w:rPr>
-                                  <w:rFonts w:ascii="맑은 고딕" w:eastAsia="맑은 고딕"/>
-                                </w:rPr>
-                              </w:pPr>
-                              <w:r>
-                                <w:rPr>
-                                  <w:rFonts w:ascii="맑은 고딕" w:eastAsia="맑은 고딕"/>
-                                  <w:color w:val="0000FF"/>
-                                </w:rPr>
-                                <w:t>환경</w:t>
-                              </w:r>
-                              <w:r>
-                                <w:rPr>
-                                  <w:rFonts w:ascii="맑은 고딕" w:eastAsia="맑은 고딕"/>
-                                  <w:color w:val="0000FF"/>
-                                  <w:spacing w:val="28"/>
-                                </w:rPr>
-                                <w:t xml:space="preserve"> </w:t>
-                              </w:r>
-                              <w:r>
-                                <w:rPr>
-                                  <w:rFonts w:ascii="맑은 고딕" w:eastAsia="맑은 고딕"/>
-                                  <w:color w:val="0000FF"/>
-                                </w:rPr>
-                                <w:t>:</w:t>
-                              </w:r>
-                              <w:r>
-                                <w:rPr>
-                                  <w:rFonts w:ascii="맑은 고딕" w:eastAsia="맑은 고딕"/>
-                                  <w:color w:val="0000FF"/>
-                                  <w:spacing w:val="30"/>
-                                </w:rPr>
-                                <w:t xml:space="preserve"> </w:t>
-                              </w:r>
-                              <w:r>
-                                <w:rPr>
-                                  <w:rFonts w:ascii="맑은 고딕" w:eastAsia="맑은 고딕"/>
-                                  <w:color w:val="0000FF"/>
-                                </w:rPr>
-                                <w:t>폐기물</w:t>
-                              </w:r>
-                              <w:r>
-                                <w:rPr>
-                                  <w:rFonts w:ascii="맑은 고딕" w:eastAsia="맑은 고딕"/>
-                                  <w:color w:val="0000FF"/>
-                                  <w:spacing w:val="31"/>
-                                </w:rPr>
-                                <w:t xml:space="preserve"> </w:t>
-                              </w:r>
-                              <w:r>
-                                <w:rPr>
-                                  <w:rFonts w:ascii="맑은 고딕" w:eastAsia="맑은 고딕"/>
-                                  <w:color w:val="0000FF"/>
-                                </w:rPr>
-                                <w:t>배출</w:t>
-                              </w:r>
-                              <w:r>
-                                <w:rPr>
-                                  <w:rFonts w:ascii="맑은 고딕" w:eastAsia="맑은 고딕"/>
-                                  <w:color w:val="0000FF"/>
-                                  <w:spacing w:val="32"/>
-                                </w:rPr>
-                                <w:t xml:space="preserve"> </w:t>
-                              </w:r>
-                              <w:r>
-                                <w:rPr>
-                                  <w:rFonts w:ascii="맑은 고딕" w:eastAsia="맑은 고딕"/>
-                                  <w:color w:val="0000FF"/>
-                                </w:rPr>
-                                <w:t>감소,</w:t>
-                              </w:r>
-                              <w:r>
-                                <w:rPr>
-                                  <w:rFonts w:ascii="맑은 고딕" w:eastAsia="맑은 고딕"/>
-                                  <w:color w:val="0000FF"/>
-                                  <w:spacing w:val="30"/>
-                                </w:rPr>
-                                <w:t xml:space="preserve"> </w:t>
-                              </w:r>
-                              <w:r>
-                                <w:rPr>
-                                  <w:rFonts w:ascii="맑은 고딕" w:eastAsia="맑은 고딕"/>
-                                  <w:color w:val="0000FF"/>
-                                </w:rPr>
-                                <w:t>재활용</w:t>
-                              </w:r>
-                              <w:r>
-                                <w:rPr>
-                                  <w:rFonts w:ascii="맑은 고딕" w:eastAsia="맑은 고딕"/>
-                                  <w:color w:val="0000FF"/>
-                                  <w:spacing w:val="28"/>
-                                </w:rPr>
-                                <w:t xml:space="preserve"> </w:t>
-                              </w:r>
-                              <w:r>
-                                <w:rPr>
-                                  <w:rFonts w:ascii="맑은 고딕" w:eastAsia="맑은 고딕"/>
-                                  <w:color w:val="0000FF"/>
-                                </w:rPr>
-                                <w:t>확대,</w:t>
-                              </w:r>
-                              <w:r>
-                                <w:rPr>
-                                  <w:rFonts w:ascii="맑은 고딕" w:eastAsia="맑은 고딕"/>
-                                  <w:color w:val="0000FF"/>
-                                  <w:spacing w:val="28"/>
-                                </w:rPr>
-                                <w:t xml:space="preserve"> </w:t>
-                              </w:r>
-                              <w:r>
-                                <w:rPr>
-                                  <w:rFonts w:ascii="맑은 고딕" w:eastAsia="맑은 고딕"/>
-                                  <w:color w:val="0000FF"/>
-                                </w:rPr>
-                                <w:t>친환경</w:t>
-                              </w:r>
-                              <w:r>
-                                <w:rPr>
-                                  <w:rFonts w:ascii="맑은 고딕" w:eastAsia="맑은 고딕"/>
-                                  <w:color w:val="0000FF"/>
-                                  <w:spacing w:val="29"/>
-                                </w:rPr>
-                                <w:t xml:space="preserve"> </w:t>
-                              </w:r>
-                              <w:r>
-                                <w:rPr>
-                                  <w:rFonts w:ascii="맑은 고딕" w:eastAsia="맑은 고딕"/>
-                                  <w:color w:val="0000FF"/>
-                                </w:rPr>
-                                <w:t>원료</w:t>
-                              </w:r>
-                              <w:r>
-                                <w:rPr>
-                                  <w:rFonts w:ascii="맑은 고딕" w:eastAsia="맑은 고딕"/>
-                                  <w:color w:val="0000FF"/>
-                                  <w:spacing w:val="28"/>
-                                </w:rPr>
-                                <w:t xml:space="preserve"> </w:t>
-                              </w:r>
-                              <w:r>
-                                <w:rPr>
-                                  <w:rFonts w:ascii="맑은 고딕" w:eastAsia="맑은 고딕"/>
-                                  <w:color w:val="0000FF"/>
-                                </w:rPr>
-                                <w:t>개발,</w:t>
-                              </w:r>
-                              <w:r>
-                                <w:rPr>
-                                  <w:rFonts w:ascii="맑은 고딕" w:eastAsia="맑은 고딕"/>
-                                  <w:color w:val="0000FF"/>
-                                  <w:spacing w:val="30"/>
-                                </w:rPr>
-                                <w:t xml:space="preserve"> </w:t>
-                              </w:r>
-                              <w:r>
-                                <w:rPr>
-                                  <w:rFonts w:ascii="맑은 고딕" w:eastAsia="맑은 고딕"/>
-                                  <w:color w:val="0000FF"/>
-                                </w:rPr>
-                                <w:t>에너지</w:t>
-                              </w:r>
-                              <w:r>
-                                <w:rPr>
-                                  <w:rFonts w:ascii="맑은 고딕" w:eastAsia="맑은 고딕"/>
-                                  <w:color w:val="0000FF"/>
-                                  <w:spacing w:val="32"/>
-                                </w:rPr>
-                                <w:t xml:space="preserve"> </w:t>
-                              </w:r>
-                              <w:r>
-                                <w:rPr>
-                                  <w:rFonts w:ascii="맑은 고딕" w:eastAsia="맑은 고딕"/>
-                                  <w:color w:val="0000FF"/>
-                                </w:rPr>
-                                <w:t>절감</w:t>
-                              </w:r>
-                              <w:r>
-                                <w:rPr>
-                                  <w:rFonts w:ascii="맑은 고딕" w:eastAsia="맑은 고딕"/>
-                                  <w:color w:val="0000FF"/>
-                                  <w:spacing w:val="31"/>
-                                </w:rPr>
-                                <w:t xml:space="preserve"> </w:t>
-                              </w:r>
-                              <w:r>
-                                <w:rPr>
-                                  <w:rFonts w:ascii="맑은 고딕" w:eastAsia="맑은 고딕"/>
-                                  <w:color w:val="0000FF"/>
-                                </w:rPr>
-                                <w:t>등</w:t>
-                              </w:r>
-                              <w:r>
-                                <w:rPr>
-                                  <w:rFonts w:ascii="맑은 고딕" w:eastAsia="맑은 고딕"/>
-                                  <w:color w:val="0000FF"/>
-                                  <w:spacing w:val="28"/>
-                                </w:rPr>
-                                <w:t xml:space="preserve"> </w:t>
-                              </w:r>
-                              <w:r>
-                                <w:rPr>
-                                  <w:rFonts w:ascii="맑은 고딕" w:eastAsia="맑은 고딕"/>
-                                  <w:color w:val="0000FF"/>
-                                </w:rPr>
-                                <w:t>환경보호</w:t>
-                              </w:r>
-                              <w:r>
-                                <w:rPr>
-                                  <w:rFonts w:ascii="맑은 고딕" w:eastAsia="맑은 고딕"/>
-                                  <w:color w:val="0000FF"/>
-                                  <w:spacing w:val="29"/>
-                                </w:rPr>
-                                <w:t xml:space="preserve"> </w:t>
-                              </w:r>
-                              <w:r>
-                                <w:rPr>
-                                  <w:rFonts w:ascii="맑은 고딕" w:eastAsia="맑은 고딕"/>
-                                  <w:color w:val="0000FF"/>
-                                  <w:spacing w:val="-7"/>
-                                </w:rPr>
-                                <w:t>노력</w:t>
-                              </w:r>
-                            </w:p>
-                            <w:p>
-                              <w:pPr>
-                                <w:numPr>
-                                  <w:ilvl w:val="0"/>
-                                  <w:numId w:val="6"/>
-                                </w:numPr>
-                                <w:tabs>
-                                  <w:tab w:val="left" w:pos="415"/>
-                                </w:tabs>
-                                <w:spacing w:line="353" w:lineRule="exact"/>
-                                <w:rPr>
-                                  <w:rFonts w:ascii="맑은 고딕" w:eastAsia="맑은 고딕"/>
-                                </w:rPr>
-                              </w:pPr>
-                              <w:r>
-                                <w:rPr>
-                                  <w:rFonts w:ascii="맑은 고딕" w:eastAsia="맑은 고딕"/>
-                                  <w:color w:val="0000FF"/>
-                                </w:rPr>
-                                <w:t>사회</w:t>
-                              </w:r>
-                              <w:r>
-                                <w:rPr>
-                                  <w:rFonts w:ascii="맑은 고딕" w:eastAsia="맑은 고딕"/>
-                                  <w:color w:val="0000FF"/>
-                                  <w:spacing w:val="29"/>
-                                </w:rPr>
-                                <w:t xml:space="preserve"> </w:t>
-                              </w:r>
-                              <w:r>
-                                <w:rPr>
-                                  <w:rFonts w:ascii="맑은 고딕" w:eastAsia="맑은 고딕"/>
-                                  <w:color w:val="0000FF"/>
-                                </w:rPr>
-                                <w:t>:</w:t>
-                              </w:r>
-                              <w:r>
-                                <w:rPr>
-                                  <w:rFonts w:ascii="맑은 고딕" w:eastAsia="맑은 고딕"/>
-                                  <w:color w:val="0000FF"/>
-                                  <w:spacing w:val="32"/>
-                                </w:rPr>
-                                <w:t xml:space="preserve"> </w:t>
-                              </w:r>
-                              <w:r>
-                                <w:rPr>
-                                  <w:rFonts w:ascii="맑은 고딕" w:eastAsia="맑은 고딕"/>
-                                  <w:color w:val="0000FF"/>
-                                </w:rPr>
-                                <w:t>지역사회</w:t>
-                              </w:r>
-                              <w:r>
-                                <w:rPr>
-                                  <w:rFonts w:ascii="맑은 고딕" w:eastAsia="맑은 고딕"/>
-                                  <w:color w:val="0000FF"/>
-                                  <w:spacing w:val="29"/>
-                                </w:rPr>
-                                <w:t xml:space="preserve"> </w:t>
-                              </w:r>
-                              <w:r>
-                                <w:rPr>
-                                  <w:rFonts w:ascii="맑은 고딕" w:eastAsia="맑은 고딕"/>
-                                  <w:color w:val="0000FF"/>
-                                </w:rPr>
-                                <w:t>교류,</w:t>
-                              </w:r>
-                              <w:r>
-                                <w:rPr>
-                                  <w:rFonts w:ascii="맑은 고딕" w:eastAsia="맑은 고딕"/>
-                                  <w:color w:val="0000FF"/>
-                                  <w:spacing w:val="30"/>
-                                </w:rPr>
-                                <w:t xml:space="preserve"> </w:t>
-                              </w:r>
-                              <w:r>
-                                <w:rPr>
-                                  <w:rFonts w:ascii="맑은 고딕" w:eastAsia="맑은 고딕"/>
-                                  <w:color w:val="0000FF"/>
-                                </w:rPr>
-                                <w:t>사회</w:t>
-                              </w:r>
-                              <w:r>
-                                <w:rPr>
-                                  <w:rFonts w:ascii="맑은 고딕" w:eastAsia="맑은 고딕"/>
-                                  <w:color w:val="0000FF"/>
-                                  <w:spacing w:val="29"/>
-                                </w:rPr>
-                                <w:t xml:space="preserve"> </w:t>
-                              </w:r>
-                              <w:r>
-                                <w:rPr>
-                                  <w:rFonts w:ascii="맑은 고딕" w:eastAsia="맑은 고딕"/>
-                                  <w:color w:val="0000FF"/>
-                                </w:rPr>
-                                <w:t>환원,</w:t>
-                              </w:r>
-                              <w:r>
-                                <w:rPr>
-                                  <w:rFonts w:ascii="맑은 고딕" w:eastAsia="맑은 고딕"/>
-                                  <w:color w:val="0000FF"/>
-                                  <w:spacing w:val="30"/>
-                                </w:rPr>
-                                <w:t xml:space="preserve"> </w:t>
-                              </w:r>
-                              <w:r>
-                                <w:rPr>
-                                  <w:rFonts w:ascii="맑은 고딕" w:eastAsia="맑은 고딕"/>
-                                  <w:color w:val="0000FF"/>
-                                </w:rPr>
-                                <w:t>인권,</w:t>
-                              </w:r>
-                              <w:r>
-                                <w:rPr>
-                                  <w:rFonts w:ascii="맑은 고딕" w:eastAsia="맑은 고딕"/>
-                                  <w:color w:val="0000FF"/>
-                                  <w:spacing w:val="29"/>
-                                </w:rPr>
-                                <w:t xml:space="preserve"> </w:t>
-                              </w:r>
-                              <w:r>
-                                <w:rPr>
-                                  <w:rFonts w:ascii="맑은 고딕" w:eastAsia="맑은 고딕"/>
-                                  <w:color w:val="0000FF"/>
-                                </w:rPr>
-                                <w:t>평등,</w:t>
-                              </w:r>
-                              <w:r>
-                                <w:rPr>
-                                  <w:rFonts w:ascii="맑은 고딕" w:eastAsia="맑은 고딕"/>
-                                  <w:color w:val="0000FF"/>
-                                  <w:spacing w:val="30"/>
-                                </w:rPr>
-                                <w:t xml:space="preserve"> </w:t>
-                              </w:r>
-                              <w:r>
-                                <w:rPr>
-                                  <w:rFonts w:ascii="맑은 고딕" w:eastAsia="맑은 고딕"/>
-                                  <w:color w:val="0000FF"/>
-                                </w:rPr>
-                                <w:t>다양성</w:t>
-                              </w:r>
-                              <w:r>
-                                <w:rPr>
-                                  <w:rFonts w:ascii="맑은 고딕" w:eastAsia="맑은 고딕"/>
-                                  <w:color w:val="0000FF"/>
-                                  <w:spacing w:val="29"/>
-                                </w:rPr>
-                                <w:t xml:space="preserve"> </w:t>
-                              </w:r>
-                              <w:r>
-                                <w:rPr>
-                                  <w:rFonts w:ascii="맑은 고딕" w:eastAsia="맑은 고딕"/>
-                                  <w:color w:val="0000FF"/>
-                                </w:rPr>
-                                <w:t>존중</w:t>
-                              </w:r>
-                              <w:r>
-                                <w:rPr>
-                                  <w:rFonts w:ascii="맑은 고딕" w:eastAsia="맑은 고딕"/>
-                                  <w:color w:val="0000FF"/>
-                                  <w:spacing w:val="30"/>
-                                </w:rPr>
-                                <w:t xml:space="preserve"> </w:t>
-                              </w:r>
-                              <w:r>
-                                <w:rPr>
-                                  <w:rFonts w:ascii="맑은 고딕" w:eastAsia="맑은 고딕"/>
-                                  <w:color w:val="0000FF"/>
-                                </w:rPr>
-                                <w:t>등</w:t>
-                              </w:r>
-                              <w:r>
-                                <w:rPr>
-                                  <w:rFonts w:ascii="맑은 고딕" w:eastAsia="맑은 고딕"/>
-                                  <w:color w:val="0000FF"/>
-                                  <w:spacing w:val="29"/>
-                                </w:rPr>
-                                <w:t xml:space="preserve"> </w:t>
-                              </w:r>
-                              <w:r>
-                                <w:rPr>
-                                  <w:rFonts w:ascii="맑은 고딕" w:eastAsia="맑은 고딕"/>
-                                  <w:color w:val="0000FF"/>
-                                </w:rPr>
-                                <w:t>사회적</w:t>
-                              </w:r>
-                              <w:r>
-                                <w:rPr>
-                                  <w:rFonts w:ascii="맑은 고딕" w:eastAsia="맑은 고딕"/>
-                                  <w:color w:val="0000FF"/>
-                                  <w:spacing w:val="30"/>
-                                </w:rPr>
-                                <w:t xml:space="preserve"> </w:t>
-                              </w:r>
-                              <w:r>
-                                <w:rPr>
-                                  <w:rFonts w:ascii="맑은 고딕" w:eastAsia="맑은 고딕"/>
-                                  <w:color w:val="0000FF"/>
-                                </w:rPr>
-                                <w:t>책임경영</w:t>
-                              </w:r>
-                              <w:r>
-                                <w:rPr>
-                                  <w:rFonts w:ascii="맑은 고딕" w:eastAsia="맑은 고딕"/>
-                                  <w:color w:val="0000FF"/>
-                                  <w:spacing w:val="30"/>
-                                </w:rPr>
-                                <w:t xml:space="preserve"> </w:t>
-                              </w:r>
-                              <w:r>
-                                <w:rPr>
-                                  <w:rFonts w:ascii="맑은 고딕" w:eastAsia="맑은 고딕"/>
-                                  <w:color w:val="0000FF"/>
-                                  <w:spacing w:val="-5"/>
-                                </w:rPr>
-                                <w:t>노력</w:t>
-                              </w:r>
-                            </w:p>
-                            <w:p>
-                              <w:pPr>
-                                <w:numPr>
-                                  <w:ilvl w:val="0"/>
-                                  <w:numId w:val="6"/>
-                                </w:numPr>
-                                <w:tabs>
-                                  <w:tab w:val="left" w:pos="415"/>
-                                </w:tabs>
-                                <w:spacing w:line="376" w:lineRule="exact"/>
-                                <w:rPr>
-                                  <w:rFonts w:ascii="맑은 고딕" w:eastAsia="맑은 고딕"/>
-                                </w:rPr>
-                              </w:pPr>
-                              <w:r>
-                                <w:rPr>
-                                  <w:rFonts w:ascii="맑은 고딕" w:eastAsia="맑은 고딕"/>
-                                  <w:color w:val="0000FF"/>
-                                </w:rPr>
-                                <w:t>지배구조</w:t>
-                              </w:r>
-                              <w:r>
-                                <w:rPr>
-                                  <w:rFonts w:ascii="맑은 고딕" w:eastAsia="맑은 고딕"/>
-                                  <w:color w:val="0000FF"/>
-                                  <w:spacing w:val="31"/>
-                                </w:rPr>
-                                <w:t xml:space="preserve"> </w:t>
-                              </w:r>
-                              <w:r>
-                                <w:rPr>
-                                  <w:rFonts w:ascii="맑은 고딕" w:eastAsia="맑은 고딕"/>
-                                  <w:color w:val="0000FF"/>
-                                </w:rPr>
-                                <w:t>:</w:t>
-                              </w:r>
-                              <w:r>
-                                <w:rPr>
-                                  <w:rFonts w:ascii="맑은 고딕" w:eastAsia="맑은 고딕"/>
-                                  <w:color w:val="0000FF"/>
-                                  <w:spacing w:val="29"/>
-                                </w:rPr>
-                                <w:t xml:space="preserve"> </w:t>
-                              </w:r>
-                              <w:r>
-                                <w:rPr>
-                                  <w:rFonts w:ascii="맑은 고딕" w:eastAsia="맑은 고딕"/>
-                                  <w:color w:val="0000FF"/>
-                                </w:rPr>
-                                <w:t>윤리경영,</w:t>
-                              </w:r>
-                              <w:r>
-                                <w:rPr>
-                                  <w:rFonts w:ascii="맑은 고딕" w:eastAsia="맑은 고딕"/>
-                                  <w:color w:val="0000FF"/>
-                                  <w:spacing w:val="30"/>
-                                </w:rPr>
-                                <w:t xml:space="preserve"> </w:t>
-                              </w:r>
-                              <w:r>
-                                <w:rPr>
-                                  <w:rFonts w:ascii="맑은 고딕" w:eastAsia="맑은 고딕"/>
-                                  <w:color w:val="0000FF"/>
-                                </w:rPr>
-                                <w:t>상호</w:t>
-                              </w:r>
-                              <w:r>
-                                <w:rPr>
-                                  <w:rFonts w:ascii="맑은 고딕" w:eastAsia="맑은 고딕"/>
-                                  <w:color w:val="0000FF"/>
-                                  <w:spacing w:val="32"/>
-                                </w:rPr>
-                                <w:t xml:space="preserve"> </w:t>
-                              </w:r>
-                              <w:r>
-                                <w:rPr>
-                                  <w:rFonts w:ascii="맑은 고딕" w:eastAsia="맑은 고딕"/>
-                                  <w:color w:val="0000FF"/>
-                                </w:rPr>
-                                <w:t>존중</w:t>
-                              </w:r>
-                              <w:r>
-                                <w:rPr>
-                                  <w:rFonts w:ascii="맑은 고딕" w:eastAsia="맑은 고딕"/>
-                                  <w:color w:val="0000FF"/>
-                                  <w:spacing w:val="32"/>
-                                </w:rPr>
-                                <w:t xml:space="preserve"> </w:t>
-                              </w:r>
-                              <w:r>
-                                <w:rPr>
-                                  <w:rFonts w:ascii="맑은 고딕" w:eastAsia="맑은 고딕"/>
-                                  <w:color w:val="0000FF"/>
-                                </w:rPr>
-                                <w:t>조직문화</w:t>
-                              </w:r>
-                              <w:r>
-                                <w:rPr>
-                                  <w:rFonts w:ascii="맑은 고딕" w:eastAsia="맑은 고딕"/>
-                                  <w:color w:val="0000FF"/>
-                                  <w:spacing w:val="28"/>
-                                </w:rPr>
-                                <w:t xml:space="preserve"> </w:t>
-                              </w:r>
-                              <w:r>
-                                <w:rPr>
-                                  <w:rFonts w:ascii="맑은 고딕" w:eastAsia="맑은 고딕"/>
-                                  <w:color w:val="0000FF"/>
-                                </w:rPr>
-                                <w:t>구축,</w:t>
-                              </w:r>
-                              <w:r>
-                                <w:rPr>
-                                  <w:rFonts w:ascii="맑은 고딕" w:eastAsia="맑은 고딕"/>
-                                  <w:color w:val="0000FF"/>
-                                  <w:spacing w:val="31"/>
-                                </w:rPr>
-                                <w:t xml:space="preserve"> </w:t>
-                              </w:r>
-                              <w:r>
-                                <w:rPr>
-                                  <w:rFonts w:ascii="맑은 고딕" w:eastAsia="맑은 고딕"/>
-                                  <w:color w:val="0000FF"/>
-                                </w:rPr>
-                                <w:t>근로</w:t>
-                              </w:r>
-                              <w:r>
-                                <w:rPr>
-                                  <w:rFonts w:ascii="맑은 고딕" w:eastAsia="맑은 고딕"/>
-                                  <w:color w:val="0000FF"/>
-                                  <w:spacing w:val="28"/>
-                                </w:rPr>
-                                <w:t xml:space="preserve"> </w:t>
-                              </w:r>
-                              <w:r>
-                                <w:rPr>
-                                  <w:rFonts w:ascii="맑은 고딕" w:eastAsia="맑은 고딕"/>
-                                  <w:color w:val="0000FF"/>
-                                </w:rPr>
-                                <w:t>환경</w:t>
-                              </w:r>
-                              <w:r>
-                                <w:rPr>
-                                  <w:rFonts w:ascii="맑은 고딕" w:eastAsia="맑은 고딕"/>
-                                  <w:color w:val="0000FF"/>
-                                  <w:spacing w:val="29"/>
-                                </w:rPr>
-                                <w:t xml:space="preserve"> </w:t>
-                              </w:r>
-                              <w:r>
-                                <w:rPr>
-                                  <w:rFonts w:ascii="맑은 고딕" w:eastAsia="맑은 고딕"/>
-                                  <w:color w:val="0000FF"/>
-                                </w:rPr>
-                                <w:t>개선</w:t>
-                              </w:r>
-                              <w:r>
-                                <w:rPr>
-                                  <w:rFonts w:ascii="맑은 고딕" w:eastAsia="맑은 고딕"/>
-                                  <w:color w:val="0000FF"/>
-                                  <w:spacing w:val="29"/>
-                                </w:rPr>
-                                <w:t xml:space="preserve"> </w:t>
-                              </w:r>
-                              <w:r>
-                                <w:rPr>
-                                  <w:rFonts w:ascii="맑은 고딕" w:eastAsia="맑은 고딕"/>
-                                  <w:color w:val="0000FF"/>
-                                </w:rPr>
-                                <w:t>등의</w:t>
-                              </w:r>
-                              <w:r>
-                                <w:rPr>
-                                  <w:rFonts w:ascii="맑은 고딕" w:eastAsia="맑은 고딕"/>
-                                  <w:color w:val="0000FF"/>
-                                  <w:spacing w:val="28"/>
-                                </w:rPr>
-                                <w:t xml:space="preserve"> </w:t>
-                              </w:r>
-                              <w:r>
-                                <w:rPr>
-                                  <w:rFonts w:ascii="맑은 고딕" w:eastAsia="맑은 고딕"/>
-                                  <w:color w:val="0000FF"/>
-                                </w:rPr>
-                                <w:t>투명</w:t>
-                              </w:r>
-                              <w:r>
-                                <w:rPr>
-                                  <w:rFonts w:ascii="맑은 고딕" w:eastAsia="맑은 고딕"/>
-                                  <w:color w:val="0000FF"/>
-                                  <w:spacing w:val="29"/>
-                                </w:rPr>
-                                <w:t xml:space="preserve"> </w:t>
-                              </w:r>
-                              <w:r>
-                                <w:rPr>
-                                  <w:rFonts w:ascii="맑은 고딕" w:eastAsia="맑은 고딕"/>
-                                  <w:color w:val="0000FF"/>
-                                </w:rPr>
-                                <w:t>경영</w:t>
-                              </w:r>
-                              <w:r>
-                                <w:rPr>
-                                  <w:rFonts w:ascii="맑은 고딕" w:eastAsia="맑은 고딕"/>
-                                  <w:color w:val="0000FF"/>
-                                  <w:spacing w:val="29"/>
-                                </w:rPr>
-                                <w:t xml:space="preserve"> </w:t>
-                              </w:r>
-                              <w:r>
-                                <w:rPr>
-                                  <w:rFonts w:ascii="맑은 고딕" w:eastAsia="맑은 고딕"/>
-                                  <w:color w:val="0000FF"/>
-                                  <w:spacing w:val="-5"/>
-                                </w:rPr>
-                                <w:t>노력</w:t>
-                              </w:r>
-                            </w:p>
-                          </w:txbxContent>
-                        </wps:txbx>
-                        <wps:bodyPr rot="0" vert="horz" wrap="square" lIns="0" tIns="0" rIns="0" bIns="0" anchor="t" upright="1">
-                          <a:noAutofit/>
-                        </wps:bodyPr>
-                      </wps:wsp>
-                    </wpg:wgp>
-                  </a:graphicData>
-                </a:graphic>
-              </wp:anchor>
-            </w:drawing>
-          </mc:Choice>
-          <mc:Fallback>
-            <w:pict>
-              <v:group id="shape1066" o:spid="_x0000_s1067" style="position:absolute;margin-left:57.85pt;margin-top:11.25pt;width:482.45pt;height:113.3pt;z-index:15718400;mso-wrap-distance-left:0;mso-wrap-distance-right:0;mso-position-horizontal-relative:page;mso-position-vertical-relative:text" coordorigin="7346,1428" coordsize="61271,14389" o:gfxdata="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">
-                <v:shape id="이미지" o:spid="_x0000_s1068" type="#_x0000_t75" style="position:absolute;left:7346;top:1428;width:61272;height:14389;visibility:visible;mso-wrap-style:square" o:preferrelative="f" o:gfxdata="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">
-                  <v:imagedata r:id="rId23" o:title=""/>
-                </v:shape>
-                <v:rect id="child 2" o:spid="_x0000_s1069" style="position:absolute;left:7346;top:1428;width:61272;height:14389;visibility:visible;mso-wrap-style:square;v-text-anchor:top" o:gfxdata="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" filled="f" stroked="f">
-                  <o:lock v:ext="edit" rotation="t"/>
-                  <v:textbox inset="0,0,0,0">
-                    <w:txbxContent>
-                      <w:p>
-                        <w:pPr>
-                          <w:spacing w:before="40" w:line="376" w:lineRule="exact"/>
-                          <w:ind w:left="105"/>
-                          <w:rPr>
-                            <w:rFonts w:ascii="맑은 고딕" w:eastAsia="맑은 고딕" w:hAnsi="맑은 고딕"/>
-                            <w:color w:val="0000FF"/>
-                            <w:spacing w:val="-5"/>
-                          </w:rPr>
-                        </w:pPr>
-                        <w:r>
-                          <w:rPr>
-                            <w:rFonts w:ascii="맑은 고딕" w:eastAsia="맑은 고딕" w:hAnsi="맑은 고딕"/>
-                            <w:color w:val="0000FF"/>
-                          </w:rPr>
-                          <w:t>※</w:t>
-                        </w:r>
-                        <w:r>
-                          <w:rPr>
-                            <w:rFonts w:ascii="맑은 고딕" w:eastAsia="맑은 고딕" w:hAnsi="맑은 고딕"/>
-                            <w:color w:val="0000FF"/>
-                            <w:spacing w:val="29"/>
-                          </w:rPr>
-                          <w:t xml:space="preserve"> </w:t>
-                        </w:r>
-                        <w:r>
-                          <w:rPr>
-                            <w:rFonts w:ascii="맑은 고딕" w:eastAsia="맑은 고딕" w:hAnsi="맑은 고딕"/>
-                            <w:color w:val="0000FF"/>
-                          </w:rPr>
-                          <w:t>경쟁제품</w:t>
-                        </w:r>
-                        <w:r>
-                          <w:rPr>
-                            <w:rFonts w:ascii="맑은 고딕" w:eastAsia="맑은 고딕" w:hAnsi="맑은 고딕"/>
-                            <w:color w:val="0000FF"/>
-                          </w:rPr>
-                          <w:t>·</w:t>
-                        </w:r>
-                        <w:r>
-                          <w:rPr>
-                            <w:rFonts w:ascii="맑은 고딕" w:eastAsia="맑은 고딕" w:hAnsi="맑은 고딕"/>
-                            <w:color w:val="0000FF"/>
-                          </w:rPr>
-                          <w:t>경쟁사</w:t>
-                        </w:r>
-                        <w:r>
-                          <w:rPr>
-                            <w:rFonts w:ascii="맑은 고딕" w:eastAsia="맑은 고딕" w:hAnsi="맑은 고딕"/>
-                            <w:color w:val="0000FF"/>
-                            <w:spacing w:val="31"/>
-                          </w:rPr>
-                          <w:t xml:space="preserve"> </w:t>
-                        </w:r>
-                        <w:r>
-                          <w:rPr>
-                            <w:rFonts w:ascii="맑은 고딕" w:eastAsia="맑은 고딕" w:hAnsi="맑은 고딕"/>
-                            <w:color w:val="0000FF"/>
-                          </w:rPr>
-                          <w:t>분석</w:t>
-                        </w:r>
-                        <w:r>
-                          <w:rPr>
-                            <w:rFonts w:ascii="맑은 고딕" w:eastAsia="맑은 고딕" w:hAnsi="맑은 고딕"/>
-                            <w:color w:val="0000FF"/>
-                          </w:rPr>
-                          <w:t>,</w:t>
-                        </w:r>
-                        <w:r>
-                          <w:rPr>
-                            <w:rFonts w:ascii="맑은 고딕" w:eastAsia="맑은 고딕" w:hAnsi="맑은 고딕"/>
-                            <w:color w:val="0000FF"/>
-                            <w:spacing w:val="31"/>
-                          </w:rPr>
-                          <w:t xml:space="preserve"> </w:t>
-                        </w:r>
-                        <w:r>
-                          <w:rPr>
-                            <w:rFonts w:ascii="맑은 고딕" w:eastAsia="맑은 고딕" w:hAnsi="맑은 고딕"/>
-                            <w:color w:val="0000FF"/>
-                          </w:rPr>
-                          <w:t>창업</w:t>
-                        </w:r>
-                        <w:r>
-                          <w:rPr>
-                            <w:rFonts w:ascii="맑은 고딕" w:eastAsia="맑은 고딕" w:hAnsi="맑은 고딕"/>
-                            <w:color w:val="0000FF"/>
-                            <w:spacing w:val="31"/>
-                          </w:rPr>
-                          <w:t xml:space="preserve"> </w:t>
-                        </w:r>
-                        <w:r>
-                          <w:rPr>
-                            <w:rFonts w:ascii="맑은 고딕" w:eastAsia="맑은 고딕" w:hAnsi="맑은 고딕"/>
-                            <w:color w:val="0000FF"/>
-                          </w:rPr>
-                          <w:t>아이템의</w:t>
-                        </w:r>
-                        <w:r>
-                          <w:rPr>
-                            <w:rFonts w:ascii="맑은 고딕" w:eastAsia="맑은 고딕" w:hAnsi="맑은 고딕"/>
-                            <w:color w:val="0000FF"/>
-                            <w:spacing w:val="28"/>
-                          </w:rPr>
-                          <w:t xml:space="preserve"> </w:t>
-                        </w:r>
-                        <w:r>
-                          <w:rPr>
-                            <w:rFonts w:ascii="맑은 고딕" w:eastAsia="맑은 고딕" w:hAnsi="맑은 고딕"/>
-                            <w:color w:val="0000FF"/>
-                          </w:rPr>
-                          <w:t>목표</w:t>
-                        </w:r>
-                        <w:r>
-                          <w:rPr>
-                            <w:rFonts w:ascii="맑은 고딕" w:eastAsia="맑은 고딕" w:hAnsi="맑은 고딕"/>
-                            <w:color w:val="0000FF"/>
-                            <w:spacing w:val="29"/>
-                          </w:rPr>
-                          <w:t xml:space="preserve"> </w:t>
-                        </w:r>
-                        <w:r>
-                          <w:rPr>
-                            <w:rFonts w:ascii="맑은 고딕" w:eastAsia="맑은 고딕" w:hAnsi="맑은 고딕"/>
-                            <w:color w:val="0000FF"/>
-                          </w:rPr>
-                          <w:t>시장</w:t>
-                        </w:r>
-                        <w:r>
-                          <w:rPr>
-                            <w:rFonts w:ascii="맑은 고딕" w:eastAsia="맑은 고딕" w:hAnsi="맑은 고딕"/>
-                            <w:color w:val="0000FF"/>
-                            <w:spacing w:val="28"/>
-                          </w:rPr>
-                          <w:t xml:space="preserve"> </w:t>
-                        </w:r>
-                        <w:r>
-                          <w:rPr>
-                            <w:rFonts w:ascii="맑은 고딕" w:eastAsia="맑은 고딕" w:hAnsi="맑은 고딕"/>
-                            <w:color w:val="0000FF"/>
-                          </w:rPr>
-                          <w:t>진입</w:t>
-                        </w:r>
-                        <w:r>
-                          <w:rPr>
-                            <w:rFonts w:ascii="맑은 고딕" w:eastAsia="맑은 고딕" w:hAnsi="맑은 고딕"/>
-                            <w:color w:val="0000FF"/>
-                            <w:spacing w:val="29"/>
-                          </w:rPr>
-                          <w:t xml:space="preserve"> </w:t>
-                        </w:r>
-                        <w:r>
-                          <w:rPr>
-                            <w:rFonts w:ascii="맑은 고딕" w:eastAsia="맑은 고딕" w:hAnsi="맑은 고딕"/>
-                            <w:color w:val="0000FF"/>
-                          </w:rPr>
-                          <w:t>전략</w:t>
-                        </w:r>
-                        <w:r>
-                          <w:rPr>
-                            <w:rFonts w:ascii="맑은 고딕" w:eastAsia="맑은 고딕" w:hAnsi="맑은 고딕"/>
-                            <w:color w:val="0000FF"/>
-                            <w:spacing w:val="28"/>
-                          </w:rPr>
-                          <w:t xml:space="preserve"> </w:t>
-                        </w:r>
-                        <w:r>
-                          <w:rPr>
-                            <w:rFonts w:ascii="맑은 고딕" w:eastAsia="맑은 고딕" w:hAnsi="맑은 고딕"/>
-                            <w:color w:val="0000FF"/>
-                          </w:rPr>
-                          <w:t>등</w:t>
-                        </w:r>
-                        <w:r>
-                          <w:rPr>
-                            <w:rFonts w:ascii="맑은 고딕" w:eastAsia="맑은 고딕" w:hAnsi="맑은 고딕"/>
-                            <w:color w:val="0000FF"/>
-                            <w:spacing w:val="29"/>
-                          </w:rPr>
-                          <w:t xml:space="preserve"> </w:t>
-                        </w:r>
-                        <w:r>
-                          <w:rPr>
-                            <w:rFonts w:ascii="맑은 고딕" w:eastAsia="맑은 고딕" w:hAnsi="맑은 고딕"/>
-                            <w:color w:val="0000FF"/>
-                            <w:spacing w:val="-5"/>
-                          </w:rPr>
-                          <w:t>기재</w:t>
-                        </w:r>
-                        <w:r>
-                          <w:rPr>
-                            <w:rFonts w:ascii="맑은 고딕" w:eastAsia="맑은 고딕" w:hAnsi="맑은 고딕" w:hint="eastAsia"/>
-                            <w:color w:val="0000FF"/>
-                            <w:spacing w:val="-5"/>
-                          </w:rPr>
-                          <w:t xml:space="preserve"> </w:t>
-                        </w:r>
-                      </w:p>
-                      <w:p>
-                        <w:pPr>
-                          <w:spacing w:before="40" w:line="376" w:lineRule="exact"/>
-                          <w:ind w:left="414"/>
-                          <w:rPr>
-                            <w:rFonts w:ascii="맑은 고딕" w:eastAsia="맑은 고딕"/>
-                          </w:rPr>
-                        </w:pPr>
-                        <w:r>
-                          <w:rPr>
-                            <w:rFonts w:ascii="맑은 고딕" w:eastAsia="맑은 고딕"/>
-                            <w:color w:val="0000FF"/>
-                          </w:rPr>
-                          <w:t>창업</w:t>
-                        </w:r>
-                        <w:r>
-                          <w:rPr>
-                            <w:rFonts w:ascii="맑은 고딕" w:eastAsia="맑은 고딕"/>
-                            <w:color w:val="0000FF"/>
-                          </w:rPr>
-                          <w:t xml:space="preserve"> </w:t>
-                        </w:r>
-                        <w:r>
-                          <w:rPr>
-                            <w:rFonts w:ascii="맑은 고딕" w:eastAsia="맑은 고딕"/>
-                            <w:color w:val="0000FF"/>
-                          </w:rPr>
-                          <w:t>아이템의</w:t>
-                        </w:r>
-                        <w:r>
-                          <w:rPr>
-                            <w:rFonts w:ascii="맑은 고딕" w:eastAsia="맑은 고딕"/>
-                            <w:color w:val="0000FF"/>
-                          </w:rPr>
-                          <w:t xml:space="preserve"> </w:t>
-                        </w:r>
-                        <w:r>
-                          <w:rPr>
-                            <w:rFonts w:ascii="맑은 고딕" w:eastAsia="맑은 고딕"/>
-                            <w:color w:val="0000FF"/>
-                          </w:rPr>
-                          <w:t>비즈니스</w:t>
-                        </w:r>
-                        <w:r>
-                          <w:rPr>
-                            <w:rFonts w:ascii="맑은 고딕" w:eastAsia="맑은 고딕"/>
-                            <w:color w:val="0000FF"/>
-                          </w:rPr>
-                          <w:t xml:space="preserve"> </w:t>
-                        </w:r>
-                        <w:r>
-                          <w:rPr>
-                            <w:rFonts w:ascii="맑은 고딕" w:eastAsia="맑은 고딕"/>
-                            <w:color w:val="0000FF"/>
-                          </w:rPr>
-                          <w:t>모델</w:t>
-                        </w:r>
-                        <w:r>
-                          <w:rPr>
-                            <w:rFonts w:ascii="맑은 고딕" w:eastAsia="맑은 고딕"/>
-                            <w:color w:val="0000FF"/>
-                          </w:rPr>
-                          <w:t>(</w:t>
-                        </w:r>
-                        <w:r>
-                          <w:rPr>
-                            <w:rFonts w:ascii="맑은 고딕" w:eastAsia="맑은 고딕"/>
-                            <w:color w:val="0000FF"/>
-                          </w:rPr>
-                          <w:t>수익화</w:t>
-                        </w:r>
-                        <w:r>
-                          <w:rPr>
-                            <w:rFonts w:ascii="맑은 고딕" w:eastAsia="맑은 고딕"/>
-                            <w:color w:val="0000FF"/>
-                          </w:rPr>
-                          <w:t xml:space="preserve"> </w:t>
-                        </w:r>
-                        <w:r>
-                          <w:rPr>
-                            <w:rFonts w:ascii="맑은 고딕" w:eastAsia="맑은 고딕"/>
-                            <w:color w:val="0000FF"/>
-                          </w:rPr>
-                          <w:t>모델</w:t>
-                        </w:r>
-                        <w:r>
-                          <w:rPr>
-                            <w:rFonts w:ascii="맑은 고딕" w:eastAsia="맑은 고딕"/>
-                            <w:color w:val="0000FF"/>
-                          </w:rPr>
-                          <w:t xml:space="preserve">), </w:t>
-                        </w:r>
-                        <w:r>
-                          <w:rPr>
-                            <w:rFonts w:ascii="맑은 고딕" w:eastAsia="맑은 고딕"/>
-                            <w:color w:val="0000FF"/>
-                          </w:rPr>
-                          <w:t>사업</w:t>
-                        </w:r>
-                        <w:r>
-                          <w:rPr>
-                            <w:rFonts w:ascii="맑은 고딕" w:eastAsia="맑은 고딕"/>
-                            <w:color w:val="0000FF"/>
-                          </w:rPr>
-                          <w:t xml:space="preserve"> </w:t>
-                        </w:r>
-                        <w:r>
-                          <w:rPr>
-                            <w:rFonts w:ascii="맑은 고딕" w:eastAsia="맑은 고딕"/>
-                            <w:color w:val="0000FF"/>
-                          </w:rPr>
-                          <w:t>확장을</w:t>
-                        </w:r>
-                        <w:r>
-                          <w:rPr>
-                            <w:rFonts w:ascii="맑은 고딕" w:eastAsia="맑은 고딕"/>
-                            <w:color w:val="0000FF"/>
-                          </w:rPr>
-                          <w:t xml:space="preserve"> </w:t>
-                        </w:r>
-                        <w:r>
-                          <w:rPr>
-                            <w:rFonts w:ascii="맑은 고딕" w:eastAsia="맑은 고딕"/>
-                            <w:color w:val="0000FF"/>
-                          </w:rPr>
-                          <w:t>위한</w:t>
-                        </w:r>
-                        <w:r>
-                          <w:rPr>
-                            <w:rFonts w:ascii="맑은 고딕" w:eastAsia="맑은 고딕"/>
-                            <w:color w:val="0000FF"/>
-                          </w:rPr>
-                          <w:t xml:space="preserve"> </w:t>
-                        </w:r>
-                        <w:r>
-                          <w:rPr>
-                            <w:rFonts w:ascii="맑은 고딕" w:eastAsia="맑은 고딕"/>
-                            <w:color w:val="0000FF"/>
-                          </w:rPr>
-                          <w:t>투자유치</w:t>
-                        </w:r>
-                        <w:r>
-                          <w:rPr>
-                            <w:rFonts w:ascii="맑은 고딕" w:eastAsia="맑은 고딕" w:hint="eastAsia"/>
-                            <w:color w:val="0000FF"/>
-                          </w:rPr>
-                          <w:t>(</w:t>
-                        </w:r>
-                        <w:r>
-                          <w:rPr>
-                            <w:rFonts w:ascii="맑은 고딕" w:eastAsia="맑은 고딕" w:hint="eastAsia"/>
-                            <w:color w:val="0000FF"/>
-                          </w:rPr>
-                          <w:t>자금확보</w:t>
-                        </w:r>
-                        <w:r>
-                          <w:rPr>
-                            <w:rFonts w:ascii="맑은 고딕" w:eastAsia="맑은 고딕" w:hint="eastAsia"/>
-                            <w:color w:val="0000FF"/>
-                          </w:rPr>
-                          <w:t>)</w:t>
-                        </w:r>
-                        <w:r>
-                          <w:rPr>
-                            <w:rFonts w:ascii="맑은 고딕" w:eastAsia="맑은 고딕"/>
-                            <w:color w:val="0000FF"/>
-                          </w:rPr>
-                          <w:t xml:space="preserve"> </w:t>
-                        </w:r>
-                        <w:r>
-                          <w:rPr>
-                            <w:rFonts w:ascii="맑은 고딕" w:eastAsia="맑은 고딕"/>
-                            <w:color w:val="0000FF"/>
-                          </w:rPr>
-                          <w:t>전략</w:t>
-                        </w:r>
-                        <w:r>
-                          <w:rPr>
-                            <w:rFonts w:ascii="맑은 고딕" w:eastAsia="맑은 고딕"/>
-                            <w:color w:val="0000FF"/>
-                          </w:rPr>
-                          <w:br/>
-                        </w:r>
-                        <w:r>
-                          <w:rPr>
-                            <w:rFonts w:ascii="맑은 고딕" w:eastAsia="맑은 고딕"/>
-                            <w:color w:val="0000FF"/>
-                          </w:rPr>
-                          <w:t>사업</w:t>
-                        </w:r>
-                        <w:r>
-                          <w:rPr>
-                            <w:rFonts w:ascii="맑은 고딕" w:eastAsia="맑은 고딕"/>
-                            <w:color w:val="0000FF"/>
-                          </w:rPr>
-                          <w:t xml:space="preserve"> </w:t>
-                        </w:r>
-                        <w:r>
-                          <w:rPr>
-                            <w:rFonts w:ascii="맑은 고딕" w:eastAsia="맑은 고딕"/>
-                            <w:color w:val="0000FF"/>
-                          </w:rPr>
-                          <w:t>전체</w:t>
-                        </w:r>
-                        <w:r>
-                          <w:rPr>
-                            <w:rFonts w:ascii="맑은 고딕" w:eastAsia="맑은 고딕"/>
-                            <w:color w:val="0000FF"/>
-                          </w:rPr>
-                          <w:t xml:space="preserve"> </w:t>
-                        </w:r>
-                        <w:r>
-                          <w:rPr>
-                            <w:rFonts w:ascii="맑은 고딕" w:eastAsia="맑은 고딕"/>
-                            <w:color w:val="0000FF"/>
-                          </w:rPr>
-                          <w:t>로드맵</w:t>
-                        </w:r>
-                        <w:r>
-                          <w:rPr>
-                            <w:rFonts w:ascii="맑은 고딕" w:eastAsia="맑은 고딕"/>
-                            <w:color w:val="0000FF"/>
-                          </w:rPr>
-                          <w:t>(</w:t>
-                        </w:r>
-                        <w:r>
-                          <w:rPr>
-                            <w:rFonts w:ascii="맑은 고딕" w:eastAsia="맑은 고딕"/>
-                            <w:color w:val="0000FF"/>
-                          </w:rPr>
-                          <w:t>일정</w:t>
-                        </w:r>
-                        <w:r>
-                          <w:rPr>
-                            <w:rFonts w:ascii="맑은 고딕" w:eastAsia="맑은 고딕"/>
-                            <w:color w:val="0000FF"/>
-                          </w:rPr>
-                          <w:t>)</w:t>
-                        </w:r>
-                        <w:r>
-                          <w:rPr>
-                            <w:rFonts w:ascii="맑은 고딕" w:eastAsia="맑은 고딕"/>
-                            <w:color w:val="0000FF"/>
-                          </w:rPr>
-                          <w:t>과</w:t>
-                        </w:r>
-                        <w:r>
-                          <w:rPr>
-                            <w:rFonts w:ascii="맑은 고딕" w:eastAsia="맑은 고딕"/>
-                            <w:color w:val="0000FF"/>
-                          </w:rPr>
-                          <w:t xml:space="preserve"> </w:t>
-                        </w:r>
-                        <w:r>
-                          <w:rPr>
-                            <w:rFonts w:ascii="맑은 고딕" w:eastAsia="맑은 고딕"/>
-                            <w:color w:val="0000FF"/>
-                          </w:rPr>
-                          <w:t>중장기적</w:t>
-                        </w:r>
-                        <w:r>
-                          <w:rPr>
-                            <w:rFonts w:ascii="맑은 고딕" w:eastAsia="맑은 고딕"/>
-                            <w:color w:val="0000FF"/>
-                          </w:rPr>
-                          <w:t xml:space="preserve"> </w:t>
-                        </w:r>
-                        <w:r>
-                          <w:rPr>
-                            <w:rFonts w:ascii="맑은 고딕" w:eastAsia="맑은 고딕"/>
-                            <w:color w:val="0000FF"/>
-                          </w:rPr>
-                          <w:t>사회적</w:t>
-                        </w:r>
-                        <w:r>
-                          <w:rPr>
-                            <w:rFonts w:ascii="맑은 고딕" w:eastAsia="맑은 고딕"/>
-                            <w:color w:val="0000FF"/>
-                          </w:rPr>
-                          <w:t xml:space="preserve"> </w:t>
-                        </w:r>
-                        <w:r>
-                          <w:rPr>
-                            <w:rFonts w:ascii="맑은 고딕" w:eastAsia="맑은 고딕"/>
-                            <w:color w:val="0000FF"/>
-                          </w:rPr>
-                          <w:t>가치</w:t>
-                        </w:r>
-                        <w:r>
-                          <w:rPr>
-                            <w:rFonts w:ascii="맑은 고딕" w:eastAsia="맑은 고딕"/>
-                            <w:color w:val="0000FF"/>
-                          </w:rPr>
-                          <w:t xml:space="preserve"> </w:t>
-                        </w:r>
-                        <w:r>
-                          <w:rPr>
-                            <w:rFonts w:ascii="맑은 고딕" w:eastAsia="맑은 고딕"/>
-                            <w:color w:val="0000FF"/>
-                          </w:rPr>
-                          <w:t>도입계획</w:t>
-                        </w:r>
-                      </w:p>
-                      <w:p>
-                        <w:pPr>
-                          <w:numPr>
-                            <w:ilvl w:val="0"/>
-                            <w:numId w:val="6"/>
-                          </w:numPr>
-                          <w:tabs>
-                            <w:tab w:val="left" w:pos="415"/>
-                          </w:tabs>
-                          <w:spacing w:line="342" w:lineRule="exact"/>
-                          <w:rPr>
-                            <w:rFonts w:ascii="맑은 고딕" w:eastAsia="맑은 고딕"/>
-                          </w:rPr>
-                        </w:pPr>
-                        <w:r>
-                          <w:rPr>
-                            <w:rFonts w:ascii="맑은 고딕" w:eastAsia="맑은 고딕"/>
-                            <w:color w:val="0000FF"/>
-                          </w:rPr>
-                          <w:t>환경</w:t>
-                        </w:r>
-                        <w:r>
-                          <w:rPr>
-                            <w:rFonts w:ascii="맑은 고딕" w:eastAsia="맑은 고딕"/>
-                            <w:color w:val="0000FF"/>
-                            <w:spacing w:val="28"/>
-                          </w:rPr>
-                          <w:t xml:space="preserve"> </w:t>
-                        </w:r>
-                        <w:r>
-                          <w:rPr>
-                            <w:rFonts w:ascii="맑은 고딕" w:eastAsia="맑은 고딕"/>
-                            <w:color w:val="0000FF"/>
-                          </w:rPr>
-                          <w:t>:</w:t>
-                        </w:r>
-                        <w:r>
-                          <w:rPr>
-                            <w:rFonts w:ascii="맑은 고딕" w:eastAsia="맑은 고딕"/>
-                            <w:color w:val="0000FF"/>
-                            <w:spacing w:val="30"/>
-                          </w:rPr>
-                          <w:t xml:space="preserve"> </w:t>
-                        </w:r>
-                        <w:r>
-                          <w:rPr>
-                            <w:rFonts w:ascii="맑은 고딕" w:eastAsia="맑은 고딕"/>
-                            <w:color w:val="0000FF"/>
-                          </w:rPr>
-                          <w:t>폐기물</w:t>
-                        </w:r>
-                        <w:r>
-                          <w:rPr>
-                            <w:rFonts w:ascii="맑은 고딕" w:eastAsia="맑은 고딕"/>
-                            <w:color w:val="0000FF"/>
-                            <w:spacing w:val="31"/>
-                          </w:rPr>
-                          <w:t xml:space="preserve"> </w:t>
-                        </w:r>
-                        <w:r>
-                          <w:rPr>
-                            <w:rFonts w:ascii="맑은 고딕" w:eastAsia="맑은 고딕"/>
-                            <w:color w:val="0000FF"/>
-                          </w:rPr>
-                          <w:t>배출</w:t>
-                        </w:r>
-                        <w:r>
-                          <w:rPr>
-                            <w:rFonts w:ascii="맑은 고딕" w:eastAsia="맑은 고딕"/>
-                            <w:color w:val="0000FF"/>
-                            <w:spacing w:val="32"/>
-                          </w:rPr>
-                          <w:t xml:space="preserve"> </w:t>
-                        </w:r>
-                        <w:r>
-                          <w:rPr>
-                            <w:rFonts w:ascii="맑은 고딕" w:eastAsia="맑은 고딕"/>
-                            <w:color w:val="0000FF"/>
-                          </w:rPr>
-                          <w:t>감소</w:t>
-                        </w:r>
-                        <w:r>
-                          <w:rPr>
-                            <w:rFonts w:ascii="맑은 고딕" w:eastAsia="맑은 고딕"/>
-                            <w:color w:val="0000FF"/>
-                          </w:rPr>
-                          <w:t>,</w:t>
-                        </w:r>
-                        <w:r>
-                          <w:rPr>
-                            <w:rFonts w:ascii="맑은 고딕" w:eastAsia="맑은 고딕"/>
-                            <w:color w:val="0000FF"/>
-                            <w:spacing w:val="30"/>
-                          </w:rPr>
-                          <w:t xml:space="preserve"> </w:t>
-                        </w:r>
-                        <w:r>
-                          <w:rPr>
-                            <w:rFonts w:ascii="맑은 고딕" w:eastAsia="맑은 고딕"/>
-                            <w:color w:val="0000FF"/>
-                          </w:rPr>
-                          <w:t>재활용</w:t>
-                        </w:r>
-                        <w:r>
-                          <w:rPr>
-                            <w:rFonts w:ascii="맑은 고딕" w:eastAsia="맑은 고딕"/>
-                            <w:color w:val="0000FF"/>
-                            <w:spacing w:val="28"/>
-                          </w:rPr>
-                          <w:t xml:space="preserve"> </w:t>
-                        </w:r>
-                        <w:r>
-                          <w:rPr>
-                            <w:rFonts w:ascii="맑은 고딕" w:eastAsia="맑은 고딕"/>
-                            <w:color w:val="0000FF"/>
-                          </w:rPr>
-                          <w:t>확대</w:t>
-                        </w:r>
-                        <w:r>
-                          <w:rPr>
-                            <w:rFonts w:ascii="맑은 고딕" w:eastAsia="맑은 고딕"/>
-                            <w:color w:val="0000FF"/>
-                          </w:rPr>
-                          <w:t>,</w:t>
-                        </w:r>
-                        <w:r>
-                          <w:rPr>
-                            <w:rFonts w:ascii="맑은 고딕" w:eastAsia="맑은 고딕"/>
-                            <w:color w:val="0000FF"/>
-                            <w:spacing w:val="28"/>
-                          </w:rPr>
-                          <w:t xml:space="preserve"> </w:t>
-                        </w:r>
-                        <w:r>
-                          <w:rPr>
-                            <w:rFonts w:ascii="맑은 고딕" w:eastAsia="맑은 고딕"/>
-                            <w:color w:val="0000FF"/>
-                          </w:rPr>
-                          <w:t>친환경</w:t>
-                        </w:r>
-                        <w:r>
-                          <w:rPr>
-                            <w:rFonts w:ascii="맑은 고딕" w:eastAsia="맑은 고딕"/>
-                            <w:color w:val="0000FF"/>
-                            <w:spacing w:val="29"/>
-                          </w:rPr>
-                          <w:t xml:space="preserve"> </w:t>
-                        </w:r>
-                        <w:r>
-                          <w:rPr>
-                            <w:rFonts w:ascii="맑은 고딕" w:eastAsia="맑은 고딕"/>
-                            <w:color w:val="0000FF"/>
-                          </w:rPr>
-                          <w:t>원료</w:t>
-                        </w:r>
-                        <w:r>
-                          <w:rPr>
-                            <w:rFonts w:ascii="맑은 고딕" w:eastAsia="맑은 고딕"/>
-                            <w:color w:val="0000FF"/>
-                            <w:spacing w:val="28"/>
-                          </w:rPr>
-                          <w:t xml:space="preserve"> </w:t>
-                        </w:r>
-                        <w:r>
-                          <w:rPr>
-                            <w:rFonts w:ascii="맑은 고딕" w:eastAsia="맑은 고딕"/>
-                            <w:color w:val="0000FF"/>
-                          </w:rPr>
-                          <w:t>개발</w:t>
-                        </w:r>
-                        <w:r>
-                          <w:rPr>
-                            <w:rFonts w:ascii="맑은 고딕" w:eastAsia="맑은 고딕"/>
-                            <w:color w:val="0000FF"/>
-                          </w:rPr>
-                          <w:t>,</w:t>
-                        </w:r>
-                        <w:r>
-                          <w:rPr>
-                            <w:rFonts w:ascii="맑은 고딕" w:eastAsia="맑은 고딕"/>
-                            <w:color w:val="0000FF"/>
-                            <w:spacing w:val="30"/>
-                          </w:rPr>
-                          <w:t xml:space="preserve"> </w:t>
-                        </w:r>
-                        <w:r>
-                          <w:rPr>
-                            <w:rFonts w:ascii="맑은 고딕" w:eastAsia="맑은 고딕"/>
-                            <w:color w:val="0000FF"/>
-                          </w:rPr>
-                          <w:t>에너지</w:t>
-                        </w:r>
-                        <w:r>
-                          <w:rPr>
-                            <w:rFonts w:ascii="맑은 고딕" w:eastAsia="맑은 고딕"/>
-                            <w:color w:val="0000FF"/>
-                            <w:spacing w:val="32"/>
-                          </w:rPr>
-                          <w:t xml:space="preserve"> </w:t>
-                        </w:r>
-                        <w:r>
-                          <w:rPr>
-                            <w:rFonts w:ascii="맑은 고딕" w:eastAsia="맑은 고딕"/>
-                            <w:color w:val="0000FF"/>
-                          </w:rPr>
-                          <w:t>절감</w:t>
-                        </w:r>
-                        <w:r>
-                          <w:rPr>
-                            <w:rFonts w:ascii="맑은 고딕" w:eastAsia="맑은 고딕"/>
-                            <w:color w:val="0000FF"/>
-                            <w:spacing w:val="31"/>
-                          </w:rPr>
-                          <w:t xml:space="preserve"> </w:t>
-                        </w:r>
-                        <w:r>
-                          <w:rPr>
-                            <w:rFonts w:ascii="맑은 고딕" w:eastAsia="맑은 고딕"/>
-                            <w:color w:val="0000FF"/>
-                          </w:rPr>
-                          <w:t>등</w:t>
-                        </w:r>
-                        <w:r>
-                          <w:rPr>
-                            <w:rFonts w:ascii="맑은 고딕" w:eastAsia="맑은 고딕"/>
-                            <w:color w:val="0000FF"/>
-                            <w:spacing w:val="28"/>
-                          </w:rPr>
-                          <w:t xml:space="preserve"> </w:t>
-                        </w:r>
-                        <w:r>
-                          <w:rPr>
-                            <w:rFonts w:ascii="맑은 고딕" w:eastAsia="맑은 고딕"/>
-                            <w:color w:val="0000FF"/>
-                          </w:rPr>
-                          <w:t>환경보호</w:t>
-                        </w:r>
-                        <w:r>
-                          <w:rPr>
-                            <w:rFonts w:ascii="맑은 고딕" w:eastAsia="맑은 고딕"/>
-                            <w:color w:val="0000FF"/>
-                            <w:spacing w:val="29"/>
-                          </w:rPr>
-                          <w:t xml:space="preserve"> </w:t>
-                        </w:r>
-                        <w:r>
-                          <w:rPr>
-                            <w:rFonts w:ascii="맑은 고딕" w:eastAsia="맑은 고딕"/>
-                            <w:color w:val="0000FF"/>
-                            <w:spacing w:val="-7"/>
-                          </w:rPr>
-                          <w:t>노력</w:t>
-                        </w:r>
-                      </w:p>
-                      <w:p>
-                        <w:pPr>
-                          <w:numPr>
-                            <w:ilvl w:val="0"/>
-                            <w:numId w:val="6"/>
-                          </w:numPr>
-                          <w:tabs>
-                            <w:tab w:val="left" w:pos="415"/>
-                          </w:tabs>
-                          <w:spacing w:line="353" w:lineRule="exact"/>
-                          <w:rPr>
-                            <w:rFonts w:ascii="맑은 고딕" w:eastAsia="맑은 고딕"/>
-                          </w:rPr>
-                        </w:pPr>
-                        <w:r>
-                          <w:rPr>
-                            <w:rFonts w:ascii="맑은 고딕" w:eastAsia="맑은 고딕"/>
-                            <w:color w:val="0000FF"/>
-                          </w:rPr>
-                          <w:t>사회</w:t>
-                        </w:r>
-                        <w:r>
-                          <w:rPr>
-                            <w:rFonts w:ascii="맑은 고딕" w:eastAsia="맑은 고딕"/>
-                            <w:color w:val="0000FF"/>
-                            <w:spacing w:val="29"/>
-                          </w:rPr>
-                          <w:t xml:space="preserve"> </w:t>
-                        </w:r>
-                        <w:r>
-                          <w:rPr>
-                            <w:rFonts w:ascii="맑은 고딕" w:eastAsia="맑은 고딕"/>
-                            <w:color w:val="0000FF"/>
-                          </w:rPr>
-                          <w:t>:</w:t>
-                        </w:r>
-                        <w:r>
-                          <w:rPr>
-                            <w:rFonts w:ascii="맑은 고딕" w:eastAsia="맑은 고딕"/>
-                            <w:color w:val="0000FF"/>
-                            <w:spacing w:val="32"/>
-                          </w:rPr>
-                          <w:t xml:space="preserve"> </w:t>
-                        </w:r>
-                        <w:r>
-                          <w:rPr>
-                            <w:rFonts w:ascii="맑은 고딕" w:eastAsia="맑은 고딕"/>
-                            <w:color w:val="0000FF"/>
-                          </w:rPr>
-                          <w:t>지역사회</w:t>
-                        </w:r>
-                        <w:r>
-                          <w:rPr>
-                            <w:rFonts w:ascii="맑은 고딕" w:eastAsia="맑은 고딕"/>
-                            <w:color w:val="0000FF"/>
-                            <w:spacing w:val="29"/>
-                          </w:rPr>
-                          <w:t xml:space="preserve"> </w:t>
-                        </w:r>
-                        <w:r>
-                          <w:rPr>
-                            <w:rFonts w:ascii="맑은 고딕" w:eastAsia="맑은 고딕"/>
-                            <w:color w:val="0000FF"/>
-                          </w:rPr>
-                          <w:t>교류</w:t>
-                        </w:r>
-                        <w:r>
-                          <w:rPr>
-                            <w:rFonts w:ascii="맑은 고딕" w:eastAsia="맑은 고딕"/>
-                            <w:color w:val="0000FF"/>
-                          </w:rPr>
-                          <w:t>,</w:t>
-                        </w:r>
-                        <w:r>
-                          <w:rPr>
-                            <w:rFonts w:ascii="맑은 고딕" w:eastAsia="맑은 고딕"/>
-                            <w:color w:val="0000FF"/>
-                            <w:spacing w:val="30"/>
-                          </w:rPr>
-                          <w:t xml:space="preserve"> </w:t>
-                        </w:r>
-                        <w:r>
-                          <w:rPr>
-                            <w:rFonts w:ascii="맑은 고딕" w:eastAsia="맑은 고딕"/>
-                            <w:color w:val="0000FF"/>
-                          </w:rPr>
-                          <w:t>사회</w:t>
-                        </w:r>
-                        <w:r>
-                          <w:rPr>
-                            <w:rFonts w:ascii="맑은 고딕" w:eastAsia="맑은 고딕"/>
-                            <w:color w:val="0000FF"/>
-                            <w:spacing w:val="29"/>
-                          </w:rPr>
-                          <w:t xml:space="preserve"> </w:t>
-                        </w:r>
-                        <w:r>
-                          <w:rPr>
-                            <w:rFonts w:ascii="맑은 고딕" w:eastAsia="맑은 고딕"/>
-                            <w:color w:val="0000FF"/>
-                          </w:rPr>
-                          <w:t>환원</w:t>
-                        </w:r>
-                        <w:r>
-                          <w:rPr>
-                            <w:rFonts w:ascii="맑은 고딕" w:eastAsia="맑은 고딕"/>
-                            <w:color w:val="0000FF"/>
-                          </w:rPr>
-                          <w:t>,</w:t>
-                        </w:r>
-                        <w:r>
-                          <w:rPr>
-                            <w:rFonts w:ascii="맑은 고딕" w:eastAsia="맑은 고딕"/>
-                            <w:color w:val="0000FF"/>
-                            <w:spacing w:val="30"/>
-                          </w:rPr>
-                          <w:t xml:space="preserve"> </w:t>
-                        </w:r>
-                        <w:r>
-                          <w:rPr>
-                            <w:rFonts w:ascii="맑은 고딕" w:eastAsia="맑은 고딕"/>
-                            <w:color w:val="0000FF"/>
-                          </w:rPr>
-                          <w:t>인권</w:t>
-                        </w:r>
-                        <w:r>
-                          <w:rPr>
-                            <w:rFonts w:ascii="맑은 고딕" w:eastAsia="맑은 고딕"/>
-                            <w:color w:val="0000FF"/>
-                          </w:rPr>
-                          <w:t>,</w:t>
-                        </w:r>
-                        <w:r>
-                          <w:rPr>
-                            <w:rFonts w:ascii="맑은 고딕" w:eastAsia="맑은 고딕"/>
-                            <w:color w:val="0000FF"/>
-                            <w:spacing w:val="29"/>
-                          </w:rPr>
-                          <w:t xml:space="preserve"> </w:t>
-                        </w:r>
-                        <w:r>
-                          <w:rPr>
-                            <w:rFonts w:ascii="맑은 고딕" w:eastAsia="맑은 고딕"/>
-                            <w:color w:val="0000FF"/>
-                          </w:rPr>
-                          <w:t>평등</w:t>
-                        </w:r>
-                        <w:r>
-                          <w:rPr>
-                            <w:rFonts w:ascii="맑은 고딕" w:eastAsia="맑은 고딕"/>
-                            <w:color w:val="0000FF"/>
-                          </w:rPr>
-                          <w:t>,</w:t>
-                        </w:r>
-                        <w:r>
-                          <w:rPr>
-                            <w:rFonts w:ascii="맑은 고딕" w:eastAsia="맑은 고딕"/>
-                            <w:color w:val="0000FF"/>
-                            <w:spacing w:val="30"/>
-                          </w:rPr>
-                          <w:t xml:space="preserve"> </w:t>
-                        </w:r>
-                        <w:r>
-                          <w:rPr>
-                            <w:rFonts w:ascii="맑은 고딕" w:eastAsia="맑은 고딕"/>
-                            <w:color w:val="0000FF"/>
-                          </w:rPr>
-                          <w:t>다양성</w:t>
-                        </w:r>
-                        <w:r>
-                          <w:rPr>
-                            <w:rFonts w:ascii="맑은 고딕" w:eastAsia="맑은 고딕"/>
-                            <w:color w:val="0000FF"/>
-                            <w:spacing w:val="29"/>
-                          </w:rPr>
-                          <w:t xml:space="preserve"> </w:t>
-                        </w:r>
-                        <w:r>
-                          <w:rPr>
-                            <w:rFonts w:ascii="맑은 고딕" w:eastAsia="맑은 고딕"/>
-                            <w:color w:val="0000FF"/>
-                          </w:rPr>
-                          <w:t>존중</w:t>
-                        </w:r>
-                        <w:r>
-                          <w:rPr>
-                            <w:rFonts w:ascii="맑은 고딕" w:eastAsia="맑은 고딕"/>
-                            <w:color w:val="0000FF"/>
-                            <w:spacing w:val="30"/>
-                          </w:rPr>
-                          <w:t xml:space="preserve"> </w:t>
-                        </w:r>
-                        <w:r>
-                          <w:rPr>
-                            <w:rFonts w:ascii="맑은 고딕" w:eastAsia="맑은 고딕"/>
-                            <w:color w:val="0000FF"/>
-                          </w:rPr>
-                          <w:t>등</w:t>
-                        </w:r>
-                        <w:r>
-                          <w:rPr>
-                            <w:rFonts w:ascii="맑은 고딕" w:eastAsia="맑은 고딕"/>
-                            <w:color w:val="0000FF"/>
-                            <w:spacing w:val="29"/>
-                          </w:rPr>
-                          <w:t xml:space="preserve"> </w:t>
-                        </w:r>
-                        <w:r>
-                          <w:rPr>
-                            <w:rFonts w:ascii="맑은 고딕" w:eastAsia="맑은 고딕"/>
-                            <w:color w:val="0000FF"/>
-                          </w:rPr>
-                          <w:t>사회적</w:t>
-                        </w:r>
-                        <w:r>
-                          <w:rPr>
-                            <w:rFonts w:ascii="맑은 고딕" w:eastAsia="맑은 고딕"/>
-                            <w:color w:val="0000FF"/>
-                            <w:spacing w:val="30"/>
-                          </w:rPr>
-                          <w:t xml:space="preserve"> </w:t>
-                        </w:r>
-                        <w:r>
-                          <w:rPr>
-                            <w:rFonts w:ascii="맑은 고딕" w:eastAsia="맑은 고딕"/>
-                            <w:color w:val="0000FF"/>
-                          </w:rPr>
-                          <w:t>책임경영</w:t>
-                        </w:r>
-                        <w:r>
-                          <w:rPr>
-                            <w:rFonts w:ascii="맑은 고딕" w:eastAsia="맑은 고딕"/>
-                            <w:color w:val="0000FF"/>
-                            <w:spacing w:val="30"/>
-                          </w:rPr>
-                          <w:t xml:space="preserve"> </w:t>
-                        </w:r>
-                        <w:r>
-                          <w:rPr>
-                            <w:rFonts w:ascii="맑은 고딕" w:eastAsia="맑은 고딕"/>
-                            <w:color w:val="0000FF"/>
-                            <w:spacing w:val="-5"/>
-                          </w:rPr>
-                          <w:t>노력</w:t>
-                        </w:r>
-                      </w:p>
-                      <w:p>
-                        <w:pPr>
-                          <w:numPr>
-                            <w:ilvl w:val="0"/>
-                            <w:numId w:val="6"/>
-                          </w:numPr>
-                          <w:tabs>
-                            <w:tab w:val="left" w:pos="415"/>
-                          </w:tabs>
-                          <w:spacing w:line="376" w:lineRule="exact"/>
-                          <w:rPr>
-                            <w:rFonts w:ascii="맑은 고딕" w:eastAsia="맑은 고딕"/>
-                          </w:rPr>
-                        </w:pPr>
-                        <w:r>
-                          <w:rPr>
-                            <w:rFonts w:ascii="맑은 고딕" w:eastAsia="맑은 고딕"/>
-                            <w:color w:val="0000FF"/>
-                          </w:rPr>
-                          <w:t>지배구조</w:t>
-                        </w:r>
-                        <w:r>
-                          <w:rPr>
-                            <w:rFonts w:ascii="맑은 고딕" w:eastAsia="맑은 고딕"/>
-                            <w:color w:val="0000FF"/>
-                            <w:spacing w:val="31"/>
-                          </w:rPr>
-                          <w:t xml:space="preserve"> </w:t>
-                        </w:r>
-                        <w:r>
-                          <w:rPr>
-                            <w:rFonts w:ascii="맑은 고딕" w:eastAsia="맑은 고딕"/>
-                            <w:color w:val="0000FF"/>
-                          </w:rPr>
-                          <w:t>:</w:t>
-                        </w:r>
-                        <w:r>
-                          <w:rPr>
-                            <w:rFonts w:ascii="맑은 고딕" w:eastAsia="맑은 고딕"/>
-                            <w:color w:val="0000FF"/>
-                            <w:spacing w:val="29"/>
-                          </w:rPr>
-                          <w:t xml:space="preserve"> </w:t>
-                        </w:r>
-                        <w:r>
-                          <w:rPr>
-                            <w:rFonts w:ascii="맑은 고딕" w:eastAsia="맑은 고딕"/>
-                            <w:color w:val="0000FF"/>
-                          </w:rPr>
-                          <w:t>윤리경영</w:t>
-                        </w:r>
-                        <w:r>
-                          <w:rPr>
-                            <w:rFonts w:ascii="맑은 고딕" w:eastAsia="맑은 고딕"/>
-                            <w:color w:val="0000FF"/>
-                          </w:rPr>
-                          <w:t>,</w:t>
-                        </w:r>
-                        <w:r>
-                          <w:rPr>
-                            <w:rFonts w:ascii="맑은 고딕" w:eastAsia="맑은 고딕"/>
-                            <w:color w:val="0000FF"/>
-                            <w:spacing w:val="30"/>
-                          </w:rPr>
-                          <w:t xml:space="preserve"> </w:t>
-                        </w:r>
-                        <w:r>
-                          <w:rPr>
-                            <w:rFonts w:ascii="맑은 고딕" w:eastAsia="맑은 고딕"/>
-                            <w:color w:val="0000FF"/>
-                          </w:rPr>
-                          <w:t>상호</w:t>
-                        </w:r>
-                        <w:r>
-                          <w:rPr>
-                            <w:rFonts w:ascii="맑은 고딕" w:eastAsia="맑은 고딕"/>
-                            <w:color w:val="0000FF"/>
-                            <w:spacing w:val="32"/>
-                          </w:rPr>
-                          <w:t xml:space="preserve"> </w:t>
-                        </w:r>
-                        <w:r>
-                          <w:rPr>
-                            <w:rFonts w:ascii="맑은 고딕" w:eastAsia="맑은 고딕"/>
-                            <w:color w:val="0000FF"/>
-                          </w:rPr>
-                          <w:t>존중</w:t>
-                        </w:r>
-                        <w:r>
-                          <w:rPr>
-                            <w:rFonts w:ascii="맑은 고딕" w:eastAsia="맑은 고딕"/>
-                            <w:color w:val="0000FF"/>
-                            <w:spacing w:val="32"/>
-                          </w:rPr>
-                          <w:t xml:space="preserve"> </w:t>
-                        </w:r>
-                        <w:r>
-                          <w:rPr>
-                            <w:rFonts w:ascii="맑은 고딕" w:eastAsia="맑은 고딕"/>
-                            <w:color w:val="0000FF"/>
-                          </w:rPr>
-                          <w:t>조직문화</w:t>
-                        </w:r>
-                        <w:r>
-                          <w:rPr>
-                            <w:rFonts w:ascii="맑은 고딕" w:eastAsia="맑은 고딕"/>
-                            <w:color w:val="0000FF"/>
-                            <w:spacing w:val="28"/>
-                          </w:rPr>
-                          <w:t xml:space="preserve"> </w:t>
-                        </w:r>
-                        <w:r>
-                          <w:rPr>
-                            <w:rFonts w:ascii="맑은 고딕" w:eastAsia="맑은 고딕"/>
-                            <w:color w:val="0000FF"/>
-                          </w:rPr>
-                          <w:t>구축</w:t>
-                        </w:r>
-                        <w:r>
-                          <w:rPr>
-                            <w:rFonts w:ascii="맑은 고딕" w:eastAsia="맑은 고딕"/>
-                            <w:color w:val="0000FF"/>
-                          </w:rPr>
-                          <w:t>,</w:t>
-                        </w:r>
-                        <w:r>
-                          <w:rPr>
-                            <w:rFonts w:ascii="맑은 고딕" w:eastAsia="맑은 고딕"/>
-                            <w:color w:val="0000FF"/>
-                            <w:spacing w:val="31"/>
-                          </w:rPr>
-                          <w:t xml:space="preserve"> </w:t>
-                        </w:r>
-                        <w:r>
-                          <w:rPr>
-                            <w:rFonts w:ascii="맑은 고딕" w:eastAsia="맑은 고딕"/>
-                            <w:color w:val="0000FF"/>
-                          </w:rPr>
-                          <w:t>근로</w:t>
-                        </w:r>
-                        <w:r>
-                          <w:rPr>
-                            <w:rFonts w:ascii="맑은 고딕" w:eastAsia="맑은 고딕"/>
-                            <w:color w:val="0000FF"/>
-                            <w:spacing w:val="28"/>
-                          </w:rPr>
-                          <w:t xml:space="preserve"> </w:t>
-                        </w:r>
-                        <w:r>
-                          <w:rPr>
-                            <w:rFonts w:ascii="맑은 고딕" w:eastAsia="맑은 고딕"/>
-                            <w:color w:val="0000FF"/>
-                          </w:rPr>
-                          <w:t>환경</w:t>
-                        </w:r>
-                        <w:r>
-                          <w:rPr>
-                            <w:rFonts w:ascii="맑은 고딕" w:eastAsia="맑은 고딕"/>
-                            <w:color w:val="0000FF"/>
-                            <w:spacing w:val="29"/>
-                          </w:rPr>
-                          <w:t xml:space="preserve"> </w:t>
-                        </w:r>
-                        <w:r>
-                          <w:rPr>
-                            <w:rFonts w:ascii="맑은 고딕" w:eastAsia="맑은 고딕"/>
-                            <w:color w:val="0000FF"/>
-                          </w:rPr>
-                          <w:t>개선</w:t>
-                        </w:r>
-                        <w:r>
-                          <w:rPr>
-                            <w:rFonts w:ascii="맑은 고딕" w:eastAsia="맑은 고딕"/>
-                            <w:color w:val="0000FF"/>
-                            <w:spacing w:val="29"/>
-                          </w:rPr>
-                          <w:t xml:space="preserve"> </w:t>
-                        </w:r>
-                        <w:r>
-                          <w:rPr>
-                            <w:rFonts w:ascii="맑은 고딕" w:eastAsia="맑은 고딕"/>
-                            <w:color w:val="0000FF"/>
-                          </w:rPr>
-                          <w:t>등의</w:t>
-                        </w:r>
-                        <w:r>
-                          <w:rPr>
-                            <w:rFonts w:ascii="맑은 고딕" w:eastAsia="맑은 고딕"/>
-                            <w:color w:val="0000FF"/>
-                            <w:spacing w:val="28"/>
-                          </w:rPr>
-                          <w:t xml:space="preserve"> </w:t>
-                        </w:r>
-                        <w:r>
-                          <w:rPr>
-                            <w:rFonts w:ascii="맑은 고딕" w:eastAsia="맑은 고딕"/>
-                            <w:color w:val="0000FF"/>
-                          </w:rPr>
-                          <w:t>투명</w:t>
-                        </w:r>
-                        <w:r>
-                          <w:rPr>
-                            <w:rFonts w:ascii="맑은 고딕" w:eastAsia="맑은 고딕"/>
-                            <w:color w:val="0000FF"/>
-                            <w:spacing w:val="29"/>
-                          </w:rPr>
-                          <w:t xml:space="preserve"> </w:t>
-                        </w:r>
-                        <w:r>
-                          <w:rPr>
-                            <w:rFonts w:ascii="맑은 고딕" w:eastAsia="맑은 고딕"/>
-                            <w:color w:val="0000FF"/>
-                          </w:rPr>
-                          <w:t>경영</w:t>
-                        </w:r>
-                        <w:r>
-                          <w:rPr>
-                            <w:rFonts w:ascii="맑은 고딕" w:eastAsia="맑은 고딕"/>
-                            <w:color w:val="0000FF"/>
-                            <w:spacing w:val="29"/>
-                          </w:rPr>
-                          <w:t xml:space="preserve"> </w:t>
-                        </w:r>
-                        <w:r>
-                          <w:rPr>
-                            <w:rFonts w:ascii="맑은 고딕" w:eastAsia="맑은 고딕"/>
-                            <w:color w:val="0000FF"/>
-                            <w:spacing w:val="-5"/>
-                          </w:rPr>
-                          <w:t>노력</w:t>
-                        </w:r>
-                      </w:p>
-                    </w:txbxContent>
-                  </v:textbox>
-                </v:rect>
-                <w10:wrap type="topAndBottom" anchorx="page"/>
-              </v:group>
-            </w:pict>
-          </mc:Fallback>
-        </mc:AlternateContent>
-      </w:r>
     </w:p>
     <w:p/>
     <w:p>
@@ -25397,63 +21434,77 @@
           <w:rFonts w:ascii="맑은 고딕" w:hAnsi="맑은 고딕"/>
           <w:sz w:val="20"/>
         </w:rPr>
-        <w:t>관리</w:t>
-      </w:r>
-      <w:r>
-        <w:rPr>
-          <w:rFonts w:ascii="맑은 고딕" w:hAnsi="맑은 고딕"/>
-          <w:sz w:val="20"/>
-        </w:rPr>
-        <w:t xml:space="preserve"> </w:t>
-      </w:r>
-      <w:r>
-        <w:rPr>
-          <w:rFonts w:ascii="맑은 고딕" w:hAnsi="맑은 고딕"/>
-          <w:sz w:val="20"/>
-        </w:rPr>
-        <w:t>대상</w:t>
-      </w:r>
-      <w:r>
-        <w:rPr>
-          <w:rFonts w:ascii="맑은 고딕" w:hAnsi="맑은 고딕"/>
-          <w:sz w:val="20"/>
-        </w:rPr>
-        <w:t xml:space="preserve"> </w:t>
-      </w:r>
-      <w:r>
-        <w:rPr>
-          <w:rFonts w:ascii="맑은 고딕" w:hAnsi="맑은 고딕"/>
-          <w:sz w:val="20"/>
-        </w:rPr>
-        <w:t>인원</w:t>
-      </w:r>
-      <w:r>
-        <w:rPr>
-          <w:rFonts w:ascii="맑은 고딕" w:hAnsi="맑은 고딕"/>
-          <w:sz w:val="20"/>
-        </w:rPr>
-        <w:t xml:space="preserve"> </w:t>
-      </w:r>
-      <w:r>
-        <w:rPr>
-          <w:rFonts w:ascii="맑은 고딕" w:hAnsi="맑은 고딕"/>
-          <w:sz w:val="20"/>
-        </w:rPr>
-        <w:t>기준</w:t>
-      </w:r>
-      <w:r>
-        <w:rPr>
-          <w:rFonts w:ascii="맑은 고딕" w:hAnsi="맑은 고딕"/>
-          <w:sz w:val="20"/>
-        </w:rPr>
-        <w:t xml:space="preserve"> </w:t>
-      </w:r>
-      <w:r>
-        <w:rPr>
-          <w:rFonts w:ascii="맑은 고딕" w:hAnsi="맑은 고딕"/>
-          <w:sz w:val="20"/>
-        </w:rPr>
-        <w:t>종량제</w:t>
+        <w:t>초기</w:t>
+      </w:r>
+      <w:r>
+        <w:rPr>
+          <w:rFonts w:ascii="맑은 고딕" w:hAnsi="맑은 고딕"/>
+          <w:sz w:val="20"/>
+        </w:rPr>
+        <w:t xml:space="preserve"> </w:t>
+      </w:r>
+      <w:r>
+        <w:rPr>
+          <w:rFonts w:ascii="맑은 고딕" w:hAnsi="맑은 고딕"/>
+          <w:sz w:val="20"/>
+        </w:rPr>
+        <w:t>시장</w:t>
+      </w:r>
+      <w:r>
+        <w:rPr>
+          <w:rFonts w:ascii="맑은 고딕" w:hAnsi="맑은 고딕"/>
+          <w:sz w:val="20"/>
+        </w:rPr>
+        <w:t xml:space="preserve"> </w:t>
+      </w:r>
+      <w:r>
+        <w:rPr>
+          <w:rFonts w:ascii="맑은 고딕" w:hAnsi="맑은 고딕"/>
+          <w:sz w:val="20"/>
+        </w:rPr>
+        <w:t>진입을</w:t>
+      </w:r>
+      <w:r>
+        <w:rPr>
+          <w:rFonts w:ascii="맑은 고딕" w:hAnsi="맑은 고딕"/>
+          <w:sz w:val="20"/>
+        </w:rPr>
+        <w:t xml:space="preserve"> </w:t>
+      </w:r>
+      <w:r>
+        <w:rPr>
+          <w:rFonts w:ascii="맑은 고딕" w:hAnsi="맑은 고딕"/>
+          <w:sz w:val="20"/>
+        </w:rPr>
+        <w:t>위한</w:t>
+      </w:r>
+      <w:r>
+        <w:rPr>
+          <w:rFonts w:ascii="맑은 고딕" w:hAnsi="맑은 고딕"/>
+          <w:sz w:val="20"/>
+        </w:rPr>
+        <w:t xml:space="preserve"> </w:t>
+      </w:r>
+      <w:r>
+        <w:rPr>
+          <w:rFonts w:ascii="맑은 고딕" w:hAnsi="맑은 고딕"/>
+          <w:sz w:val="20"/>
+        </w:rPr>
+        <w:t>전략</w:t>
+      </w:r>
+      <w:r>
+        <w:rPr>
+          <w:rFonts w:ascii="맑은 고딕" w:hAnsi="맑은 고딕"/>
+          <w:sz w:val="20"/>
+        </w:rPr>
+        <w:t xml:space="preserve"> </w:t>
+      </w:r>
+      <w:r>
+        <w:rPr>
+          <w:rFonts w:ascii="맑은 고딕" w:hAnsi="맑은 고딕"/>
+          <w:sz w:val="20"/>
+        </w:rPr>
+        <w:t>가격</w:t>
       </w:r>
       <w:r>
         <w:rPr>
@@ -25644,35 +21695,21 @@
           <w:rFonts w:ascii="맑은 고딕" w:hAnsi="맑은 고딕"/>
           <w:sz w:val="20"/>
         </w:rPr>
-        <w:t>연간</w:t>
-      </w:r>
-      <w:r>
-        <w:rPr>
-          <w:rFonts w:ascii="맑은 고딕" w:hAnsi="맑은 고딕"/>
-          <w:sz w:val="20"/>
-        </w:rPr>
-        <w:t xml:space="preserve"> </w:t>
-      </w:r>
-      <w:r>
-        <w:rPr>
-          <w:rFonts w:ascii="맑은 고딕" w:hAnsi="맑은 고딕"/>
-          <w:sz w:val="20"/>
-        </w:rPr>
-        <w:t>유지보수</w:t>
-      </w:r>
-      <w:r>
-        <w:rPr>
-          <w:rFonts w:ascii="맑은 고딕" w:hAnsi="맑은 고딕"/>
-          <w:sz w:val="20"/>
-        </w:rPr>
-        <w:t xml:space="preserve"> </w:t>
-      </w:r>
-      <w:r>
-        <w:rPr>
-          <w:rFonts w:ascii="맑은 고딕" w:hAnsi="맑은 고딕"/>
-          <w:sz w:val="20"/>
-        </w:rPr>
-        <w:t>계약</w:t>
+        <w:t>확장</w:t>
+      </w:r>
+      <w:r>
+        <w:rPr>
+          <w:rFonts w:ascii="맑은 고딕" w:hAnsi="맑은 고딕"/>
+          <w:sz w:val="20"/>
+        </w:rPr>
+        <w:t xml:space="preserve"> </w:t>
+      </w:r>
+      <w:r>
+        <w:rPr>
+          <w:rFonts w:ascii="맑은 고딕" w:hAnsi="맑은 고딕"/>
+          <w:sz w:val="20"/>
+        </w:rPr>
+        <w:t>수익</w:t>
       </w:r>
       <w:r>
         <w:rPr>
@@ -25686,28 +21723,154 @@
           <w:rFonts w:ascii="맑은 고딕" w:hAnsi="맑은 고딕"/>
           <w:sz w:val="20"/>
         </w:rPr>
-        <w:t>라이선스</w:t>
-      </w:r>
-      <w:r>
-        <w:rPr>
-          <w:rFonts w:ascii="맑은 고딕" w:hAnsi="맑은 고딕"/>
-          <w:sz w:val="20"/>
-        </w:rPr>
-        <w:t xml:space="preserve"> </w:t>
-      </w:r>
-      <w:r>
-        <w:rPr>
-          <w:rFonts w:ascii="맑은 고딕" w:hAnsi="맑은 고딕"/>
-          <w:sz w:val="20"/>
-        </w:rPr>
-        <w:t>비용의</w:t>
-      </w:r>
-      <w:r>
-        <w:rPr>
-          <w:rFonts w:ascii="맑은 고딕" w:hAnsi="맑은 고딕"/>
-          <w:sz w:val="20"/>
-        </w:rPr>
-        <w:t xml:space="preserve"> 20%</w:t>
+        <w:t>납품</w:t>
+      </w:r>
+      <w:r>
+        <w:rPr>
+          <w:rFonts w:ascii="맑은 고딕" w:hAnsi="맑은 고딕"/>
+          <w:sz w:val="20"/>
+        </w:rPr>
+        <w:t xml:space="preserve"> </w:t>
+      </w:r>
+      <w:r>
+        <w:rPr>
+          <w:rFonts w:ascii="맑은 고딕" w:hAnsi="맑은 고딕"/>
+          <w:sz w:val="20"/>
+        </w:rPr>
+        <w:t>실적을</w:t>
+      </w:r>
+      <w:r>
+        <w:rPr>
+          <w:rFonts w:ascii="맑은 고딕" w:hAnsi="맑은 고딕"/>
+          <w:sz w:val="20"/>
+        </w:rPr>
+        <w:t xml:space="preserve"> </w:t>
+      </w:r>
+      <w:r>
+        <w:rPr>
+          <w:rFonts w:ascii="맑은 고딕" w:hAnsi="맑은 고딕"/>
+          <w:sz w:val="20"/>
+        </w:rPr>
+        <w:t>기반으로</w:t>
+      </w:r>
+      <w:r>
+        <w:rPr>
+          <w:rFonts w:ascii="맑은 고딕" w:hAnsi="맑은 고딕"/>
+          <w:sz w:val="20"/>
+        </w:rPr>
+        <w:t xml:space="preserve"> </w:t>
+      </w:r>
+      <w:r>
+        <w:rPr>
+          <w:rFonts w:ascii="맑은 고딕" w:hAnsi="맑은 고딕"/>
+          <w:sz w:val="20"/>
+        </w:rPr>
+        <w:t>정부</w:t>
+      </w:r>
+      <w:r>
+        <w:rPr>
+          <w:rFonts w:ascii="맑은 고딕" w:hAnsi="맑은 고딕"/>
+          <w:sz w:val="20"/>
+        </w:rPr>
+        <w:t xml:space="preserve"> </w:t>
+      </w:r>
+      <w:r>
+        <w:rPr>
+          <w:rFonts w:ascii="맑은 고딕" w:hAnsi="맑은 고딕"/>
+          <w:sz w:val="20"/>
+        </w:rPr>
+        <w:t>시범사업</w:t>
+      </w:r>
+      <w:r>
+        <w:rPr>
+          <w:rFonts w:ascii="맑은 고딕" w:hAnsi="맑은 고딕"/>
+          <w:sz w:val="20"/>
+        </w:rPr>
+        <w:t xml:space="preserve"> </w:t>
+      </w:r>
+      <w:r>
+        <w:rPr>
+          <w:rFonts w:ascii="맑은 고딕" w:hAnsi="맑은 고딕"/>
+          <w:sz w:val="20"/>
+        </w:rPr>
+        <w:t>수주를</w:t>
+      </w:r>
+      <w:r>
+        <w:rPr>
+          <w:rFonts w:ascii="맑은 고딕" w:hAnsi="맑은 고딕"/>
+          <w:sz w:val="20"/>
+        </w:rPr>
+        <w:t xml:space="preserve"> </w:t>
+      </w:r>
+      <w:r>
+        <w:rPr>
+          <w:rFonts w:ascii="맑은 고딕" w:hAnsi="맑은 고딕"/>
+          <w:sz w:val="20"/>
+        </w:rPr>
+        <w:t>목표</w:t>
+      </w:r>
+      <w:r>
+        <w:rPr>
+          <w:rFonts w:ascii="맑은 고딕" w:hAnsi="맑은 고딕"/>
+          <w:sz w:val="20"/>
+        </w:rPr>
+        <w:t xml:space="preserve"> (</w:t>
+      </w:r>
+      <w:r>
+        <w:rPr>
+          <w:rFonts w:ascii="맑은 고딕" w:hAnsi="맑은 고딕"/>
+          <w:sz w:val="20"/>
+        </w:rPr>
+        <w:t>건당</w:t>
+      </w:r>
+      <w:r>
+        <w:rPr>
+          <w:rFonts w:ascii="맑은 고딕" w:hAnsi="맑은 고딕"/>
+          <w:sz w:val="20"/>
+        </w:rPr>
+        <w:t xml:space="preserve"> 5~20</w:t>
+      </w:r>
+      <w:r>
+        <w:rPr>
+          <w:rFonts w:ascii="맑은 고딕" w:hAnsi="맑은 고딕"/>
+          <w:sz w:val="20"/>
+        </w:rPr>
+        <w:t>억</w:t>
+      </w:r>
+      <w:r>
+        <w:rPr>
+          <w:rFonts w:ascii="맑은 고딕" w:hAnsi="맑은 고딕"/>
+          <w:sz w:val="20"/>
+        </w:rPr>
+        <w:t xml:space="preserve"> </w:t>
+      </w:r>
+      <w:r>
+        <w:rPr>
+          <w:rFonts w:ascii="맑은 고딕" w:hAnsi="맑은 고딕"/>
+          <w:sz w:val="20"/>
+        </w:rPr>
+        <w:t>원</w:t>
+      </w:r>
+      <w:r>
+        <w:rPr>
+          <w:rFonts w:ascii="맑은 고딕" w:hAnsi="맑은 고딕"/>
+          <w:sz w:val="20"/>
+        </w:rPr>
+        <w:t xml:space="preserve"> </w:t>
+      </w:r>
+      <w:r>
+        <w:rPr>
+          <w:rFonts w:ascii="맑은 고딕" w:hAnsi="맑은 고딕"/>
+          <w:sz w:val="20"/>
+        </w:rPr>
+        <w:t>규모</w:t>
+      </w:r>
+      <w:r>
+        <w:rPr>
+          <w:rFonts w:ascii="맑은 고딕" w:hAnsi="맑은 고딕"/>
+          <w:sz w:val="20"/>
+        </w:rPr>
+        <w:t>)</w:t>
       </w:r>
       <w:r>
         <w:rPr>
@@ -25884,85 +22047,246 @@
           <w:rFonts w:ascii="맑은 고딕" w:hAnsi="맑은 고딕"/>
           <w:sz w:val="20"/>
         </w:rPr>
+        <w:t xml:space="preserve"> (</w:t>
+      </w:r>
+      <w:r>
+        <w:rPr>
+          <w:rFonts w:ascii="맑은 고딕" w:hAnsi="맑은 고딕"/>
+          <w:sz w:val="20"/>
+        </w:rPr>
+        <w:t>대기업당</w:t>
+      </w:r>
+      <w:r>
+        <w:rPr>
+          <w:rFonts w:ascii="맑은 고딕" w:hAnsi="맑은 고딕"/>
+          <w:sz w:val="20"/>
+        </w:rPr>
+        <w:t xml:space="preserve"> </w:t>
+      </w:r>
+      <w:r>
+        <w:rPr>
+          <w:rFonts w:ascii="맑은 고딕" w:hAnsi="맑은 고딕"/>
+          <w:sz w:val="20"/>
+        </w:rPr>
+        <w:t>연</w:t>
+      </w:r>
+      <w:r>
+        <w:rPr>
+          <w:rFonts w:ascii="맑은 고딕" w:hAnsi="맑은 고딕"/>
+          <w:sz w:val="20"/>
+        </w:rPr>
+        <w:t xml:space="preserve"> 1~5</w:t>
+      </w:r>
+      <w:r>
+        <w:rPr>
+          <w:rFonts w:ascii="맑은 고딕" w:hAnsi="맑은 고딕"/>
+          <w:sz w:val="20"/>
+        </w:rPr>
+        <w:t>억</w:t>
+      </w:r>
+      <w:r>
+        <w:rPr>
+          <w:rFonts w:ascii="맑은 고딕" w:hAnsi="맑은 고딕"/>
+          <w:sz w:val="20"/>
+        </w:rPr>
+        <w:t xml:space="preserve"> </w:t>
+      </w:r>
+      <w:r>
+        <w:rPr>
+          <w:rFonts w:ascii="맑은 고딕" w:hAnsi="맑은 고딕"/>
+          <w:sz w:val="20"/>
+        </w:rPr>
+        <w:t>원</w:t>
+      </w:r>
+      <w:r>
+        <w:rPr>
+          <w:rFonts w:ascii="맑은 고딕" w:hAnsi="맑은 고딕"/>
+          <w:sz w:val="20"/>
+        </w:rPr>
+        <w:t>)</w:t>
+      </w:r>
+      <w:r>
+        <w:rPr>
+          <w:rFonts w:ascii="맑은 고딕" w:hAnsi="맑은 고딕"/>
+          <w:sz w:val="20"/>
+        </w:rPr>
         <w:br/>
-        <w:t xml:space="preserve">  • API </w:t>
-      </w:r>
-      <w:r>
-        <w:rPr>
-          <w:rFonts w:ascii="맑은 고딕" w:hAnsi="맑은 고딕"/>
-          <w:sz w:val="20"/>
-        </w:rPr>
-        <w:t>월정액</w:t>
-      </w:r>
-      <w:r>
-        <w:rPr>
-          <w:rFonts w:ascii="맑은 고딕" w:hAnsi="맑은 고딕"/>
-          <w:sz w:val="20"/>
-        </w:rPr>
-        <w:t xml:space="preserve">: </w:t>
-      </w:r>
-      <w:r>
-        <w:rPr>
-          <w:rFonts w:ascii="맑은 고딕" w:hAnsi="맑은 고딕"/>
-          <w:sz w:val="20"/>
-        </w:rPr>
-        <w:t>기업</w:t>
-      </w:r>
-      <w:r>
-        <w:rPr>
-          <w:rFonts w:ascii="맑은 고딕" w:hAnsi="맑은 고딕"/>
-          <w:sz w:val="20"/>
-        </w:rPr>
-        <w:t xml:space="preserve"> </w:t>
-      </w:r>
-      <w:r>
-        <w:rPr>
-          <w:rFonts w:ascii="맑은 고딕" w:hAnsi="맑은 고딕"/>
-          <w:sz w:val="20"/>
-        </w:rPr>
-        <w:t>규모별</w:t>
-      </w:r>
-      <w:r>
-        <w:rPr>
-          <w:rFonts w:ascii="맑은 고딕" w:hAnsi="맑은 고딕"/>
-          <w:sz w:val="20"/>
-        </w:rPr>
-        <w:t xml:space="preserve"> </w:t>
-      </w:r>
-      <w:r>
-        <w:rPr>
-          <w:rFonts w:ascii="맑은 고딕" w:hAnsi="맑은 고딕"/>
-          <w:sz w:val="20"/>
-        </w:rPr>
-        <w:t>월</w:t>
-      </w:r>
-      <w:r>
-        <w:rPr>
-          <w:rFonts w:ascii="맑은 고딕" w:hAnsi="맑은 고딕"/>
-          <w:sz w:val="20"/>
-        </w:rPr>
-        <w:t xml:space="preserve"> 100~500</w:t>
-      </w:r>
-      <w:r>
-        <w:rPr>
-          <w:rFonts w:ascii="맑은 고딕" w:hAnsi="맑은 고딕"/>
-          <w:sz w:val="20"/>
-        </w:rPr>
-        <w:t>만</w:t>
-      </w:r>
-      <w:r>
-        <w:rPr>
-          <w:rFonts w:ascii="맑은 고딕" w:hAnsi="맑은 고딕"/>
-          <w:sz w:val="20"/>
-        </w:rPr>
-        <w:t xml:space="preserve"> </w:t>
-      </w:r>
-      <w:r>
-        <w:rPr>
-          <w:rFonts w:ascii="맑은 고딕" w:hAnsi="맑은 고딕"/>
-          <w:sz w:val="20"/>
-        </w:rPr>
-        <w:t>원</w:t>
+        <w:t xml:space="preserve">  • DTx(</w:t>
+      </w:r>
+      <w:r>
+        <w:rPr>
+          <w:rFonts w:ascii="맑은 고딕" w:hAnsi="맑은 고딕"/>
+          <w:sz w:val="20"/>
+        </w:rPr>
+        <w:t>디지털</w:t>
+      </w:r>
+      <w:r>
+        <w:rPr>
+          <w:rFonts w:ascii="맑은 고딕" w:hAnsi="맑은 고딕"/>
+          <w:sz w:val="20"/>
+        </w:rPr>
+        <w:t xml:space="preserve"> </w:t>
+      </w:r>
+      <w:r>
+        <w:rPr>
+          <w:rFonts w:ascii="맑은 고딕" w:hAnsi="맑은 고딕"/>
+          <w:sz w:val="20"/>
+        </w:rPr>
+        <w:t>치료제</w:t>
+      </w:r>
+      <w:r>
+        <w:rPr>
+          <w:rFonts w:ascii="맑은 고딕" w:hAnsi="맑은 고딕"/>
+          <w:sz w:val="20"/>
+        </w:rPr>
+        <w:t xml:space="preserve">) </w:t>
+      </w:r>
+      <w:r>
+        <w:rPr>
+          <w:rFonts w:ascii="맑은 고딕" w:hAnsi="맑은 고딕"/>
+          <w:sz w:val="20"/>
+        </w:rPr>
+        <w:t>건강보험</w:t>
+      </w:r>
+      <w:r>
+        <w:rPr>
+          <w:rFonts w:ascii="맑은 고딕" w:hAnsi="맑은 고딕"/>
+          <w:sz w:val="20"/>
+        </w:rPr>
+        <w:t xml:space="preserve"> </w:t>
+      </w:r>
+      <w:r>
+        <w:rPr>
+          <w:rFonts w:ascii="맑은 고딕" w:hAnsi="맑은 고딕"/>
+          <w:sz w:val="20"/>
+        </w:rPr>
+        <w:t>급여</w:t>
+      </w:r>
+      <w:r>
+        <w:rPr>
+          <w:rFonts w:ascii="맑은 고딕" w:hAnsi="맑은 고딕"/>
+          <w:sz w:val="20"/>
+        </w:rPr>
+        <w:t xml:space="preserve"> </w:t>
+      </w:r>
+      <w:r>
+        <w:rPr>
+          <w:rFonts w:ascii="맑은 고딕" w:hAnsi="맑은 고딕"/>
+          <w:sz w:val="20"/>
+        </w:rPr>
+        <w:t>적용</w:t>
+      </w:r>
+      <w:r>
+        <w:rPr>
+          <w:rFonts w:ascii="맑은 고딕" w:hAnsi="맑은 고딕"/>
+          <w:sz w:val="20"/>
+        </w:rPr>
+        <w:t xml:space="preserve"> </w:t>
+      </w:r>
+      <w:r>
+        <w:rPr>
+          <w:rFonts w:ascii="맑은 고딕" w:hAnsi="맑은 고딕"/>
+          <w:sz w:val="20"/>
+        </w:rPr>
+        <w:t>시</w:t>
+      </w:r>
+      <w:r>
+        <w:rPr>
+          <w:rFonts w:ascii="맑은 고딕" w:hAnsi="맑은 고딕"/>
+          <w:sz w:val="20"/>
+        </w:rPr>
+        <w:t xml:space="preserve">, </w:t>
+      </w:r>
+      <w:r>
+        <w:rPr>
+          <w:rFonts w:ascii="맑은 고딕" w:hAnsi="맑은 고딕"/>
+          <w:sz w:val="20"/>
+        </w:rPr>
+        <w:t>처방</w:t>
+      </w:r>
+      <w:r>
+        <w:rPr>
+          <w:rFonts w:ascii="맑은 고딕" w:hAnsi="맑은 고딕"/>
+          <w:sz w:val="20"/>
+        </w:rPr>
+        <w:t xml:space="preserve"> </w:t>
+      </w:r>
+      <w:r>
+        <w:rPr>
+          <w:rFonts w:ascii="맑은 고딕" w:hAnsi="맑은 고딕"/>
+          <w:sz w:val="20"/>
+        </w:rPr>
+        <w:t>수가</w:t>
+      </w:r>
+      <w:r>
+        <w:rPr>
+          <w:rFonts w:ascii="맑은 고딕" w:hAnsi="맑은 고딕"/>
+          <w:sz w:val="20"/>
+        </w:rPr>
+        <w:t xml:space="preserve"> </w:t>
+      </w:r>
+      <w:r>
+        <w:rPr>
+          <w:rFonts w:ascii="맑은 고딕" w:hAnsi="맑은 고딕"/>
+          <w:sz w:val="20"/>
+        </w:rPr>
+        <w:t>기반으로</w:t>
+      </w:r>
+      <w:r>
+        <w:rPr>
+          <w:rFonts w:ascii="맑은 고딕" w:hAnsi="맑은 고딕"/>
+          <w:sz w:val="20"/>
+        </w:rPr>
+        <w:t xml:space="preserve"> </w:t>
+      </w:r>
+      <w:r>
+        <w:rPr>
+          <w:rFonts w:ascii="맑은 고딕" w:hAnsi="맑은 고딕"/>
+          <w:sz w:val="20"/>
+        </w:rPr>
+        <w:t>사용자</w:t>
+      </w:r>
+      <w:r>
+        <w:rPr>
+          <w:rFonts w:ascii="맑은 고딕" w:hAnsi="맑은 고딕"/>
+          <w:sz w:val="20"/>
+        </w:rPr>
+        <w:t xml:space="preserve"> </w:t>
+      </w:r>
+      <w:r>
+        <w:rPr>
+          <w:rFonts w:ascii="맑은 고딕" w:hAnsi="맑은 고딕"/>
+          <w:sz w:val="20"/>
+        </w:rPr>
+        <w:t>무제한</w:t>
+      </w:r>
+      <w:r>
+        <w:rPr>
+          <w:rFonts w:ascii="맑은 고딕" w:hAnsi="맑은 고딕"/>
+          <w:sz w:val="20"/>
+        </w:rPr>
+        <w:t xml:space="preserve"> </w:t>
+      </w:r>
+      <w:r>
+        <w:rPr>
+          <w:rFonts w:ascii="맑은 고딕" w:hAnsi="맑은 고딕"/>
+          <w:sz w:val="20"/>
+        </w:rPr>
+        <w:t>확장</w:t>
+      </w:r>
+      <w:r>
+        <w:rPr>
+          <w:rFonts w:ascii="맑은 고딕" w:hAnsi="맑은 고딕"/>
+          <w:sz w:val="20"/>
+        </w:rPr>
+        <w:t xml:space="preserve"> </w:t>
+      </w:r>
+      <w:r>
+        <w:rPr>
+          <w:rFonts w:ascii="맑은 고딕" w:hAnsi="맑은 고딕"/>
+          <w:sz w:val="20"/>
+        </w:rPr>
+        <w:t>가능</w:t>
       </w:r>
     </w:p>
     <w:p>
@@ -25987,22 +22311,13 @@
       <w:pPr>
         <w:rPr>
           <w:rFonts w:ascii="나눔명조" w:eastAsia="나눔명조" w:hAnsi="나눔명조"/>
-          <w:sz w:val="24"/>
-          <w:szCs w:val="24"/>
+          <w:sz w:val="16"/>
         </w:rPr>
       </w:pPr>
     </w:p>
     <w:p>
       <w:pPr>
         <w:rPr>
-          <w:rFonts w:ascii="나눔명조" w:eastAsia="나눔명조" w:hAnsi="나눔명조"/>
-          <w:sz w:val="16"/>
-        </w:rPr>
-      </w:pPr>
-    </w:p>
-    <w:p>
-      <w:pPr>
-        <w:rPr>
           <w:rFonts w:ascii="나눔명조" w:eastAsia="나눔명조" w:hAnsi="나눔명조" w:cs="굴림"/>
           <w:color w:val="000000"/>
           <w:sz w:val="28"/>
@@ -26242,35 +22557,63 @@
           <w:rFonts w:ascii="맑은 고딕" w:hAnsi="맑은 고딕"/>
           <w:sz w:val="20"/>
         </w:rPr>
-        <w:t>보건소</w:t>
-      </w:r>
-      <w:r>
-        <w:rPr>
-          <w:rFonts w:ascii="맑은 고딕" w:hAnsi="맑은 고딕"/>
-          <w:sz w:val="20"/>
-        </w:rPr>
-        <w:t xml:space="preserve"> 1~2</w:t>
-      </w:r>
-      <w:r>
-        <w:rPr>
-          <w:rFonts w:ascii="맑은 고딕" w:hAnsi="맑은 고딕"/>
-          <w:sz w:val="20"/>
-        </w:rPr>
-        <w:t>곳</w:t>
-      </w:r>
-      <w:r>
-        <w:rPr>
-          <w:rFonts w:ascii="맑은 고딕" w:hAnsi="맑은 고딕"/>
-          <w:sz w:val="20"/>
-        </w:rPr>
-        <w:t xml:space="preserve"> </w:t>
-      </w:r>
-      <w:r>
-        <w:rPr>
-          <w:rFonts w:ascii="맑은 고딕" w:hAnsi="맑은 고딕"/>
-          <w:sz w:val="20"/>
-        </w:rPr>
-        <w:t>파일럿</w:t>
+        <w:t>보건복지부</w:t>
+      </w:r>
+      <w:r>
+        <w:rPr>
+          <w:rFonts w:ascii="맑은 고딕" w:hAnsi="맑은 고딕"/>
+          <w:sz w:val="20"/>
+        </w:rPr>
+        <w:t>/</w:t>
+      </w:r>
+      <w:r>
+        <w:rPr>
+          <w:rFonts w:ascii="맑은 고딕" w:hAnsi="맑은 고딕"/>
+          <w:sz w:val="20"/>
+        </w:rPr>
+        <w:t>서울시</w:t>
+      </w:r>
+      <w:r>
+        <w:rPr>
+          <w:rFonts w:ascii="맑은 고딕" w:hAnsi="맑은 고딕"/>
+          <w:sz w:val="20"/>
+        </w:rPr>
+        <w:t xml:space="preserve"> </w:t>
+      </w:r>
+      <w:r>
+        <w:rPr>
+          <w:rFonts w:ascii="맑은 고딕" w:hAnsi="맑은 고딕"/>
+          <w:sz w:val="20"/>
+        </w:rPr>
+        <w:t>시범사업</w:t>
+      </w:r>
+      <w:r>
+        <w:rPr>
+          <w:rFonts w:ascii="맑은 고딕" w:hAnsi="맑은 고딕"/>
+          <w:sz w:val="20"/>
+        </w:rPr>
+        <w:t xml:space="preserve"> </w:t>
+      </w:r>
+      <w:r>
+        <w:rPr>
+          <w:rFonts w:ascii="맑은 고딕" w:hAnsi="맑은 고딕"/>
+          <w:sz w:val="20"/>
+        </w:rPr>
+        <w:t>공모</w:t>
+      </w:r>
+      <w:r>
+        <w:rPr>
+          <w:rFonts w:ascii="맑은 고딕" w:hAnsi="맑은 고딕"/>
+          <w:sz w:val="20"/>
+        </w:rPr>
+        <w:t xml:space="preserve"> </w:t>
+      </w:r>
+      <w:r>
+        <w:rPr>
+          <w:rFonts w:ascii="맑은 고딕" w:hAnsi="맑은 고딕"/>
+          <w:sz w:val="20"/>
+        </w:rPr>
+        <w:t>진입</w:t>
       </w:r>
       <w:r>
         <w:rPr>
@@ -26313,7 +22656,7 @@
           <w:rFonts w:ascii="맑은 고딕" w:hAnsi="맑은 고딕"/>
           <w:sz w:val="20"/>
         </w:rPr>
-        <w:t>파일럿</w:t>
+        <w:t>시범사업</w:t>
       </w:r>
       <w:r>
         <w:rPr>
@@ -26369,35 +22712,21 @@
           <w:rFonts w:ascii="맑은 고딕" w:hAnsi="맑은 고딕"/>
           <w:sz w:val="20"/>
         </w:rPr>
-        <w:t>서울시</w:t>
-      </w:r>
-      <w:r>
-        <w:rPr>
-          <w:rFonts w:ascii="맑은 고딕" w:hAnsi="맑은 고딕"/>
-          <w:sz w:val="20"/>
-        </w:rPr>
-        <w:t xml:space="preserve"> </w:t>
-      </w:r>
-      <w:r>
-        <w:rPr>
-          <w:rFonts w:ascii="맑은 고딕" w:hAnsi="맑은 고딕"/>
-          <w:sz w:val="20"/>
-        </w:rPr>
-        <w:t>정신건강</w:t>
-      </w:r>
-      <w:r>
-        <w:rPr>
-          <w:rFonts w:ascii="맑은 고딕" w:hAnsi="맑은 고딕"/>
-          <w:sz w:val="20"/>
-        </w:rPr>
-        <w:t xml:space="preserve"> </w:t>
-      </w:r>
-      <w:r>
-        <w:rPr>
-          <w:rFonts w:ascii="맑은 고딕" w:hAnsi="맑은 고딕"/>
-          <w:sz w:val="20"/>
-        </w:rPr>
-        <w:t>시범</w:t>
+        <w:t>보건복지부</w:t>
+      </w:r>
+      <w:r>
+        <w:rPr>
+          <w:rFonts w:ascii="맑은 고딕" w:hAnsi="맑은 고딕"/>
+          <w:sz w:val="20"/>
+        </w:rPr>
+        <w:t xml:space="preserve"> </w:t>
+      </w:r>
+      <w:r>
+        <w:rPr>
+          <w:rFonts w:ascii="맑은 고딕" w:hAnsi="맑은 고딕"/>
+          <w:sz w:val="20"/>
+        </w:rPr>
+        <w:t>국가</w:t>
       </w:r>
       <w:r>
         <w:rPr>
@@ -26425,7 +22754,21 @@
           <w:rFonts w:ascii="맑은 고딕" w:hAnsi="맑은 고딕"/>
           <w:sz w:val="20"/>
         </w:rPr>
-        <w:t>수주</w:t>
+        <w:t>솔루션</w:t>
+      </w:r>
+      <w:r>
+        <w:rPr>
+          <w:rFonts w:ascii="맑은 고딕" w:hAnsi="맑은 고딕"/>
+          <w:sz w:val="20"/>
+        </w:rPr>
+        <w:t xml:space="preserve"> </w:t>
+      </w:r>
+      <w:r>
+        <w:rPr>
+          <w:rFonts w:ascii="맑은 고딕" w:hAnsi="맑은 고딕"/>
+          <w:sz w:val="20"/>
+        </w:rPr>
+        <w:t>등록</w:t>
       </w:r>
       <w:r>
         <w:rPr>
@@ -26461,7 +22804,91 @@
           <w:rFonts w:ascii="맑은 고딕" w:hAnsi="맑은 고딕"/>
           <w:sz w:val="20"/>
         </w:rPr>
-        <w:t>: DTx(</w:t>
+        <w:t xml:space="preserve">: </w:t>
+      </w:r>
+      <w:r>
+        <w:rPr>
+          <w:rFonts w:ascii="맑은 고딕" w:hAnsi="맑은 고딕"/>
+          <w:sz w:val="20"/>
+        </w:rPr>
+        <w:t>기술보증기금</w:t>
+      </w:r>
+      <w:r>
+        <w:rPr>
+          <w:rFonts w:ascii="맑은 고딕" w:hAnsi="맑은 고딕"/>
+          <w:sz w:val="20"/>
+        </w:rPr>
+        <w:t xml:space="preserve"> </w:t>
+      </w:r>
+      <w:r>
+        <w:rPr>
+          <w:rFonts w:ascii="맑은 고딕" w:hAnsi="맑은 고딕"/>
+          <w:sz w:val="20"/>
+        </w:rPr>
+        <w:t>소셜벤처기업</w:t>
+      </w:r>
+      <w:r>
+        <w:rPr>
+          <w:rFonts w:ascii="맑은 고딕" w:hAnsi="맑은 고딕"/>
+          <w:sz w:val="20"/>
+        </w:rPr>
+        <w:t xml:space="preserve"> </w:t>
+      </w:r>
+      <w:r>
+        <w:rPr>
+          <w:rFonts w:ascii="맑은 고딕" w:hAnsi="맑은 고딕"/>
+          <w:sz w:val="20"/>
+        </w:rPr>
+        <w:t>판별</w:t>
+      </w:r>
+      <w:r>
+        <w:rPr>
+          <w:rFonts w:ascii="맑은 고딕" w:hAnsi="맑은 고딕"/>
+          <w:sz w:val="20"/>
+        </w:rPr>
+        <w:t xml:space="preserve"> </w:t>
+      </w:r>
+      <w:r>
+        <w:rPr>
+          <w:rFonts w:ascii="맑은 고딕" w:hAnsi="맑은 고딕"/>
+          <w:sz w:val="20"/>
+        </w:rPr>
+        <w:t>인증</w:t>
+      </w:r>
+      <w:r>
+        <w:rPr>
+          <w:rFonts w:ascii="맑은 고딕" w:hAnsi="맑은 고딕"/>
+          <w:sz w:val="20"/>
+        </w:rPr>
+        <w:t xml:space="preserve"> </w:t>
+      </w:r>
+      <w:r>
+        <w:rPr>
+          <w:rFonts w:ascii="맑은 고딕" w:hAnsi="맑은 고딕"/>
+          <w:sz w:val="20"/>
+        </w:rPr>
+        <w:t>획득</w:t>
+      </w:r>
+      <w:r>
+        <w:rPr>
+          <w:rFonts w:ascii="맑은 고딕" w:hAnsi="맑은 고딕"/>
+          <w:sz w:val="20"/>
+        </w:rPr>
+        <w:t xml:space="preserve"> </w:t>
+      </w:r>
+      <w:r>
+        <w:rPr>
+          <w:rFonts w:ascii="맑은 고딕" w:hAnsi="맑은 고딕"/>
+          <w:sz w:val="20"/>
+        </w:rPr>
+        <w:t>및</w:t>
+      </w:r>
+      <w:r>
+        <w:rPr>
+          <w:rFonts w:ascii="맑은 고딕" w:hAnsi="맑은 고딕"/>
+          <w:sz w:val="20"/>
+        </w:rPr>
+        <w:t xml:space="preserve"> DTx(</w:t>
       </w:r>
       <w:r>
         <w:rPr>
@@ -26750,7 +23177,6 @@
           <w:rFonts w:ascii="맑은 고딕" w:hAnsi="맑은 고딕"/>
           <w:sz w:val="20"/>
         </w:rPr>
-        <w:lastRenderedPageBreak/>
         <w:br/>
         <w:t xml:space="preserve">  [</w:t>
       </w:r>
@@ -27626,27 +24052,6 @@
         </w:rPr>
         <w:t>.</w:t>
       </w:r>
-    </w:p>
-    <w:p>
-      <w:pPr>
-        <w:rPr>
-          <w:rFonts w:ascii="나눔명조" w:eastAsia="나눔명조" w:hAnsi="나눔명조"/>
-          <w:sz w:val="24"/>
-          <w:szCs w:val="24"/>
-        </w:rPr>
-      </w:pPr>
-    </w:p>
-    <w:p>
-      <w:pPr>
-        <w:pStyle w:val="a3"/>
-        <w:spacing w:before="11"/>
-        <w:rPr>
-          <w:rFonts w:ascii="Book Antiqua"/>
-          <w:b w:val="0"/>
-          <w:sz w:val="24"/>
-          <w:szCs w:val="24"/>
-        </w:rPr>
-      </w:pPr>
     </w:p>
     <w:p>
       <w:pPr>
@@ -27665,6 +24070,7 @@
           <w:sz w:val="26"/>
           <w:szCs w:val="26"/>
         </w:rPr>
+        <w:lastRenderedPageBreak/>
         <w:t>&lt;</w:t>
       </w:r>
       <w:r>
@@ -29060,7 +25466,7 @@
                           <pic:cNvPicPr/>
                         </pic:nvPicPr>
                         <pic:blipFill>
-                          <a:blip r:embed="rId11">
+                          <a:blip r:embed="rId13">
                             <a:extLst>
                               <a:ext uri="{28A0092B-C50C-407E-A947-70E740481C1C}">
                                 <a14:useLocalDpi xmlns:a14="http://schemas.microsoft.com/office/drawing/2010/main" val="0"/>
@@ -29240,11 +25646,11 @@
           </mc:Choice>
           <mc:Fallback>
             <w:pict>
-              <v:group id="shape1069" o:spid="_x0000_s1070" style="width:423.05pt;height:31.65pt;mso-position-horizontal-relative:char;mso-position-vertical-relative:line" coordsize="8461,633" o:gfxdata="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">
-                <v:shape id="이미지" o:spid="_x0000_s1071" type="#_x0000_t75" style="position:absolute;width:8461;height:633;visibility:visible;mso-wrap-style:square" o:gfxdata="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">
-                  <v:imagedata r:id="rId15" o:title=""/>
+              <v:group w14:anchorId="549F6AD8" id="shape1069" o:spid="_x0000_s1051" style="width:423.05pt;height:31.65pt;mso-position-horizontal-relative:char;mso-position-vertical-relative:line" coordsize="8461,633" o:gfxdata="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">
+                <v:shape id="이미지" o:spid="_x0000_s1052" type="#_x0000_t75" style="position:absolute;width:8461;height:633;visibility:visible;mso-wrap-style:square" o:gfxdata="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">
+                  <v:imagedata r:id="rId14" o:title=""/>
                 </v:shape>
-                <v:rect id="child 2" o:spid="_x0000_s1072" style="position:absolute;width:8461;height:633;visibility:visible;mso-wrap-style:square;v-text-anchor:top" o:gfxdata="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" filled="f" stroked="f">
+                <v:rect id="child 2" o:spid="_x0000_s1053" style="position:absolute;width:8461;height:633;visibility:visible;mso-wrap-style:square;v-text-anchor:top" o:gfxdata="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" filled="f" stroked="f">
                   <v:textbox inset="0,0,0,0">
                     <w:txbxContent>
                       <w:p>
@@ -29306,14 +25712,7 @@
                             <w:rFonts w:ascii="HY헤드라인M" w:eastAsia="HY헤드라인M" w:hint="eastAsia"/>
                             <w:sz w:val="28"/>
                           </w:rPr>
-                          <w:t>(Team)_</w:t>
-                        </w:r>
-                        <w:r>
-                          <w:rPr>
-                            <w:rFonts w:ascii="HY헤드라인M" w:eastAsia="HY헤드라인M" w:hint="eastAsia"/>
-                            <w:sz w:val="28"/>
-                          </w:rPr>
-                          <w:t>대표자</w:t>
+                          <w:t>(Team)_대표자</w:t>
                         </w:r>
                         <w:r>
                           <w:rPr>
@@ -29390,127 +25789,24 @@
     <w:p>
       <w:pPr>
         <w:pStyle w:val="a3"/>
-        <w:spacing w:before="11"/>
-        <w:rPr>
-          <w:rFonts w:ascii="함초롬돋움"/>
-          <w:b w:val="0"/>
-          <w:sz w:val="9"/>
+        <w:spacing w:before="14"/>
+        <w:rPr>
+          <w:sz w:val="3"/>
         </w:rPr>
       </w:pPr>
     </w:p>
     <w:p>
       <w:pPr>
-        <w:pStyle w:val="a3"/>
-        <w:spacing w:before="83" w:line="211" w:lineRule="auto"/>
-        <w:ind w:leftChars="100" w:left="440" w:hangingChars="100" w:hanging="220"/>
-      </w:pPr>
-      <w:r>
-        <w:rPr>
-          <w:color w:val="FF0000"/>
-        </w:rPr>
-        <w:t xml:space="preserve">※ 성명, 성별, 생년월일, 출신학교, 소재지 등의 개인정보(유추가능한 정보)는 삭제 또는 </w:t>
-      </w:r>
-      <w:proofErr w:type="spellStart"/>
-      <w:r>
-        <w:rPr>
-          <w:color w:val="FF0000"/>
-        </w:rPr>
-        <w:t>마스킹</w:t>
-      </w:r>
-      <w:proofErr w:type="spellEnd"/>
-      <w:r>
-        <w:rPr>
-          <w:color w:val="FF0000"/>
-        </w:rPr>
-        <w:t xml:space="preserve"> [학력] (전문)학·석·박사, 학과·전공</w:t>
-      </w:r>
-      <w:r>
-        <w:rPr>
-          <w:color w:val="FF0000"/>
-          <w:spacing w:val="40"/>
-        </w:rPr>
-        <w:t xml:space="preserve"> </w:t>
-      </w:r>
-      <w:r>
-        <w:rPr>
-          <w:color w:val="FF0000"/>
-        </w:rPr>
-        <w:t>등, [직장] 직업, 주요</w:t>
-      </w:r>
-      <w:r>
-        <w:rPr>
-          <w:color w:val="FF0000"/>
-          <w:spacing w:val="38"/>
-        </w:rPr>
-        <w:t xml:space="preserve"> </w:t>
-      </w:r>
-      <w:r>
-        <w:rPr>
-          <w:color w:val="FF0000"/>
-        </w:rPr>
-        <w:t>수행업무</w:t>
-      </w:r>
-      <w:r>
-        <w:rPr>
-          <w:color w:val="FF0000"/>
-          <w:spacing w:val="38"/>
-        </w:rPr>
-        <w:t xml:space="preserve"> </w:t>
-      </w:r>
-      <w:r>
-        <w:rPr>
-          <w:color w:val="FF0000"/>
-        </w:rPr>
-        <w:t>등만</w:t>
-      </w:r>
-      <w:r>
-        <w:rPr>
-          <w:color w:val="FF0000"/>
-          <w:spacing w:val="38"/>
-        </w:rPr>
-        <w:t xml:space="preserve"> </w:t>
-      </w:r>
-      <w:r>
-        <w:rPr>
-          <w:color w:val="FF0000"/>
-        </w:rPr>
-        <w:t>작성</w:t>
-      </w:r>
-      <w:r>
-        <w:rPr>
-          <w:color w:val="FF0000"/>
-          <w:spacing w:val="38"/>
-        </w:rPr>
-        <w:t xml:space="preserve"> </w:t>
-      </w:r>
-      <w:r>
-        <w:rPr>
-          <w:color w:val="FF0000"/>
-        </w:rPr>
-        <w:t>가능</w:t>
-      </w:r>
-    </w:p>
-    <w:p>
-      <w:pPr>
-        <w:pStyle w:val="a3"/>
-        <w:spacing w:before="14"/>
-        <w:rPr>
-          <w:sz w:val="3"/>
+        <w:rPr>
+          <w:rFonts w:ascii="나눔명조" w:eastAsia="나눔명조" w:hAnsi="나눔명조"/>
+          <w:sz w:val="16"/>
+          <w:szCs w:val="16"/>
         </w:rPr>
       </w:pPr>
     </w:p>
     <w:p>
       <w:pPr>
         <w:rPr>
-          <w:rFonts w:ascii="나눔명조" w:eastAsia="나눔명조" w:hAnsi="나눔명조"/>
-          <w:sz w:val="16"/>
-          <w:szCs w:val="16"/>
-        </w:rPr>
-      </w:pPr>
-    </w:p>
-    <w:p>
-      <w:pPr>
-        <w:rPr>
           <w:rFonts w:ascii="나눔명조" w:eastAsia="나눔명조" w:hAnsi="나눔명조" w:cs="굴림"/>
           <w:color w:val="000000"/>
           <w:sz w:val="28"/>
@@ -30884,25 +27180,6 @@
         </w:rPr>
         <w:t>)</w:t>
       </w:r>
-    </w:p>
-    <w:p>
-      <w:pPr>
-        <w:rPr>
-          <w:rFonts w:ascii="나눔명조" w:eastAsia="나눔명조" w:hAnsi="나눔명조"/>
-          <w:sz w:val="24"/>
-          <w:szCs w:val="24"/>
-        </w:rPr>
-      </w:pPr>
-    </w:p>
-    <w:p>
-      <w:pPr>
-        <w:rPr>
-          <w:rFonts w:ascii="나눔명조" w:eastAsia="나눔명조" w:hAnsi="나눔명조"/>
-          <w:b/>
-          <w:sz w:val="24"/>
-          <w:szCs w:val="24"/>
-        </w:rPr>
-      </w:pPr>
     </w:p>
     <w:p>
       <w:pPr>
@@ -32839,7 +29116,6 @@
                 <w:rFonts w:ascii="맑은 고딕" w:hAnsi="맑은 고딕"/>
                 <w:sz w:val="18"/>
               </w:rPr>
-              <w:lastRenderedPageBreak/>
               <w:t>피드백</w:t>
             </w:r>
             <w:r>
@@ -32874,7 +29150,6 @@
                 <w:rFonts w:ascii="맑은 고딕" w:hAnsi="맑은 고딕"/>
                 <w:sz w:val="18"/>
               </w:rPr>
-              <w:lastRenderedPageBreak/>
               <w:t>2026.09</w:t>
             </w:r>
           </w:p>
